--- a/CMA_Summaries_B1_Ch05.docx
+++ b/CMA_Summaries_B1_Ch05.docx
@@ -111,7 +111,7 @@
       <w:r>
         <w:drawing>
           <wp:inline distT="0" distB="0" distL="0" distR="0">
-            <wp:extent cx="5734050" cy="1856025"/>
+            <wp:extent cx="5734050" cy="2112550"/>
             <wp:effectExtent t="0" r="0" b="0" l="0"/>
             <wp:docPr id="1" name="" descr="" title=""/>
             <wp:cNvGraphicFramePr>
@@ -136,7 +136,7 @@
                   <pic:spPr bwMode="auto">
                     <a:xfrm>
                       <a:off x="0" y="0"/>
-                      <a:ext cx="5734050" cy="1856025"/>
+                      <a:ext cx="5734050" cy="2112550"/>
                     </a:xfrm>
                     <a:prstGeom prst="rect">
                       <a:avLst/>
@@ -4808,7 +4808,7 @@
                 <w:sz w:val="16"/>
                 <w:szCs w:val="16"/>
               </w:rPr>
-              <w:t xml:space="preserve">Income taxes paid   ·   Net income   ·   Interest received</w:t>
+              <w:t xml:space="preserve">Income taxes paid   ·   Dividends received   ·   Interest received</w:t>
             </w:r>
           </w:p>
         </w:tc>
@@ -5360,7 +5360,7 @@
                 <w:sz w:val="16"/>
                 <w:szCs w:val="16"/>
               </w:rPr>
-              <w:t xml:space="preserve">Cash received from selling Jordan Glass shares   ·   Land acquired by issuing a long-term note (no cash)   ·   statement of cash flows</w:t>
+              <w:t xml:space="preserve">Cash received from selling Jordan Glass shares   ·   Land acquired by issuing a long-term note (no cash)   ·   Cash paid to buy back the company's own shares</w:t>
             </w:r>
           </w:p>
         </w:tc>
@@ -7257,7 +7257,7 @@
       <w:r>
         <w:drawing>
           <wp:inline distT="0" distB="0" distL="0" distR="0">
-            <wp:extent cx="5734050" cy="1916375"/>
+            <wp:extent cx="5734050" cy="1999375"/>
             <wp:effectExtent t="0" r="0" b="0" l="0"/>
             <wp:docPr id="1" name="" descr="" title=""/>
             <wp:cNvGraphicFramePr>
@@ -7282,7 +7282,7 @@
                   <pic:spPr bwMode="auto">
                     <a:xfrm>
                       <a:off x="0" y="0"/>
-                      <a:ext cx="5734050" cy="1916375"/>
+                      <a:ext cx="5734050" cy="1999375"/>
                     </a:xfrm>
                     <a:prstGeom prst="rect">
                       <a:avLst/>
@@ -7350,7 +7350,7 @@
                 <w:sz w:val="16"/>
                 <w:szCs w:val="16"/>
               </w:rPr>
-              <w:t xml:space="preserve">equity-method   ·   receivables   ·   add back noncash expenses and losses   ·   operating activities</w:t>
+              <w:t xml:space="preserve">dividends   ·   operating activities   ·   subtracted   ·   equity-method   ·   add back noncash expenses and losses   ·   receivables</w:t>
             </w:r>
           </w:p>
         </w:tc>
@@ -7377,7 +7377,7 @@
           <w:sz w:val="16"/>
           <w:szCs w:val="16"/>
         </w:rPr>
-        <w:t xml:space="preserve">      gaps 6–8</w:t>
+        <w:t xml:space="preserve">      gaps 8–10</w:t>
       </w:r>
     </w:p>
     <w:p>
@@ -7407,7 +7407,7 @@
           <w:sz w:val="15"/>
           <w:szCs w:val="15"/>
         </w:rPr>
-        <w:t xml:space="preserve"> (6) </w:t>
+        <w:t xml:space="preserve"> (8) </w:t>
       </w:r>
       <w:r>
         <w:rPr>
@@ -7446,7 +7446,7 @@
           <w:sz w:val="15"/>
           <w:szCs w:val="15"/>
         </w:rPr>
-        <w:t xml:space="preserve"> (7) </w:t>
+        <w:t xml:space="preserve"> (9) </w:t>
       </w:r>
       <w:r>
         <w:rPr>
@@ -7485,7 +7485,7 @@
           <w:sz w:val="15"/>
           <w:szCs w:val="15"/>
         </w:rPr>
-        <w:t xml:space="preserve"> (8) </w:t>
+        <w:t xml:space="preserve"> (10) </w:t>
       </w:r>
       <w:r>
         <w:rPr>
@@ -7639,7 +7639,7 @@
           <w:sz w:val="16"/>
           <w:szCs w:val="16"/>
         </w:rPr>
-        <w:t xml:space="preserve">      gaps 9–11</w:t>
+        <w:t xml:space="preserve">      gaps 11–13</w:t>
       </w:r>
     </w:p>
     <w:p>
@@ -7669,7 +7669,7 @@
           <w:sz w:val="15"/>
           <w:szCs w:val="15"/>
         </w:rPr>
-        <w:t xml:space="preserve"> (9) </w:t>
+        <w:t xml:space="preserve"> (11) </w:t>
       </w:r>
       <w:r>
         <w:rPr>
@@ -7708,7 +7708,7 @@
           <w:sz w:val="15"/>
           <w:szCs w:val="15"/>
         </w:rPr>
-        <w:t xml:space="preserve"> (10) </w:t>
+        <w:t xml:space="preserve"> (12) </w:t>
       </w:r>
       <w:r>
         <w:rPr>
@@ -7747,7 +7747,7 @@
           <w:sz w:val="15"/>
           <w:szCs w:val="15"/>
         </w:rPr>
-        <w:t xml:space="preserve"> (11) </w:t>
+        <w:t xml:space="preserve"> (13) </w:t>
       </w:r>
       <w:r>
         <w:rPr>
@@ -8110,14 +8110,14 @@
                 <w:sz w:val="16"/>
                 <w:szCs w:val="16"/>
               </w:rPr>
-              <w:t xml:space="preserve">7  </w:t>
-            </w:r>
-            <w:r>
-              <w:rPr>
-                <w:sz w:val="16"/>
-                <w:szCs w:val="16"/>
-              </w:rPr>
-              <w:t xml:space="preserve">equity-method</w:t>
+              <w:t xml:space="preserve">8  </w:t>
+            </w:r>
+            <w:r>
+              <w:rPr>
+                <w:sz w:val="16"/>
+                <w:szCs w:val="16"/>
+              </w:rPr>
+              <w:t xml:space="preserve">depreciation</w:t>
             </w:r>
           </w:p>
         </w:tc>
@@ -8178,14 +8178,14 @@
                 <w:sz w:val="16"/>
                 <w:szCs w:val="16"/>
               </w:rPr>
-              <w:t xml:space="preserve">8  </w:t>
-            </w:r>
-            <w:r>
-              <w:rPr>
-                <w:sz w:val="16"/>
-                <w:szCs w:val="16"/>
-              </w:rPr>
-              <w:t xml:space="preserve">Working-capital</w:t>
+              <w:t xml:space="preserve">9  </w:t>
+            </w:r>
+            <w:r>
+              <w:rPr>
+                <w:sz w:val="16"/>
+                <w:szCs w:val="16"/>
+              </w:rPr>
+              <w:t xml:space="preserve">equity-method</w:t>
             </w:r>
           </w:p>
         </w:tc>
@@ -8246,14 +8246,14 @@
                 <w:sz w:val="16"/>
                 <w:szCs w:val="16"/>
               </w:rPr>
-              <w:t xml:space="preserve">9  </w:t>
-            </w:r>
-            <w:r>
-              <w:rPr>
-                <w:sz w:val="16"/>
-                <w:szCs w:val="16"/>
-              </w:rPr>
-              <w:t xml:space="preserve">Dividends</w:t>
+              <w:t xml:space="preserve">10  </w:t>
+            </w:r>
+            <w:r>
+              <w:rPr>
+                <w:sz w:val="16"/>
+                <w:szCs w:val="16"/>
+              </w:rPr>
+              <w:t xml:space="preserve">Working-capital</w:t>
             </w:r>
           </w:p>
         </w:tc>
@@ -8314,14 +8314,14 @@
                 <w:sz w:val="16"/>
                 <w:szCs w:val="16"/>
               </w:rPr>
-              <w:t xml:space="preserve">10  </w:t>
-            </w:r>
-            <w:r>
-              <w:rPr>
-                <w:sz w:val="16"/>
-                <w:szCs w:val="16"/>
-              </w:rPr>
-              <w:t xml:space="preserve">include</w:t>
+              <w:t xml:space="preserve">11  </w:t>
+            </w:r>
+            <w:r>
+              <w:rPr>
+                <w:sz w:val="16"/>
+                <w:szCs w:val="16"/>
+              </w:rPr>
+              <w:t xml:space="preserve">Dividends</w:t>
             </w:r>
           </w:p>
         </w:tc>
@@ -8356,7 +8356,7 @@
                 <w:sz w:val="16"/>
                 <w:szCs w:val="16"/>
               </w:rPr>
-              <w:t xml:space="preserve">receivables</w:t>
+              <w:t xml:space="preserve">dividends</w:t>
             </w:r>
           </w:p>
         </w:tc>
@@ -8382,14 +8382,14 @@
                 <w:sz w:val="16"/>
                 <w:szCs w:val="16"/>
               </w:rPr>
-              <w:t xml:space="preserve">11  </w:t>
-            </w:r>
-            <w:r>
-              <w:rPr>
-                <w:sz w:val="16"/>
-                <w:szCs w:val="16"/>
-              </w:rPr>
-              <w:t xml:space="preserve">investing</w:t>
+              <w:t xml:space="preserve">12  </w:t>
+            </w:r>
+            <w:r>
+              <w:rPr>
+                <w:sz w:val="16"/>
+                <w:szCs w:val="16"/>
+              </w:rPr>
+              <w:t xml:space="preserve">include</w:t>
             </w:r>
           </w:p>
         </w:tc>
@@ -8424,7 +8424,75 @@
                 <w:sz w:val="16"/>
                 <w:szCs w:val="16"/>
               </w:rPr>
-              <w:t xml:space="preserve">depreciation</w:t>
+              <w:t xml:space="preserve">receivables</w:t>
+            </w:r>
+          </w:p>
+        </w:tc>
+        <w:tc>
+          <w:tcPr>
+            <w:tcW w:type="pct" w:w="2500"/>
+            <w:tcMar>
+              <w:top w:type="dxa" w:w="20"/>
+              <w:left w:type="dxa" w:w="80"/>
+              <w:bottom w:type="dxa" w:w="20"/>
+              <w:right w:type="dxa" w:w="80"/>
+            </w:tcMar>
+          </w:tcPr>
+          <w:p>
+            <w:pPr>
+              <w:spacing w:before="12" w:after="12"/>
+            </w:pPr>
+            <w:r>
+              <w:rPr>
+                <w:b/>
+                <w:bCs/>
+                <w:color w:val="8186EF"/>
+                <w:sz w:val="16"/>
+                <w:szCs w:val="16"/>
+              </w:rPr>
+              <w:t xml:space="preserve">13  </w:t>
+            </w:r>
+            <w:r>
+              <w:rPr>
+                <w:sz w:val="16"/>
+                <w:szCs w:val="16"/>
+              </w:rPr>
+              <w:t xml:space="preserve">investing</w:t>
+            </w:r>
+          </w:p>
+        </w:tc>
+      </w:tr>
+      <w:tr>
+        <w:tc>
+          <w:tcPr>
+            <w:tcW w:type="pct" w:w="2500"/>
+            <w:tcMar>
+              <w:top w:type="dxa" w:w="20"/>
+              <w:left w:type="dxa" w:w="80"/>
+              <w:bottom w:type="dxa" w:w="20"/>
+              <w:right w:type="dxa" w:w="80"/>
+            </w:tcMar>
+          </w:tcPr>
+          <w:p>
+            <w:pPr>
+              <w:spacing w:before="12" w:after="12"/>
+            </w:pPr>
+            <w:r>
+              <w:rPr>
+                <w:b/>
+                <w:bCs/>
+                <w:color w:val="8186EF"/>
+                <w:sz w:val="16"/>
+                <w:szCs w:val="16"/>
+              </w:rPr>
+              <w:t xml:space="preserve">7  </w:t>
+            </w:r>
+            <w:r>
+              <w:rPr>
+                <w:sz w:val="16"/>
+                <w:szCs w:val="16"/>
+              </w:rPr>
+              <w:t xml:space="preserve">subtracted</w:t>
             </w:r>
           </w:p>
         </w:tc>
@@ -13322,7 +13390,7 @@
                 <w:sz w:val="16"/>
                 <w:szCs w:val="16"/>
               </w:rPr>
-              <w:t xml:space="preserve">Dividend paid   ·   cash equivalents   ·   Interest paid</w:t>
+              <w:t xml:space="preserve">Dividend paid   ·   operating activities   ·   Interest paid</w:t>
             </w:r>
           </w:p>
         </w:tc>

--- a/CMA_Summaries_B1_Ch05.docx
+++ b/CMA_Summaries_B1_Ch05.docx
@@ -731,8 +731,8 @@
         </w:tblBorders>
       </w:tblPr>
       <w:tblGrid>
-        <w:gridCol w:w="5088"/>
-        <w:gridCol w:w="4512"/>
+        <w:gridCol w:w="4992"/>
+        <w:gridCol w:w="4608"/>
       </w:tblGrid>
       <w:tr>
         <w:tc>
@@ -767,7 +767,7 @@
       <w:tr>
         <w:tc>
           <w:tcPr>
-            <w:tcW w:type="pct" w:w="2650"/>
+            <w:tcW w:type="pct" w:w="2600"/>
             <w:shd w:fill="353A7C" w:val="clear"/>
             <w:tcMar>
               <w:top w:type="dxa" w:w="50"/>
@@ -794,7 +794,7 @@
         </w:tc>
         <w:tc>
           <w:tcPr>
-            <w:tcW w:type="pct" w:w="2350"/>
+            <w:tcW w:type="pct" w:w="2400"/>
             <w:shd w:fill="353A7C" w:val="clear"/>
             <w:tcMar>
               <w:top w:type="dxa" w:w="50"/>
@@ -823,7 +823,153 @@
       <w:tr>
         <w:tc>
           <w:tcPr>
-            <w:tcW w:type="pct" w:w="2650"/>
+            <w:tcW w:type="pct" w:w="2600"/>
+            <w:tcMar>
+              <w:top w:type="dxa" w:w="50"/>
+              <w:left w:type="dxa" w:w="110"/>
+              <w:bottom w:type="dxa" w:w="50"/>
+              <w:right w:type="dxa" w:w="110"/>
+            </w:tcMar>
+          </w:tcPr>
+          <w:p>
+            <w:pPr>
+              <w:spacing w:before="28" w:after="28"/>
+            </w:pPr>
+            <w:r>
+              <w:rPr>
+                <w:sz w:val="15"/>
+                <w:szCs w:val="15"/>
+              </w:rPr>
+              <w:t xml:space="preserve">Cash flows from operating activities</w:t>
+            </w:r>
+          </w:p>
+        </w:tc>
+        <w:tc>
+          <w:tcPr>
+            <w:tcW w:type="pct" w:w="2400"/>
+            <w:tcMar>
+              <w:top w:type="dxa" w:w="50"/>
+              <w:left w:type="dxa" w:w="110"/>
+              <w:bottom w:type="dxa" w:w="50"/>
+              <w:right w:type="dxa" w:w="110"/>
+            </w:tcMar>
+          </w:tcPr>
+          <w:p>
+            <w:pPr>
+              <w:spacing w:before="28" w:after="28"/>
+            </w:pPr>
+            <w:r>
+              <w:rPr>
+                <w:sz w:val="15"/>
+                <w:szCs w:val="15"/>
+              </w:rPr>
+              <w:t xml:space="preserve"> </w:t>
+            </w:r>
+          </w:p>
+        </w:tc>
+      </w:tr>
+      <w:tr>
+        <w:tc>
+          <w:tcPr>
+            <w:tcW w:type="pct" w:w="2600"/>
+            <w:shd w:fill="FBFAF6" w:val="clear"/>
+            <w:tcMar>
+              <w:top w:type="dxa" w:w="50"/>
+              <w:left w:type="dxa" w:w="110"/>
+              <w:bottom w:type="dxa" w:w="50"/>
+              <w:right w:type="dxa" w:w="110"/>
+            </w:tcMar>
+          </w:tcPr>
+          <w:p>
+            <w:pPr>
+              <w:spacing w:before="28" w:after="28"/>
+            </w:pPr>
+            <w:r>
+              <w:rPr>
+                <w:sz w:val="15"/>
+                <w:szCs w:val="15"/>
+              </w:rPr>
+              <w:t xml:space="preserve">Net income</w:t>
+            </w:r>
+          </w:p>
+        </w:tc>
+        <w:tc>
+          <w:tcPr>
+            <w:tcW w:type="pct" w:w="2400"/>
+            <w:shd w:fill="FBFAF6" w:val="clear"/>
+            <w:tcMar>
+              <w:top w:type="dxa" w:w="50"/>
+              <w:left w:type="dxa" w:w="110"/>
+              <w:bottom w:type="dxa" w:w="50"/>
+              <w:right w:type="dxa" w:w="110"/>
+            </w:tcMar>
+          </w:tcPr>
+          <w:p>
+            <w:pPr>
+              <w:spacing w:before="28" w:after="28"/>
+            </w:pPr>
+            <w:r>
+              <w:rPr>
+                <w:sz w:val="15"/>
+                <w:szCs w:val="15"/>
+              </w:rPr>
+              <w:t xml:space="preserve">2,969,100</w:t>
+            </w:r>
+          </w:p>
+        </w:tc>
+      </w:tr>
+      <w:tr>
+        <w:tc>
+          <w:tcPr>
+            <w:tcW w:type="pct" w:w="2600"/>
+            <w:tcMar>
+              <w:top w:type="dxa" w:w="50"/>
+              <w:left w:type="dxa" w:w="110"/>
+              <w:bottom w:type="dxa" w:w="50"/>
+              <w:right w:type="dxa" w:w="110"/>
+            </w:tcMar>
+          </w:tcPr>
+          <w:p>
+            <w:pPr>
+              <w:spacing w:before="28" w:after="28"/>
+            </w:pPr>
+            <w:r>
+              <w:rPr>
+                <w:sz w:val="15"/>
+                <w:szCs w:val="15"/>
+              </w:rPr>
+              <w:t xml:space="preserve">Adjustments to reconcile net income to net cash from operating activities:</w:t>
+            </w:r>
+          </w:p>
+        </w:tc>
+        <w:tc>
+          <w:tcPr>
+            <w:tcW w:type="pct" w:w="2400"/>
+            <w:tcMar>
+              <w:top w:type="dxa" w:w="50"/>
+              <w:left w:type="dxa" w:w="110"/>
+              <w:bottom w:type="dxa" w:w="50"/>
+              <w:right w:type="dxa" w:w="110"/>
+            </w:tcMar>
+          </w:tcPr>
+          <w:p>
+            <w:pPr>
+              <w:spacing w:before="28" w:after="28"/>
+            </w:pPr>
+            <w:r>
+              <w:rPr>
+                <w:sz w:val="15"/>
+                <w:szCs w:val="15"/>
+              </w:rPr>
+              <w:t xml:space="preserve"> </w:t>
+            </w:r>
+          </w:p>
+        </w:tc>
+      </w:tr>
+      <w:tr>
+        <w:tc>
+          <w:tcPr>
+            <w:tcW w:type="pct" w:w="2600"/>
             <w:shd w:fill="FFFFFF" w:val="clear"/>
             <w:tcMar>
               <w:top w:type="dxa" w:w="50"/>
@@ -850,7 +996,8 @@
         </w:tc>
         <w:tc>
           <w:tcPr>
-            <w:tcW w:type="pct" w:w="2350"/>
+            <w:tcW w:type="pct" w:w="2400"/>
+            <w:shd w:fill="FBFAF6" w:val="clear"/>
             <w:tcMar>
               <w:top w:type="dxa" w:w="50"/>
               <w:left w:type="dxa" w:w="110"/>
@@ -867,16 +1014,15 @@
                 <w:sz w:val="15"/>
                 <w:szCs w:val="15"/>
               </w:rPr>
-              <w:t xml:space="preserve"> </w:t>
-            </w:r>
-          </w:p>
-        </w:tc>
-      </w:tr>
-      <w:tr>
-        <w:tc>
-          <w:tcPr>
-            <w:tcW w:type="pct" w:w="2650"/>
-            <w:shd w:fill="FBFAF6" w:val="clear"/>
+              <w:t xml:space="preserve">2,100,000</w:t>
+            </w:r>
+          </w:p>
+        </w:tc>
+      </w:tr>
+      <w:tr>
+        <w:tc>
+          <w:tcPr>
+            <w:tcW w:type="pct" w:w="2600"/>
             <w:tcMar>
               <w:top w:type="dxa" w:w="50"/>
               <w:left w:type="dxa" w:w="110"/>
@@ -893,14 +1039,13 @@
                 <w:sz w:val="15"/>
                 <w:szCs w:val="15"/>
               </w:rPr>
-              <w:t xml:space="preserve">Net income</w:t>
-            </w:r>
-          </w:p>
-        </w:tc>
-        <w:tc>
-          <w:tcPr>
-            <w:tcW w:type="pct" w:w="2350"/>
-            <w:shd w:fill="FBFAF6" w:val="clear"/>
+              <w:t xml:space="preserve">Impairment losses</w:t>
+            </w:r>
+          </w:p>
+        </w:tc>
+        <w:tc>
+          <w:tcPr>
+            <w:tcW w:type="pct" w:w="2400"/>
             <w:tcMar>
               <w:top w:type="dxa" w:w="50"/>
               <w:left w:type="dxa" w:w="110"/>
@@ -917,15 +1062,16 @@
                 <w:sz w:val="15"/>
                 <w:szCs w:val="15"/>
               </w:rPr>
-              <w:t xml:space="preserve">2,969,100</w:t>
-            </w:r>
-          </w:p>
-        </w:tc>
-      </w:tr>
-      <w:tr>
-        <w:tc>
-          <w:tcPr>
-            <w:tcW w:type="pct" w:w="2650"/>
+              <w:t xml:space="preserve">2,724,000</w:t>
+            </w:r>
+          </w:p>
+        </w:tc>
+      </w:tr>
+      <w:tr>
+        <w:tc>
+          <w:tcPr>
+            <w:tcW w:type="pct" w:w="2600"/>
+            <w:shd w:fill="FBFAF6" w:val="clear"/>
             <w:tcMar>
               <w:top w:type="dxa" w:w="50"/>
               <w:left w:type="dxa" w:w="110"/>
@@ -942,13 +1088,14 @@
                 <w:sz w:val="15"/>
                 <w:szCs w:val="15"/>
               </w:rPr>
-              <w:t xml:space="preserve">Adjustments to reconcile net income to net cash from operating activities:</w:t>
-            </w:r>
-          </w:p>
-        </w:tc>
-        <w:tc>
-          <w:tcPr>
-            <w:tcW w:type="pct" w:w="2350"/>
+              <w:t xml:space="preserve">Equity-method income</w:t>
+            </w:r>
+          </w:p>
+        </w:tc>
+        <w:tc>
+          <w:tcPr>
+            <w:tcW w:type="pct" w:w="2400"/>
+            <w:shd w:fill="FBFAF6" w:val="clear"/>
             <w:tcMar>
               <w:top w:type="dxa" w:w="50"/>
               <w:left w:type="dxa" w:w="110"/>
@@ -965,16 +1112,15 @@
                 <w:sz w:val="15"/>
                 <w:szCs w:val="15"/>
               </w:rPr>
-              <w:t xml:space="preserve"> </w:t>
-            </w:r>
-          </w:p>
-        </w:tc>
-      </w:tr>
-      <w:tr>
-        <w:tc>
-          <w:tcPr>
-            <w:tcW w:type="pct" w:w="2650"/>
-            <w:shd w:fill="FBFAF6" w:val="clear"/>
+              <w:t xml:space="preserve">(177,000)</w:t>
+            </w:r>
+          </w:p>
+        </w:tc>
+      </w:tr>
+      <w:tr>
+        <w:tc>
+          <w:tcPr>
+            <w:tcW w:type="pct" w:w="2600"/>
             <w:tcMar>
               <w:top w:type="dxa" w:w="50"/>
               <w:left w:type="dxa" w:w="110"/>
@@ -991,14 +1137,13 @@
                 <w:sz w:val="15"/>
                 <w:szCs w:val="15"/>
               </w:rPr>
-              <w:t xml:space="preserve">Depreciation</w:t>
-            </w:r>
-          </w:p>
-        </w:tc>
-        <w:tc>
-          <w:tcPr>
-            <w:tcW w:type="pct" w:w="2350"/>
-            <w:shd w:fill="FBFAF6" w:val="clear"/>
+              <w:t xml:space="preserve">Dividends from equity-method investees</w:t>
+            </w:r>
+          </w:p>
+        </w:tc>
+        <w:tc>
+          <w:tcPr>
+            <w:tcW w:type="pct" w:w="2400"/>
             <w:tcMar>
               <w:top w:type="dxa" w:w="50"/>
               <w:left w:type="dxa" w:w="110"/>
@@ -1015,152 +1160,6 @@
                 <w:sz w:val="15"/>
                 <w:szCs w:val="15"/>
               </w:rPr>
-              <w:t xml:space="preserve">2,100,000</w:t>
-            </w:r>
-          </w:p>
-        </w:tc>
-      </w:tr>
-      <w:tr>
-        <w:tc>
-          <w:tcPr>
-            <w:tcW w:type="pct" w:w="2650"/>
-            <w:tcMar>
-              <w:top w:type="dxa" w:w="50"/>
-              <w:left w:type="dxa" w:w="110"/>
-              <w:bottom w:type="dxa" w:w="50"/>
-              <w:right w:type="dxa" w:w="110"/>
-            </w:tcMar>
-          </w:tcPr>
-          <w:p>
-            <w:pPr>
-              <w:spacing w:before="28" w:after="28"/>
-            </w:pPr>
-            <w:r>
-              <w:rPr>
-                <w:sz w:val="15"/>
-                <w:szCs w:val="15"/>
-              </w:rPr>
-              <w:t xml:space="preserve">Impairment losses</w:t>
-            </w:r>
-          </w:p>
-        </w:tc>
-        <w:tc>
-          <w:tcPr>
-            <w:tcW w:type="pct" w:w="2350"/>
-            <w:tcMar>
-              <w:top w:type="dxa" w:w="50"/>
-              <w:left w:type="dxa" w:w="110"/>
-              <w:bottom w:type="dxa" w:w="50"/>
-              <w:right w:type="dxa" w:w="110"/>
-            </w:tcMar>
-          </w:tcPr>
-          <w:p>
-            <w:pPr>
-              <w:spacing w:before="28" w:after="28"/>
-            </w:pPr>
-            <w:r>
-              <w:rPr>
-                <w:sz w:val="15"/>
-                <w:szCs w:val="15"/>
-              </w:rPr>
-              <w:t xml:space="preserve">2,724,000</w:t>
-            </w:r>
-          </w:p>
-        </w:tc>
-      </w:tr>
-      <w:tr>
-        <w:tc>
-          <w:tcPr>
-            <w:tcW w:type="pct" w:w="2650"/>
-            <w:shd w:fill="FBFAF6" w:val="clear"/>
-            <w:tcMar>
-              <w:top w:type="dxa" w:w="50"/>
-              <w:left w:type="dxa" w:w="110"/>
-              <w:bottom w:type="dxa" w:w="50"/>
-              <w:right w:type="dxa" w:w="110"/>
-            </w:tcMar>
-          </w:tcPr>
-          <w:p>
-            <w:pPr>
-              <w:spacing w:before="28" w:after="28"/>
-            </w:pPr>
-            <w:r>
-              <w:rPr>
-                <w:sz w:val="15"/>
-                <w:szCs w:val="15"/>
-              </w:rPr>
-              <w:t xml:space="preserve">Equity-method income</w:t>
-            </w:r>
-          </w:p>
-        </w:tc>
-        <w:tc>
-          <w:tcPr>
-            <w:tcW w:type="pct" w:w="2350"/>
-            <w:shd w:fill="FBFAF6" w:val="clear"/>
-            <w:tcMar>
-              <w:top w:type="dxa" w:w="50"/>
-              <w:left w:type="dxa" w:w="110"/>
-              <w:bottom w:type="dxa" w:w="50"/>
-              <w:right w:type="dxa" w:w="110"/>
-            </w:tcMar>
-          </w:tcPr>
-          <w:p>
-            <w:pPr>
-              <w:spacing w:before="28" w:after="28"/>
-            </w:pPr>
-            <w:r>
-              <w:rPr>
-                <w:sz w:val="15"/>
-                <w:szCs w:val="15"/>
-              </w:rPr>
-              <w:t xml:space="preserve">(177,000)</w:t>
-            </w:r>
-          </w:p>
-        </w:tc>
-      </w:tr>
-      <w:tr>
-        <w:tc>
-          <w:tcPr>
-            <w:tcW w:type="pct" w:w="2650"/>
-            <w:tcMar>
-              <w:top w:type="dxa" w:w="50"/>
-              <w:left w:type="dxa" w:w="110"/>
-              <w:bottom w:type="dxa" w:w="50"/>
-              <w:right w:type="dxa" w:w="110"/>
-            </w:tcMar>
-          </w:tcPr>
-          <w:p>
-            <w:pPr>
-              <w:spacing w:before="28" w:after="28"/>
-            </w:pPr>
-            <w:r>
-              <w:rPr>
-                <w:sz w:val="15"/>
-                <w:szCs w:val="15"/>
-              </w:rPr>
-              <w:t xml:space="preserve">Dividends from equity-method investees</w:t>
-            </w:r>
-          </w:p>
-        </w:tc>
-        <w:tc>
-          <w:tcPr>
-            <w:tcW w:type="pct" w:w="2350"/>
-            <w:tcMar>
-              <w:top w:type="dxa" w:w="50"/>
-              <w:left w:type="dxa" w:w="110"/>
-              <w:bottom w:type="dxa" w:w="50"/>
-              <w:right w:type="dxa" w:w="110"/>
-            </w:tcMar>
-          </w:tcPr>
-          <w:p>
-            <w:pPr>
-              <w:spacing w:before="28" w:after="28"/>
-            </w:pPr>
-            <w:r>
-              <w:rPr>
-                <w:sz w:val="15"/>
-                <w:szCs w:val="15"/>
-              </w:rPr>
               <w:t xml:space="preserve">70,000</w:t>
             </w:r>
           </w:p>
@@ -1169,7 +1168,7 @@
       <w:tr>
         <w:tc>
           <w:tcPr>
-            <w:tcW w:type="pct" w:w="2650"/>
+            <w:tcW w:type="pct" w:w="2600"/>
             <w:shd w:fill="FFFFFF" w:val="clear"/>
             <w:tcMar>
               <w:top w:type="dxa" w:w="50"/>
@@ -1196,7 +1195,7 @@
         </w:tc>
         <w:tc>
           <w:tcPr>
-            <w:tcW w:type="pct" w:w="2350"/>
+            <w:tcW w:type="pct" w:w="2400"/>
             <w:shd w:fill="FBFAF6" w:val="clear"/>
             <w:tcMar>
               <w:top w:type="dxa" w:w="50"/>
@@ -1222,7 +1221,7 @@
       <w:tr>
         <w:tc>
           <w:tcPr>
-            <w:tcW w:type="pct" w:w="2650"/>
+            <w:tcW w:type="pct" w:w="2600"/>
             <w:shd w:fill="FFFFFF" w:val="clear"/>
             <w:tcMar>
               <w:top w:type="dxa" w:w="50"/>
@@ -1249,7 +1248,7 @@
         </w:tc>
         <w:tc>
           <w:tcPr>
-            <w:tcW w:type="pct" w:w="2350"/>
+            <w:tcW w:type="pct" w:w="2400"/>
             <w:tcMar>
               <w:top w:type="dxa" w:w="50"/>
               <w:left w:type="dxa" w:w="110"/>
@@ -1274,7 +1273,7 @@
       <w:tr>
         <w:tc>
           <w:tcPr>
-            <w:tcW w:type="pct" w:w="2650"/>
+            <w:tcW w:type="pct" w:w="2600"/>
             <w:shd w:fill="FBFAF6" w:val="clear"/>
             <w:tcMar>
               <w:top w:type="dxa" w:w="50"/>
@@ -1298,7 +1297,7 @@
         </w:tc>
         <w:tc>
           <w:tcPr>
-            <w:tcW w:type="pct" w:w="2350"/>
+            <w:tcW w:type="pct" w:w="2400"/>
             <w:shd w:fill="FBFAF6" w:val="clear"/>
             <w:tcMar>
               <w:top w:type="dxa" w:w="50"/>
@@ -1324,7 +1323,7 @@
       <w:tr>
         <w:tc>
           <w:tcPr>
-            <w:tcW w:type="pct" w:w="2650"/>
+            <w:tcW w:type="pct" w:w="2600"/>
             <w:shd w:fill="FFFFFF" w:val="clear"/>
             <w:tcMar>
               <w:top w:type="dxa" w:w="50"/>
@@ -1351,7 +1350,7 @@
         </w:tc>
         <w:tc>
           <w:tcPr>
-            <w:tcW w:type="pct" w:w="2350"/>
+            <w:tcW w:type="pct" w:w="2400"/>
             <w:tcMar>
               <w:top w:type="dxa" w:w="50"/>
               <w:left w:type="dxa" w:w="110"/>
@@ -1376,7 +1375,7 @@
       <w:tr>
         <w:tc>
           <w:tcPr>
-            <w:tcW w:type="pct" w:w="2650"/>
+            <w:tcW w:type="pct" w:w="2600"/>
             <w:shd w:fill="FFFFFF" w:val="clear"/>
             <w:tcMar>
               <w:top w:type="dxa" w:w="50"/>
@@ -1403,7 +1402,7 @@
         </w:tc>
         <w:tc>
           <w:tcPr>
-            <w:tcW w:type="pct" w:w="2350"/>
+            <w:tcW w:type="pct" w:w="2400"/>
             <w:shd w:fill="FBFAF6" w:val="clear"/>
             <w:tcMar>
               <w:top w:type="dxa" w:w="50"/>
@@ -1429,7 +1428,7 @@
       <w:tr>
         <w:tc>
           <w:tcPr>
-            <w:tcW w:type="pct" w:w="2650"/>
+            <w:tcW w:type="pct" w:w="2600"/>
             <w:tcMar>
               <w:top w:type="dxa" w:w="50"/>
               <w:left w:type="dxa" w:w="110"/>
@@ -1452,7 +1451,7 @@
         </w:tc>
         <w:tc>
           <w:tcPr>
-            <w:tcW w:type="pct" w:w="2350"/>
+            <w:tcW w:type="pct" w:w="2400"/>
             <w:tcMar>
               <w:top w:type="dxa" w:w="50"/>
               <w:left w:type="dxa" w:w="110"/>
@@ -1477,7 +1476,7 @@
       <w:tr>
         <w:tc>
           <w:tcPr>
-            <w:tcW w:type="pct" w:w="2650"/>
+            <w:tcW w:type="pct" w:w="2600"/>
             <w:shd w:fill="FFFFFF" w:val="clear"/>
             <w:tcMar>
               <w:top w:type="dxa" w:w="50"/>
@@ -1504,7 +1503,7 @@
         </w:tc>
         <w:tc>
           <w:tcPr>
-            <w:tcW w:type="pct" w:w="2350"/>
+            <w:tcW w:type="pct" w:w="2400"/>
             <w:shd w:fill="FBFAF6" w:val="clear"/>
             <w:tcMar>
               <w:top w:type="dxa" w:w="50"/>
@@ -1530,7 +1529,7 @@
       <w:tr>
         <w:tc>
           <w:tcPr>
-            <w:tcW w:type="pct" w:w="2650"/>
+            <w:tcW w:type="pct" w:w="2600"/>
             <w:shd w:fill="FFFFFF" w:val="clear"/>
             <w:tcMar>
               <w:top w:type="dxa" w:w="50"/>
@@ -1557,7 +1556,7 @@
         </w:tc>
         <w:tc>
           <w:tcPr>
-            <w:tcW w:type="pct" w:w="2350"/>
+            <w:tcW w:type="pct" w:w="2400"/>
             <w:tcMar>
               <w:top w:type="dxa" w:w="50"/>
               <w:left w:type="dxa" w:w="110"/>
@@ -1582,7 +1581,7 @@
       <w:tr>
         <w:tc>
           <w:tcPr>
-            <w:tcW w:type="pct" w:w="2650"/>
+            <w:tcW w:type="pct" w:w="2600"/>
             <w:shd w:fill="FBFAF6" w:val="clear"/>
             <w:tcMar>
               <w:top w:type="dxa" w:w="50"/>
@@ -1606,7 +1605,7 @@
         </w:tc>
         <w:tc>
           <w:tcPr>
-            <w:tcW w:type="pct" w:w="2350"/>
+            <w:tcW w:type="pct" w:w="2400"/>
             <w:shd w:fill="FBFAF6" w:val="clear"/>
             <w:tcMar>
               <w:top w:type="dxa" w:w="50"/>
@@ -1632,7 +1631,7 @@
       <w:tr>
         <w:tc>
           <w:tcPr>
-            <w:tcW w:type="pct" w:w="2650"/>
+            <w:tcW w:type="pct" w:w="2600"/>
             <w:tcMar>
               <w:top w:type="dxa" w:w="50"/>
               <w:left w:type="dxa" w:w="110"/>
@@ -1655,7 +1654,7 @@
         </w:tc>
         <w:tc>
           <w:tcPr>
-            <w:tcW w:type="pct" w:w="2350"/>
+            <w:tcW w:type="pct" w:w="2400"/>
             <w:tcMar>
               <w:top w:type="dxa" w:w="50"/>
               <w:left w:type="dxa" w:w="110"/>
@@ -1680,7 +1679,7 @@
       <w:tr>
         <w:tc>
           <w:tcPr>
-            <w:tcW w:type="pct" w:w="2650"/>
+            <w:tcW w:type="pct" w:w="2600"/>
             <w:shd w:fill="FBFAF6" w:val="clear"/>
             <w:tcMar>
               <w:top w:type="dxa" w:w="50"/>
@@ -1704,7 +1703,7 @@
         </w:tc>
         <w:tc>
           <w:tcPr>
-            <w:tcW w:type="pct" w:w="2350"/>
+            <w:tcW w:type="pct" w:w="2400"/>
             <w:shd w:fill="FBFAF6" w:val="clear"/>
             <w:tcMar>
               <w:top w:type="dxa" w:w="50"/>
@@ -1730,7 +1729,7 @@
       <w:tr>
         <w:tc>
           <w:tcPr>
-            <w:tcW w:type="pct" w:w="2650"/>
+            <w:tcW w:type="pct" w:w="2600"/>
             <w:tcMar>
               <w:top w:type="dxa" w:w="50"/>
               <w:left w:type="dxa" w:w="110"/>
@@ -1753,7 +1752,7 @@
         </w:tc>
         <w:tc>
           <w:tcPr>
-            <w:tcW w:type="pct" w:w="2350"/>
+            <w:tcW w:type="pct" w:w="2400"/>
             <w:tcMar>
               <w:top w:type="dxa" w:w="50"/>
               <w:left w:type="dxa" w:w="110"/>
@@ -1778,7 +1777,7 @@
       <w:tr>
         <w:tc>
           <w:tcPr>
-            <w:tcW w:type="pct" w:w="2650"/>
+            <w:tcW w:type="pct" w:w="2600"/>
             <w:shd w:fill="FBFAF6" w:val="clear"/>
             <w:tcMar>
               <w:top w:type="dxa" w:w="50"/>
@@ -1802,7 +1801,7 @@
         </w:tc>
         <w:tc>
           <w:tcPr>
-            <w:tcW w:type="pct" w:w="2350"/>
+            <w:tcW w:type="pct" w:w="2400"/>
             <w:shd w:fill="FBFAF6" w:val="clear"/>
             <w:tcMar>
               <w:top w:type="dxa" w:w="50"/>
@@ -1828,7 +1827,7 @@
       <w:tr>
         <w:tc>
           <w:tcPr>
-            <w:tcW w:type="pct" w:w="2650"/>
+            <w:tcW w:type="pct" w:w="2600"/>
             <w:tcMar>
               <w:top w:type="dxa" w:w="50"/>
               <w:left w:type="dxa" w:w="110"/>
@@ -1851,7 +1850,7 @@
         </w:tc>
         <w:tc>
           <w:tcPr>
-            <w:tcW w:type="pct" w:w="2350"/>
+            <w:tcW w:type="pct" w:w="2400"/>
             <w:tcMar>
               <w:top w:type="dxa" w:w="50"/>
               <w:left w:type="dxa" w:w="110"/>
@@ -1876,7 +1875,7 @@
       <w:tr>
         <w:tc>
           <w:tcPr>
-            <w:tcW w:type="pct" w:w="2650"/>
+            <w:tcW w:type="pct" w:w="2600"/>
             <w:shd w:fill="FBFAF6" w:val="clear"/>
             <w:tcMar>
               <w:top w:type="dxa" w:w="50"/>
@@ -1900,7 +1899,7 @@
         </w:tc>
         <w:tc>
           <w:tcPr>
-            <w:tcW w:type="pct" w:w="2350"/>
+            <w:tcW w:type="pct" w:w="2400"/>
             <w:shd w:fill="FBFAF6" w:val="clear"/>
             <w:tcMar>
               <w:top w:type="dxa" w:w="50"/>
@@ -1926,7 +1925,7 @@
       <w:tr>
         <w:tc>
           <w:tcPr>
-            <w:tcW w:type="pct" w:w="2650"/>
+            <w:tcW w:type="pct" w:w="2600"/>
             <w:tcMar>
               <w:top w:type="dxa" w:w="50"/>
               <w:left w:type="dxa" w:w="110"/>
@@ -1949,7 +1948,7 @@
         </w:tc>
         <w:tc>
           <w:tcPr>
-            <w:tcW w:type="pct" w:w="2350"/>
+            <w:tcW w:type="pct" w:w="2400"/>
             <w:tcMar>
               <w:top w:type="dxa" w:w="50"/>
               <w:left w:type="dxa" w:w="110"/>
@@ -1974,7 +1973,7 @@
       <w:tr>
         <w:tc>
           <w:tcPr>
-            <w:tcW w:type="pct" w:w="2650"/>
+            <w:tcW w:type="pct" w:w="2600"/>
             <w:shd w:fill="FBFAF6" w:val="clear"/>
             <w:tcMar>
               <w:top w:type="dxa" w:w="50"/>
@@ -1998,7 +1997,7 @@
         </w:tc>
         <w:tc>
           <w:tcPr>
-            <w:tcW w:type="pct" w:w="2350"/>
+            <w:tcW w:type="pct" w:w="2400"/>
             <w:shd w:fill="FBFAF6" w:val="clear"/>
             <w:tcMar>
               <w:top w:type="dxa" w:w="50"/>
@@ -2024,7 +2023,7 @@
       <w:tr>
         <w:tc>
           <w:tcPr>
-            <w:tcW w:type="pct" w:w="2650"/>
+            <w:tcW w:type="pct" w:w="2600"/>
             <w:shd w:fill="FFFFFF" w:val="clear"/>
             <w:tcMar>
               <w:top w:type="dxa" w:w="50"/>
@@ -2051,7 +2050,7 @@
         </w:tc>
         <w:tc>
           <w:tcPr>
-            <w:tcW w:type="pct" w:w="2350"/>
+            <w:tcW w:type="pct" w:w="2400"/>
             <w:tcMar>
               <w:top w:type="dxa" w:w="50"/>
               <w:left w:type="dxa" w:w="110"/>
@@ -2076,7 +2075,7 @@
       <w:tr>
         <w:tc>
           <w:tcPr>
-            <w:tcW w:type="pct" w:w="2650"/>
+            <w:tcW w:type="pct" w:w="2600"/>
             <w:shd w:fill="FBFAF6" w:val="clear"/>
             <w:tcMar>
               <w:top w:type="dxa" w:w="50"/>
@@ -2100,7 +2099,7 @@
         </w:tc>
         <w:tc>
           <w:tcPr>
-            <w:tcW w:type="pct" w:w="2350"/>
+            <w:tcW w:type="pct" w:w="2400"/>
             <w:shd w:fill="FBFAF6" w:val="clear"/>
             <w:tcMar>
               <w:top w:type="dxa" w:w="50"/>
@@ -2126,7 +2125,7 @@
       <w:tr>
         <w:tc>
           <w:tcPr>
-            <w:tcW w:type="pct" w:w="2650"/>
+            <w:tcW w:type="pct" w:w="2600"/>
             <w:tcMar>
               <w:top w:type="dxa" w:w="50"/>
               <w:left w:type="dxa" w:w="110"/>
@@ -2149,7 +2148,7 @@
         </w:tc>
         <w:tc>
           <w:tcPr>
-            <w:tcW w:type="pct" w:w="2350"/>
+            <w:tcW w:type="pct" w:w="2400"/>
             <w:tcMar>
               <w:top w:type="dxa" w:w="50"/>
               <w:left w:type="dxa" w:w="110"/>
@@ -2174,7 +2173,7 @@
       <w:tr>
         <w:tc>
           <w:tcPr>
-            <w:tcW w:type="pct" w:w="2650"/>
+            <w:tcW w:type="pct" w:w="2600"/>
             <w:shd w:fill="FBFAF6" w:val="clear"/>
             <w:tcMar>
               <w:top w:type="dxa" w:w="50"/>
@@ -2198,7 +2197,7 @@
         </w:tc>
         <w:tc>
           <w:tcPr>
-            <w:tcW w:type="pct" w:w="2350"/>
+            <w:tcW w:type="pct" w:w="2400"/>
             <w:shd w:fill="FBFAF6" w:val="clear"/>
             <w:tcMar>
               <w:top w:type="dxa" w:w="50"/>
@@ -2224,7 +2223,7 @@
       <w:tr>
         <w:tc>
           <w:tcPr>
-            <w:tcW w:type="pct" w:w="2650"/>
+            <w:tcW w:type="pct" w:w="2600"/>
             <w:tcMar>
               <w:top w:type="dxa" w:w="50"/>
               <w:left w:type="dxa" w:w="110"/>
@@ -2247,7 +2246,7 @@
         </w:tc>
         <w:tc>
           <w:tcPr>
-            <w:tcW w:type="pct" w:w="2350"/>
+            <w:tcW w:type="pct" w:w="2400"/>
             <w:tcMar>
               <w:top w:type="dxa" w:w="50"/>
               <w:left w:type="dxa" w:w="110"/>
@@ -2272,7 +2271,7 @@
       <w:tr>
         <w:tc>
           <w:tcPr>
-            <w:tcW w:type="pct" w:w="2650"/>
+            <w:tcW w:type="pct" w:w="2600"/>
             <w:shd w:fill="FBFAF6" w:val="clear"/>
             <w:tcMar>
               <w:top w:type="dxa" w:w="50"/>
@@ -2296,7 +2295,7 @@
         </w:tc>
         <w:tc>
           <w:tcPr>
-            <w:tcW w:type="pct" w:w="2350"/>
+            <w:tcW w:type="pct" w:w="2400"/>
             <w:shd w:fill="FBFAF6" w:val="clear"/>
             <w:tcMar>
               <w:top w:type="dxa" w:w="50"/>
@@ -2322,7 +2321,7 @@
       <w:tr>
         <w:tc>
           <w:tcPr>
-            <w:tcW w:type="pct" w:w="2650"/>
+            <w:tcW w:type="pct" w:w="2600"/>
             <w:tcMar>
               <w:top w:type="dxa" w:w="50"/>
               <w:left w:type="dxa" w:w="110"/>
@@ -2345,7 +2344,7 @@
         </w:tc>
         <w:tc>
           <w:tcPr>
-            <w:tcW w:type="pct" w:w="2350"/>
+            <w:tcW w:type="pct" w:w="2400"/>
             <w:tcMar>
               <w:top w:type="dxa" w:w="50"/>
               <w:left w:type="dxa" w:w="110"/>
@@ -2370,7 +2369,7 @@
       <w:tr>
         <w:tc>
           <w:tcPr>
-            <w:tcW w:type="pct" w:w="2650"/>
+            <w:tcW w:type="pct" w:w="2600"/>
             <w:shd w:fill="FBFAF6" w:val="clear"/>
             <w:tcMar>
               <w:top w:type="dxa" w:w="50"/>
@@ -2394,7 +2393,7 @@
         </w:tc>
         <w:tc>
           <w:tcPr>
-            <w:tcW w:type="pct" w:w="2350"/>
+            <w:tcW w:type="pct" w:w="2400"/>
             <w:shd w:fill="FBFAF6" w:val="clear"/>
             <w:tcMar>
               <w:top w:type="dxa" w:w="50"/>
@@ -2420,7 +2419,7 @@
       <w:tr>
         <w:tc>
           <w:tcPr>
-            <w:tcW w:type="pct" w:w="2650"/>
+            <w:tcW w:type="pct" w:w="2600"/>
             <w:shd w:fill="FFFFFF" w:val="clear"/>
             <w:tcMar>
               <w:top w:type="dxa" w:w="50"/>
@@ -2447,7 +2446,7 @@
         </w:tc>
         <w:tc>
           <w:tcPr>
-            <w:tcW w:type="pct" w:w="2350"/>
+            <w:tcW w:type="pct" w:w="2400"/>
             <w:tcMar>
               <w:top w:type="dxa" w:w="50"/>
               <w:left w:type="dxa" w:w="110"/>
@@ -2472,7 +2471,7 @@
       <w:tr>
         <w:tc>
           <w:tcPr>
-            <w:tcW w:type="pct" w:w="2650"/>
+            <w:tcW w:type="pct" w:w="2600"/>
             <w:shd w:fill="FFFFFF" w:val="clear"/>
             <w:tcMar>
               <w:top w:type="dxa" w:w="50"/>
@@ -2499,7 +2498,7 @@
         </w:tc>
         <w:tc>
           <w:tcPr>
-            <w:tcW w:type="pct" w:w="2350"/>
+            <w:tcW w:type="pct" w:w="2400"/>
             <w:shd w:fill="FBFAF6" w:val="clear"/>
             <w:tcMar>
               <w:top w:type="dxa" w:w="50"/>
@@ -2525,7 +2524,7 @@
       <w:tr>
         <w:tc>
           <w:tcPr>
-            <w:tcW w:type="pct" w:w="2650"/>
+            <w:tcW w:type="pct" w:w="2600"/>
             <w:tcMar>
               <w:top w:type="dxa" w:w="50"/>
               <w:left w:type="dxa" w:w="110"/>
@@ -2548,7 +2547,7 @@
         </w:tc>
         <w:tc>
           <w:tcPr>
-            <w:tcW w:type="pct" w:w="2350"/>
+            <w:tcW w:type="pct" w:w="2400"/>
             <w:tcMar>
               <w:top w:type="dxa" w:w="50"/>
               <w:left w:type="dxa" w:w="110"/>
@@ -2573,7 +2572,7 @@
       <w:tr>
         <w:tc>
           <w:tcPr>
-            <w:tcW w:type="pct" w:w="2650"/>
+            <w:tcW w:type="pct" w:w="2600"/>
             <w:shd w:fill="FBFAF6" w:val="clear"/>
             <w:tcMar>
               <w:top w:type="dxa" w:w="50"/>
@@ -2597,7 +2596,7 @@
         </w:tc>
         <w:tc>
           <w:tcPr>
-            <w:tcW w:type="pct" w:w="2350"/>
+            <w:tcW w:type="pct" w:w="2400"/>
             <w:shd w:fill="FBFAF6" w:val="clear"/>
             <w:tcMar>
               <w:top w:type="dxa" w:w="50"/>
@@ -2677,7 +2676,7 @@
                 <w:sz w:val="16"/>
                 <w:szCs w:val="16"/>
               </w:rPr>
-              <w:t xml:space="preserve">Increase in inventory   ·   Cash flows from operating activities   ·   Deferred income taxes   ·   Gain on sale of equipment   ·   Increase in accounts receivable, net   ·   Interest paid   ·   Unrealized gains on securities   ·   Increase in accounts payable   ·   Issuance of common stock   ·   Supplemental disclosures   ·   Increase in accrued liabilities</w:t>
+              <w:t xml:space="preserve">Increase in inventory   ·   Depreciation   ·   Deferred income taxes   ·   Gain on sale of equipment   ·   Increase in accounts receivable, net   ·   Interest paid   ·   Unrealized gains on securities   ·   Increase in accounts payable   ·   Issuance of common stock   ·   Supplemental disclosures   ·   Increase in accrued liabilities</w:t>
             </w:r>
           </w:p>
         </w:tc>
@@ -3269,7 +3268,7 @@
                 <w:sz w:val="16"/>
                 <w:szCs w:val="16"/>
               </w:rPr>
-              <w:t xml:space="preserve">Cash flows from operating activities</w:t>
+              <w:t xml:space="preserve">Depreciation</w:t>
             </w:r>
           </w:p>
         </w:tc>
@@ -7377,7 +7376,7 @@
           <w:sz w:val="16"/>
           <w:szCs w:val="16"/>
         </w:rPr>
-        <w:t xml:space="preserve">      gaps 8–10</w:t>
+        <w:t xml:space="preserve">      gaps 8–12</w:t>
       </w:r>
     </w:p>
     <w:p>
@@ -7429,14 +7428,7 @@
           <w:sz w:val="19"/>
           <w:szCs w:val="19"/>
         </w:rPr>
-        <w:t xml:space="preserve">, impairments and deferred taxes, which used no cash: $4,924,000. </w:t>
-      </w:r>
-      <w:r>
-        <w:rPr>
-          <w:sz w:val="19"/>
-          <w:szCs w:val="19"/>
-        </w:rPr>
-        <w:t xml:space="preserve">Subtract </w:t>
+        <w:t xml:space="preserve">, impairments and </w:t>
       </w:r>
       <w:r>
         <w:rPr>
@@ -7454,7 +7446,7 @@
           <w:sz w:val="19"/>
           <w:szCs w:val="19"/>
         </w:rPr>
-        <w:t xml:space="preserve">               </w:t>
+        <w:t xml:space="preserve">           </w:t>
       </w:r>
       <w:r>
         <w:rPr>
@@ -7468,14 +7460,14 @@
           <w:sz w:val="19"/>
           <w:szCs w:val="19"/>
         </w:rPr>
-        <w:t xml:space="preserve"> income of $177,000, add dividends from investees of $70,000, and subtract the oven gain of $3,000 and unrealized gains of $4,000. </w:t>
-      </w:r>
-      <w:r>
-        <w:rPr>
-          <w:sz w:val="19"/>
-          <w:szCs w:val="19"/>
-        </w:rPr>
-        <w:t xml:space="preserve"/>
+        <w:t xml:space="preserve"> taxes, which used no cash: $4,924,000. </w:t>
+      </w:r>
+      <w:r>
+        <w:rPr>
+          <w:sz w:val="19"/>
+          <w:szCs w:val="19"/>
+        </w:rPr>
+        <w:t xml:space="preserve">Subtract </w:t>
       </w:r>
       <w:r>
         <w:rPr>
@@ -7493,6 +7485,45 @@
           <w:sz w:val="19"/>
           <w:szCs w:val="19"/>
         </w:rPr>
+        <w:t xml:space="preserve">               </w:t>
+      </w:r>
+      <w:r>
+        <w:rPr>
+          <w:sz w:val="19"/>
+          <w:szCs w:val="19"/>
+        </w:rPr>
+        <w:t xml:space="preserve"> </w:t>
+      </w:r>
+      <w:r>
+        <w:rPr>
+          <w:sz w:val="19"/>
+          <w:szCs w:val="19"/>
+        </w:rPr>
+        <w:t xml:space="preserve"> income of $177,000, add dividends from investees of $70,000, and subtract the oven gain of $3,000 and unrealized gains of $4,000. </w:t>
+      </w:r>
+      <w:r>
+        <w:rPr>
+          <w:sz w:val="19"/>
+          <w:szCs w:val="19"/>
+        </w:rPr>
+        <w:t xml:space="preserve"/>
+      </w:r>
+      <w:r>
+        <w:rPr>
+          <w:b/>
+          <w:bCs/>
+          <w:color w:val="8186EF"/>
+          <w:sz w:val="15"/>
+          <w:szCs w:val="15"/>
+        </w:rPr>
+        <w:t xml:space="preserve"> (11) </w:t>
+      </w:r>
+      <w:r>
+        <w:rPr>
+          <w:u w:val="single"/>
+          <w:sz w:val="19"/>
+          <w:szCs w:val="19"/>
+        </w:rPr>
         <w:t xml:space="preserve">                 </w:t>
       </w:r>
       <w:r>
@@ -7508,6 +7539,45 @@
           <w:szCs w:val="19"/>
         </w:rPr>
         <w:t xml:space="preserve"> changes reduce cash by a net $248,000. </w:t>
+      </w:r>
+      <w:r>
+        <w:rPr>
+          <w:sz w:val="19"/>
+          <w:szCs w:val="19"/>
+        </w:rPr>
+        <w:t xml:space="preserve">The total, $7,531,100, equals net cash from operating </w:t>
+      </w:r>
+      <w:r>
+        <w:rPr>
+          <w:b/>
+          <w:bCs/>
+          <w:color w:val="8186EF"/>
+          <w:sz w:val="15"/>
+          <w:szCs w:val="15"/>
+        </w:rPr>
+        <w:t xml:space="preserve"> (12) </w:t>
+      </w:r>
+      <w:r>
+        <w:rPr>
+          <w:u w:val="single"/>
+          <w:sz w:val="19"/>
+          <w:szCs w:val="19"/>
+        </w:rPr>
+        <w:t xml:space="preserve">            </w:t>
+      </w:r>
+      <w:r>
+        <w:rPr>
+          <w:sz w:val="19"/>
+          <w:szCs w:val="19"/>
+        </w:rPr>
+        <w:t xml:space="preserve"> </w:t>
+      </w:r>
+      <w:r>
+        <w:rPr>
+          <w:sz w:val="19"/>
+          <w:szCs w:val="19"/>
+        </w:rPr>
+        <w:t xml:space="preserve">. </w:t>
       </w:r>
     </w:p>
     <w:tbl>
@@ -7565,7 +7635,7 @@
                 <w:sz w:val="16"/>
                 <w:szCs w:val="16"/>
               </w:rPr>
-              <w:t xml:space="preserve">depreciation   ·   Working-capital   ·   equity-method   ·   subtracted</w:t>
+              <w:t xml:space="preserve">subtracted   ·   depreciation   ·   deferred   ·   activities   ·   equity-method   ·   Working-capital</w:t>
             </w:r>
           </w:p>
         </w:tc>
@@ -7639,7 +7709,7 @@
           <w:sz w:val="16"/>
           <w:szCs w:val="16"/>
         </w:rPr>
-        <w:t xml:space="preserve">      gaps 11–13</w:t>
+        <w:t xml:space="preserve">      gaps 13–15</w:t>
       </w:r>
     </w:p>
     <w:p>
@@ -7669,7 +7739,7 @@
           <w:sz w:val="15"/>
           <w:szCs w:val="15"/>
         </w:rPr>
-        <w:t xml:space="preserve"> (11) </w:t>
+        <w:t xml:space="preserve"> (13) </w:t>
       </w:r>
       <w:r>
         <w:rPr>
@@ -7708,7 +7778,7 @@
           <w:sz w:val="15"/>
           <w:szCs w:val="15"/>
         </w:rPr>
-        <w:t xml:space="preserve"> (12) </w:t>
+        <w:t xml:space="preserve"> (14) </w:t>
       </w:r>
       <w:r>
         <w:rPr>
@@ -7747,7 +7817,7 @@
           <w:sz w:val="15"/>
           <w:szCs w:val="15"/>
         </w:rPr>
-        <w:t xml:space="preserve"> (13) </w:t>
+        <w:t xml:space="preserve"> (15) </w:t>
       </w:r>
       <w:r>
         <w:rPr>
@@ -7834,6 +7904,18 @@
       </w:tr>
     </w:tbl>
     <w:p/>
+    <w:p>
+      <w:pPr>
+        <w:pageBreakBefore w:val="true"/>
+        <w:spacing w:after="0"/>
+      </w:pPr>
+      <w:r>
+        <w:rPr>
+          <w:sz w:val="2"/>
+        </w:rPr>
+        <w:t xml:space="preserve"> </w:t>
+      </w:r>
+    </w:p>
     <w:tbl>
       <w:tblPr>
         <w:tblW w:type="pct" w:w="100%"/>
@@ -8110,14 +8192,14 @@
                 <w:sz w:val="16"/>
                 <w:szCs w:val="16"/>
               </w:rPr>
-              <w:t xml:space="preserve">8  </w:t>
-            </w:r>
-            <w:r>
-              <w:rPr>
-                <w:sz w:val="16"/>
-                <w:szCs w:val="16"/>
-              </w:rPr>
-              <w:t xml:space="preserve">depreciation</w:t>
+              <w:t xml:space="preserve">9  </w:t>
+            </w:r>
+            <w:r>
+              <w:rPr>
+                <w:sz w:val="16"/>
+                <w:szCs w:val="16"/>
+              </w:rPr>
+              <w:t xml:space="preserve">deferred</w:t>
             </w:r>
           </w:p>
         </w:tc>
@@ -8178,7 +8260,7 @@
                 <w:sz w:val="16"/>
                 <w:szCs w:val="16"/>
               </w:rPr>
-              <w:t xml:space="preserve">9  </w:t>
+              <w:t xml:space="preserve">10  </w:t>
             </w:r>
             <w:r>
               <w:rPr>
@@ -8246,7 +8328,7 @@
                 <w:sz w:val="16"/>
                 <w:szCs w:val="16"/>
               </w:rPr>
-              <w:t xml:space="preserve">10  </w:t>
+              <w:t xml:space="preserve">11  </w:t>
             </w:r>
             <w:r>
               <w:rPr>
@@ -8314,14 +8396,14 @@
                 <w:sz w:val="16"/>
                 <w:szCs w:val="16"/>
               </w:rPr>
-              <w:t xml:space="preserve">11  </w:t>
-            </w:r>
-            <w:r>
-              <w:rPr>
-                <w:sz w:val="16"/>
-                <w:szCs w:val="16"/>
-              </w:rPr>
-              <w:t xml:space="preserve">Dividends</w:t>
+              <w:t xml:space="preserve">12  </w:t>
+            </w:r>
+            <w:r>
+              <w:rPr>
+                <w:sz w:val="16"/>
+                <w:szCs w:val="16"/>
+              </w:rPr>
+              <w:t xml:space="preserve">activities</w:t>
             </w:r>
           </w:p>
         </w:tc>
@@ -8382,14 +8464,14 @@
                 <w:sz w:val="16"/>
                 <w:szCs w:val="16"/>
               </w:rPr>
-              <w:t xml:space="preserve">12  </w:t>
-            </w:r>
-            <w:r>
-              <w:rPr>
-                <w:sz w:val="16"/>
-                <w:szCs w:val="16"/>
-              </w:rPr>
-              <w:t xml:space="preserve">include</w:t>
+              <w:t xml:space="preserve">13  </w:t>
+            </w:r>
+            <w:r>
+              <w:rPr>
+                <w:sz w:val="16"/>
+                <w:szCs w:val="16"/>
+              </w:rPr>
+              <w:t xml:space="preserve">Dividends</w:t>
             </w:r>
           </w:p>
         </w:tc>
@@ -8450,14 +8532,14 @@
                 <w:sz w:val="16"/>
                 <w:szCs w:val="16"/>
               </w:rPr>
-              <w:t xml:space="preserve">13  </w:t>
-            </w:r>
-            <w:r>
-              <w:rPr>
-                <w:sz w:val="16"/>
-                <w:szCs w:val="16"/>
-              </w:rPr>
-              <w:t xml:space="preserve">investing</w:t>
+              <w:t xml:space="preserve">14  </w:t>
+            </w:r>
+            <w:r>
+              <w:rPr>
+                <w:sz w:val="16"/>
+                <w:szCs w:val="16"/>
+              </w:rPr>
+              <w:t xml:space="preserve">include</w:t>
             </w:r>
           </w:p>
         </w:tc>
@@ -8493,6 +8575,74 @@
                 <w:szCs w:val="16"/>
               </w:rPr>
               <w:t xml:space="preserve">subtracted</w:t>
+            </w:r>
+          </w:p>
+        </w:tc>
+        <w:tc>
+          <w:tcPr>
+            <w:tcW w:type="pct" w:w="2500"/>
+            <w:tcMar>
+              <w:top w:type="dxa" w:w="20"/>
+              <w:left w:type="dxa" w:w="80"/>
+              <w:bottom w:type="dxa" w:w="20"/>
+              <w:right w:type="dxa" w:w="80"/>
+            </w:tcMar>
+          </w:tcPr>
+          <w:p>
+            <w:pPr>
+              <w:spacing w:before="12" w:after="12"/>
+            </w:pPr>
+            <w:r>
+              <w:rPr>
+                <w:b/>
+                <w:bCs/>
+                <w:color w:val="8186EF"/>
+                <w:sz w:val="16"/>
+                <w:szCs w:val="16"/>
+              </w:rPr>
+              <w:t xml:space="preserve">15  </w:t>
+            </w:r>
+            <w:r>
+              <w:rPr>
+                <w:sz w:val="16"/>
+                <w:szCs w:val="16"/>
+              </w:rPr>
+              <w:t xml:space="preserve">investing</w:t>
+            </w:r>
+          </w:p>
+        </w:tc>
+      </w:tr>
+      <w:tr>
+        <w:tc>
+          <w:tcPr>
+            <w:tcW w:type="pct" w:w="2500"/>
+            <w:tcMar>
+              <w:top w:type="dxa" w:w="20"/>
+              <w:left w:type="dxa" w:w="80"/>
+              <w:bottom w:type="dxa" w:w="20"/>
+              <w:right w:type="dxa" w:w="80"/>
+            </w:tcMar>
+          </w:tcPr>
+          <w:p>
+            <w:pPr>
+              <w:spacing w:before="12" w:after="12"/>
+            </w:pPr>
+            <w:r>
+              <w:rPr>
+                <w:b/>
+                <w:bCs/>
+                <w:color w:val="8186EF"/>
+                <w:sz w:val="16"/>
+                <w:szCs w:val="16"/>
+              </w:rPr>
+              <w:t xml:space="preserve">8  </w:t>
+            </w:r>
+            <w:r>
+              <w:rPr>
+                <w:sz w:val="16"/>
+                <w:szCs w:val="16"/>
+              </w:rPr>
+              <w:t xml:space="preserve">depreciation</w:t>
             </w:r>
           </w:p>
         </w:tc>
@@ -8582,7 +8732,7 @@
           <w:sz w:val="15"/>
           <w:szCs w:val="15"/>
         </w:rPr>
-        <w:t xml:space="preserve">Start with net income: $2,969,100. Add depreciation, impairments and deferred taxes, which used no cash: $4,924,000. Subtract equity-method income of $177,000, add dividends from investees of $70,000, and subtract the oven gain of $3,000 and unrealized gains of $4,000. Working-capital changes reduce cash by a net $248,000.</w:t>
+        <w:t xml:space="preserve">Start with net income: $2,969,100. Add depreciation, impairments and deferred taxes, which used no cash: $4,924,000. Subtract equity-method income of $177,000, add dividends from investees of $70,000, and subtract the oven gain of $3,000 and unrealized gains of $4,000. Working-capital changes reduce cash by a net $248,000. The total, $7,531,100, equals net cash from operating activities.</w:t>
       </w:r>
     </w:p>
     <w:p>
@@ -10342,7 +10492,7 @@
           <w:sz w:val="16"/>
           <w:szCs w:val="16"/>
         </w:rPr>
-        <w:t xml:space="preserve">      gaps 1–11</w:t>
+        <w:t xml:space="preserve">      gaps 1–12</w:t>
       </w:r>
     </w:p>
     <w:p>
@@ -10742,7 +10892,39 @@
           <w:sz w:val="19"/>
           <w:szCs w:val="19"/>
         </w:rPr>
-        <w:t xml:space="preserve">, one year of cash flows can mislead. </w:t>
+        <w:t xml:space="preserve">, one year of cash flows can </w:t>
+      </w:r>
+      <w:r>
+        <w:rPr>
+          <w:b/>
+          <w:bCs/>
+          <w:color w:val="8186EF"/>
+          <w:sz w:val="15"/>
+          <w:szCs w:val="15"/>
+        </w:rPr>
+        <w:t xml:space="preserve"> (12) </w:t>
+      </w:r>
+      <w:r>
+        <w:rPr>
+          <w:u w:val="single"/>
+          <w:sz w:val="19"/>
+          <w:szCs w:val="19"/>
+        </w:rPr>
+        <w:t xml:space="preserve">           </w:t>
+      </w:r>
+      <w:r>
+        <w:rPr>
+          <w:sz w:val="19"/>
+          <w:szCs w:val="19"/>
+        </w:rPr>
+        <w:t xml:space="preserve"> </w:t>
+      </w:r>
+      <w:r>
+        <w:rPr>
+          <w:sz w:val="19"/>
+          <w:szCs w:val="19"/>
+        </w:rPr>
+        <w:t xml:space="preserve">. </w:t>
       </w:r>
       <w:r>
         <w:rPr>
@@ -10828,7 +11010,7 @@
                 <w:sz w:val="16"/>
                 <w:szCs w:val="16"/>
               </w:rPr>
-              <w:t xml:space="preserve">Important   ·   interest   ·   classifications   ·   mislead   ·   manage   ·   impossible   ·   Finally   ·   suppliers   ·   statement   ·   measure   ·   building   ·   receivables</w:t>
+              <w:t xml:space="preserve">Finally   ·   classifications   ·   mislead   ·   Important   ·   delaying   ·   manage   ·   impossible   ·   interest   ·   suppliers   ·   statement   ·   measure   ·   building   ·   receivables</w:t>
             </w:r>
           </w:p>
         </w:tc>
@@ -10855,7 +11037,7 @@
           <w:sz w:val="16"/>
           <w:szCs w:val="16"/>
         </w:rPr>
-        <w:t xml:space="preserve">      gaps 12–15</w:t>
+        <w:t xml:space="preserve">      gaps 13–16</w:t>
       </w:r>
     </w:p>
     <w:p>
@@ -10878,7 +11060,7 @@
           <w:sz w:val="15"/>
           <w:szCs w:val="15"/>
         </w:rPr>
-        <w:t xml:space="preserve"> (12) </w:t>
+        <w:t xml:space="preserve"> (13) </w:t>
       </w:r>
       <w:r>
         <w:rPr>
@@ -10910,7 +11092,7 @@
           <w:sz w:val="15"/>
           <w:szCs w:val="15"/>
         </w:rPr>
-        <w:t xml:space="preserve"> (13) </w:t>
+        <w:t xml:space="preserve"> (14) </w:t>
       </w:r>
       <w:r>
         <w:rPr>
@@ -10949,7 +11131,7 @@
           <w:sz w:val="15"/>
           <w:szCs w:val="15"/>
         </w:rPr>
-        <w:t xml:space="preserve"> (14) </w:t>
+        <w:t xml:space="preserve"> (15) </w:t>
       </w:r>
       <w:r>
         <w:rPr>
@@ -10981,7 +11163,7 @@
           <w:sz w:val="15"/>
           <w:szCs w:val="15"/>
         </w:rPr>
-        <w:t xml:space="preserve"> (15) </w:t>
+        <w:t xml:space="preserve"> (16) </w:t>
       </w:r>
       <w:r>
         <w:rPr>
@@ -11148,9 +11330,9 @@
         </w:tblBorders>
       </w:tblPr>
       <w:tblGrid>
-        <w:gridCol w:w="4232"/>
-        <w:gridCol w:w="3776"/>
-        <w:gridCol w:w="1591"/>
+        <w:gridCol w:w="4224"/>
+        <w:gridCol w:w="3555"/>
+        <w:gridCol w:w="1821"/>
       </w:tblGrid>
       <w:tr>
         <w:tc>
@@ -11185,7 +11367,7 @@
       <w:tr>
         <w:tc>
           <w:tcPr>
-            <w:tcW w:type="pct" w:w="2204"/>
+            <w:tcW w:type="pct" w:w="2200"/>
             <w:shd w:fill="353A7C" w:val="clear"/>
             <w:tcMar>
               <w:top w:type="dxa" w:w="50"/>
@@ -11212,7 +11394,7 @@
         </w:tc>
         <w:tc>
           <w:tcPr>
-            <w:tcW w:type="pct" w:w="1967"/>
+            <w:tcW w:type="pct" w:w="1851"/>
             <w:shd w:fill="353A7C" w:val="clear"/>
             <w:tcMar>
               <w:top w:type="dxa" w:w="50"/>
@@ -11239,7 +11421,7 @@
         </w:tc>
         <w:tc>
           <w:tcPr>
-            <w:tcW w:type="pct" w:w="829"/>
+            <w:tcW w:type="pct" w:w="949"/>
             <w:shd w:fill="353A7C" w:val="clear"/>
             <w:tcMar>
               <w:top w:type="dxa" w:w="50"/>
@@ -11268,7 +11450,7 @@
       <w:tr>
         <w:tc>
           <w:tcPr>
-            <w:tcW w:type="pct" w:w="2204"/>
+            <w:tcW w:type="pct" w:w="2200"/>
             <w:shd w:fill="FFFFFF" w:val="clear"/>
             <w:tcMar>
               <w:top w:type="dxa" w:w="50"/>
@@ -11289,13 +11471,13 @@
                 <w:sz w:val="14"/>
                 <w:szCs w:val="14"/>
               </w:rPr>
-              <w:t xml:space="preserve">(16)</w:t>
-            </w:r>
-          </w:p>
-        </w:tc>
-        <w:tc>
-          <w:tcPr>
-            <w:tcW w:type="pct" w:w="1967"/>
+              <w:t xml:space="preserve">(17)</w:t>
+            </w:r>
+          </w:p>
+        </w:tc>
+        <w:tc>
+          <w:tcPr>
+            <w:tcW w:type="pct" w:w="1851"/>
             <w:tcMar>
               <w:top w:type="dxa" w:w="50"/>
               <w:left w:type="dxa" w:w="110"/>
@@ -11318,7 +11500,7 @@
         </w:tc>
         <w:tc>
           <w:tcPr>
-            <w:tcW w:type="pct" w:w="829"/>
+            <w:tcW w:type="pct" w:w="949"/>
             <w:tcMar>
               <w:top w:type="dxa" w:w="50"/>
               <w:left w:type="dxa" w:w="110"/>
@@ -11343,7 +11525,7 @@
       <w:tr>
         <w:tc>
           <w:tcPr>
-            <w:tcW w:type="pct" w:w="2204"/>
+            <w:tcW w:type="pct" w:w="2200"/>
             <w:shd w:fill="FBFAF6" w:val="clear"/>
             <w:tcMar>
               <w:top w:type="dxa" w:w="50"/>
@@ -11367,7 +11549,7 @@
         </w:tc>
         <w:tc>
           <w:tcPr>
-            <w:tcW w:type="pct" w:w="1967"/>
+            <w:tcW w:type="pct" w:w="1851"/>
             <w:shd w:fill="FBFAF6" w:val="clear"/>
             <w:tcMar>
               <w:top w:type="dxa" w:w="50"/>
@@ -11391,7 +11573,7 @@
         </w:tc>
         <w:tc>
           <w:tcPr>
-            <w:tcW w:type="pct" w:w="829"/>
+            <w:tcW w:type="pct" w:w="949"/>
             <w:shd w:fill="FBFAF6" w:val="clear"/>
             <w:tcMar>
               <w:top w:type="dxa" w:w="50"/>
@@ -11417,7 +11599,7 @@
       <w:tr>
         <w:tc>
           <w:tcPr>
-            <w:tcW w:type="pct" w:w="2204"/>
+            <w:tcW w:type="pct" w:w="2200"/>
             <w:tcMar>
               <w:top w:type="dxa" w:w="50"/>
               <w:left w:type="dxa" w:w="110"/>
@@ -11440,7 +11622,7 @@
         </w:tc>
         <w:tc>
           <w:tcPr>
-            <w:tcW w:type="pct" w:w="1967"/>
+            <w:tcW w:type="pct" w:w="1851"/>
             <w:tcMar>
               <w:top w:type="dxa" w:w="50"/>
               <w:left w:type="dxa" w:w="110"/>
@@ -11463,7 +11645,7 @@
         </w:tc>
         <w:tc>
           <w:tcPr>
-            <w:tcW w:type="pct" w:w="829"/>
+            <w:tcW w:type="pct" w:w="949"/>
             <w:tcMar>
               <w:top w:type="dxa" w:w="50"/>
               <w:left w:type="dxa" w:w="110"/>
@@ -11488,7 +11670,7 @@
       <w:tr>
         <w:tc>
           <w:tcPr>
-            <w:tcW w:type="pct" w:w="2204"/>
+            <w:tcW w:type="pct" w:w="2200"/>
             <w:shd w:fill="FBFAF6" w:val="clear"/>
             <w:tcMar>
               <w:top w:type="dxa" w:w="50"/>
@@ -11512,7 +11694,7 @@
         </w:tc>
         <w:tc>
           <w:tcPr>
-            <w:tcW w:type="pct" w:w="1967"/>
+            <w:tcW w:type="pct" w:w="1851"/>
             <w:shd w:fill="FBFAF6" w:val="clear"/>
             <w:tcMar>
               <w:top w:type="dxa" w:w="50"/>
@@ -11536,7 +11718,7 @@
         </w:tc>
         <w:tc>
           <w:tcPr>
-            <w:tcW w:type="pct" w:w="829"/>
+            <w:tcW w:type="pct" w:w="949"/>
             <w:shd w:fill="FBFAF6" w:val="clear"/>
             <w:tcMar>
               <w:top w:type="dxa" w:w="50"/>
@@ -11562,7 +11744,7 @@
       <w:tr>
         <w:tc>
           <w:tcPr>
-            <w:tcW w:type="pct" w:w="2204"/>
+            <w:tcW w:type="pct" w:w="2200"/>
             <w:tcMar>
               <w:top w:type="dxa" w:w="50"/>
               <w:left w:type="dxa" w:w="110"/>
@@ -11585,7 +11767,7 @@
         </w:tc>
         <w:tc>
           <w:tcPr>
-            <w:tcW w:type="pct" w:w="1967"/>
+            <w:tcW w:type="pct" w:w="1851"/>
             <w:tcMar>
               <w:top w:type="dxa" w:w="50"/>
               <w:left w:type="dxa" w:w="110"/>
@@ -11608,7 +11790,7 @@
         </w:tc>
         <w:tc>
           <w:tcPr>
-            <w:tcW w:type="pct" w:w="829"/>
+            <w:tcW w:type="pct" w:w="949"/>
             <w:tcMar>
               <w:top w:type="dxa" w:w="50"/>
               <w:left w:type="dxa" w:w="110"/>
@@ -11633,7 +11815,7 @@
       <w:tr>
         <w:tc>
           <w:tcPr>
-            <w:tcW w:type="pct" w:w="2204"/>
+            <w:tcW w:type="pct" w:w="2200"/>
             <w:shd w:fill="FBFAF6" w:val="clear"/>
             <w:tcMar>
               <w:top w:type="dxa" w:w="50"/>
@@ -11657,7 +11839,7 @@
         </w:tc>
         <w:tc>
           <w:tcPr>
-            <w:tcW w:type="pct" w:w="1967"/>
+            <w:tcW w:type="pct" w:w="1851"/>
             <w:shd w:fill="FBFAF6" w:val="clear"/>
             <w:tcMar>
               <w:top w:type="dxa" w:w="50"/>
@@ -11681,7 +11863,7 @@
         </w:tc>
         <w:tc>
           <w:tcPr>
-            <w:tcW w:type="pct" w:w="829"/>
+            <w:tcW w:type="pct" w:w="949"/>
             <w:shd w:fill="FBFAF6" w:val="clear"/>
             <w:tcMar>
               <w:top w:type="dxa" w:w="50"/>
@@ -11707,7 +11889,7 @@
       <w:tr>
         <w:tc>
           <w:tcPr>
-            <w:tcW w:type="pct" w:w="2204"/>
+            <w:tcW w:type="pct" w:w="2200"/>
             <w:shd w:fill="FFFFFF" w:val="clear"/>
             <w:tcMar>
               <w:top w:type="dxa" w:w="50"/>
@@ -11728,13 +11910,13 @@
                 <w:sz w:val="14"/>
                 <w:szCs w:val="14"/>
               </w:rPr>
-              <w:t xml:space="preserve">(17)</w:t>
-            </w:r>
-          </w:p>
-        </w:tc>
-        <w:tc>
-          <w:tcPr>
-            <w:tcW w:type="pct" w:w="1967"/>
+              <w:t xml:space="preserve">(18)</w:t>
+            </w:r>
+          </w:p>
+        </w:tc>
+        <w:tc>
+          <w:tcPr>
+            <w:tcW w:type="pct" w:w="1851"/>
             <w:tcMar>
               <w:top w:type="dxa" w:w="50"/>
               <w:left w:type="dxa" w:w="110"/>
@@ -11757,7 +11939,7 @@
         </w:tc>
         <w:tc>
           <w:tcPr>
-            <w:tcW w:type="pct" w:w="829"/>
+            <w:tcW w:type="pct" w:w="949"/>
             <w:tcMar>
               <w:top w:type="dxa" w:w="50"/>
               <w:left w:type="dxa" w:w="110"/>
@@ -11782,7 +11964,7 @@
       <w:tr>
         <w:tc>
           <w:tcPr>
-            <w:tcW w:type="pct" w:w="2204"/>
+            <w:tcW w:type="pct" w:w="2200"/>
             <w:shd w:fill="FFFFFF" w:val="clear"/>
             <w:tcMar>
               <w:top w:type="dxa" w:w="50"/>
@@ -11803,13 +11985,13 @@
                 <w:sz w:val="14"/>
                 <w:szCs w:val="14"/>
               </w:rPr>
-              <w:t xml:space="preserve">(18)</w:t>
-            </w:r>
-          </w:p>
-        </w:tc>
-        <w:tc>
-          <w:tcPr>
-            <w:tcW w:type="pct" w:w="1967"/>
+              <w:t xml:space="preserve">(19)</w:t>
+            </w:r>
+          </w:p>
+        </w:tc>
+        <w:tc>
+          <w:tcPr>
+            <w:tcW w:type="pct" w:w="1851"/>
             <w:shd w:fill="FBFAF6" w:val="clear"/>
             <w:tcMar>
               <w:top w:type="dxa" w:w="50"/>
@@ -11833,7 +12015,7 @@
         </w:tc>
         <w:tc>
           <w:tcPr>
-            <w:tcW w:type="pct" w:w="829"/>
+            <w:tcW w:type="pct" w:w="949"/>
             <w:shd w:fill="FBFAF6" w:val="clear"/>
             <w:tcMar>
               <w:top w:type="dxa" w:w="50"/>
@@ -11859,7 +12041,7 @@
       <w:tr>
         <w:tc>
           <w:tcPr>
-            <w:tcW w:type="pct" w:w="2204"/>
+            <w:tcW w:type="pct" w:w="2200"/>
             <w:shd w:fill="FFFFFF" w:val="clear"/>
             <w:tcMar>
               <w:top w:type="dxa" w:w="50"/>
@@ -11880,13 +12062,13 @@
                 <w:sz w:val="14"/>
                 <w:szCs w:val="14"/>
               </w:rPr>
-              <w:t xml:space="preserve">(19)</w:t>
-            </w:r>
-          </w:p>
-        </w:tc>
-        <w:tc>
-          <w:tcPr>
-            <w:tcW w:type="pct" w:w="1967"/>
+              <w:t xml:space="preserve">(20)</w:t>
+            </w:r>
+          </w:p>
+        </w:tc>
+        <w:tc>
+          <w:tcPr>
+            <w:tcW w:type="pct" w:w="1851"/>
             <w:tcMar>
               <w:top w:type="dxa" w:w="50"/>
               <w:left w:type="dxa" w:w="110"/>
@@ -11909,7 +12091,7 @@
         </w:tc>
         <w:tc>
           <w:tcPr>
-            <w:tcW w:type="pct" w:w="829"/>
+            <w:tcW w:type="pct" w:w="949"/>
             <w:tcMar>
               <w:top w:type="dxa" w:w="50"/>
               <w:left w:type="dxa" w:w="110"/>
@@ -11934,7 +12116,7 @@
       <w:tr>
         <w:tc>
           <w:tcPr>
-            <w:tcW w:type="pct" w:w="2204"/>
+            <w:tcW w:type="pct" w:w="2200"/>
             <w:shd w:fill="FFFFFF" w:val="clear"/>
             <w:tcMar>
               <w:top w:type="dxa" w:w="50"/>
@@ -11955,13 +12137,13 @@
                 <w:sz w:val="14"/>
                 <w:szCs w:val="14"/>
               </w:rPr>
-              <w:t xml:space="preserve">(20)</w:t>
-            </w:r>
-          </w:p>
-        </w:tc>
-        <w:tc>
-          <w:tcPr>
-            <w:tcW w:type="pct" w:w="1967"/>
+              <w:t xml:space="preserve">(21)</w:t>
+            </w:r>
+          </w:p>
+        </w:tc>
+        <w:tc>
+          <w:tcPr>
+            <w:tcW w:type="pct" w:w="1851"/>
             <w:shd w:fill="FBFAF6" w:val="clear"/>
             <w:tcMar>
               <w:top w:type="dxa" w:w="50"/>
@@ -11985,7 +12167,7 @@
         </w:tc>
         <w:tc>
           <w:tcPr>
-            <w:tcW w:type="pct" w:w="829"/>
+            <w:tcW w:type="pct" w:w="949"/>
             <w:shd w:fill="FBFAF6" w:val="clear"/>
             <w:tcMar>
               <w:top w:type="dxa" w:w="50"/>
@@ -12011,7 +12193,7 @@
       <w:tr>
         <w:tc>
           <w:tcPr>
-            <w:tcW w:type="pct" w:w="2204"/>
+            <w:tcW w:type="pct" w:w="2200"/>
             <w:shd w:fill="FFFFFF" w:val="clear"/>
             <w:tcMar>
               <w:top w:type="dxa" w:w="50"/>
@@ -12032,13 +12214,13 @@
                 <w:sz w:val="14"/>
                 <w:szCs w:val="14"/>
               </w:rPr>
-              <w:t xml:space="preserve">(21)</w:t>
-            </w:r>
-          </w:p>
-        </w:tc>
-        <w:tc>
-          <w:tcPr>
-            <w:tcW w:type="pct" w:w="1967"/>
+              <w:t xml:space="preserve">(22)</w:t>
+            </w:r>
+          </w:p>
+        </w:tc>
+        <w:tc>
+          <w:tcPr>
+            <w:tcW w:type="pct" w:w="1851"/>
             <w:tcMar>
               <w:top w:type="dxa" w:w="50"/>
               <w:left w:type="dxa" w:w="110"/>
@@ -12061,7 +12243,7 @@
         </w:tc>
         <w:tc>
           <w:tcPr>
-            <w:tcW w:type="pct" w:w="829"/>
+            <w:tcW w:type="pct" w:w="949"/>
             <w:tcMar>
               <w:top w:type="dxa" w:w="50"/>
               <w:left w:type="dxa" w:w="110"/>
@@ -12086,7 +12268,7 @@
       <w:tr>
         <w:tc>
           <w:tcPr>
-            <w:tcW w:type="pct" w:w="2204"/>
+            <w:tcW w:type="pct" w:w="2200"/>
             <w:shd w:fill="FFFFFF" w:val="clear"/>
             <w:tcMar>
               <w:top w:type="dxa" w:w="50"/>
@@ -12107,13 +12289,13 @@
                 <w:sz w:val="14"/>
                 <w:szCs w:val="14"/>
               </w:rPr>
-              <w:t xml:space="preserve">(22)</w:t>
-            </w:r>
-          </w:p>
-        </w:tc>
-        <w:tc>
-          <w:tcPr>
-            <w:tcW w:type="pct" w:w="1967"/>
+              <w:t xml:space="preserve">(23)</w:t>
+            </w:r>
+          </w:p>
+        </w:tc>
+        <w:tc>
+          <w:tcPr>
+            <w:tcW w:type="pct" w:w="1851"/>
             <w:shd w:fill="FBFAF6" w:val="clear"/>
             <w:tcMar>
               <w:top w:type="dxa" w:w="50"/>
@@ -12137,7 +12319,7 @@
         </w:tc>
         <w:tc>
           <w:tcPr>
-            <w:tcW w:type="pct" w:w="829"/>
+            <w:tcW w:type="pct" w:w="949"/>
             <w:shd w:fill="FBFAF6" w:val="clear"/>
             <w:tcMar>
               <w:top w:type="dxa" w:w="50"/>
@@ -12163,7 +12345,7 @@
       <w:tr>
         <w:tc>
           <w:tcPr>
-            <w:tcW w:type="pct" w:w="2204"/>
+            <w:tcW w:type="pct" w:w="2200"/>
             <w:tcMar>
               <w:top w:type="dxa" w:w="50"/>
               <w:left w:type="dxa" w:w="110"/>
@@ -12186,7 +12368,7 @@
         </w:tc>
         <w:tc>
           <w:tcPr>
-            <w:tcW w:type="pct" w:w="1967"/>
+            <w:tcW w:type="pct" w:w="1851"/>
             <w:tcMar>
               <w:top w:type="dxa" w:w="50"/>
               <w:left w:type="dxa" w:w="110"/>
@@ -12209,7 +12391,7 @@
         </w:tc>
         <w:tc>
           <w:tcPr>
-            <w:tcW w:type="pct" w:w="829"/>
+            <w:tcW w:type="pct" w:w="949"/>
             <w:tcMar>
               <w:top w:type="dxa" w:w="50"/>
               <w:left w:type="dxa" w:w="110"/>
@@ -12234,7 +12416,7 @@
       <w:tr>
         <w:tc>
           <w:tcPr>
-            <w:tcW w:type="pct" w:w="2204"/>
+            <w:tcW w:type="pct" w:w="2200"/>
             <w:shd w:fill="FBFAF6" w:val="clear"/>
             <w:tcMar>
               <w:top w:type="dxa" w:w="50"/>
@@ -12258,7 +12440,7 @@
         </w:tc>
         <w:tc>
           <w:tcPr>
-            <w:tcW w:type="pct" w:w="1967"/>
+            <w:tcW w:type="pct" w:w="1851"/>
             <w:shd w:fill="FBFAF6" w:val="clear"/>
             <w:tcMar>
               <w:top w:type="dxa" w:w="50"/>
@@ -12282,7 +12464,7 @@
         </w:tc>
         <w:tc>
           <w:tcPr>
-            <w:tcW w:type="pct" w:w="829"/>
+            <w:tcW w:type="pct" w:w="949"/>
             <w:shd w:fill="FBFAF6" w:val="clear"/>
             <w:tcMar>
               <w:top w:type="dxa" w:w="50"/>
@@ -12308,7 +12490,7 @@
       <w:tr>
         <w:tc>
           <w:tcPr>
-            <w:tcW w:type="pct" w:w="2204"/>
+            <w:tcW w:type="pct" w:w="2200"/>
             <w:shd w:fill="FFFFFF" w:val="clear"/>
             <w:tcMar>
               <w:top w:type="dxa" w:w="50"/>
@@ -12329,13 +12511,13 @@
                 <w:sz w:val="14"/>
                 <w:szCs w:val="14"/>
               </w:rPr>
-              <w:t xml:space="preserve">(23)</w:t>
-            </w:r>
-          </w:p>
-        </w:tc>
-        <w:tc>
-          <w:tcPr>
-            <w:tcW w:type="pct" w:w="1967"/>
+              <w:t xml:space="preserve">(24)</w:t>
+            </w:r>
+          </w:p>
+        </w:tc>
+        <w:tc>
+          <w:tcPr>
+            <w:tcW w:type="pct" w:w="1851"/>
             <w:tcMar>
               <w:top w:type="dxa" w:w="50"/>
               <w:left w:type="dxa" w:w="110"/>
@@ -12358,7 +12540,7 @@
         </w:tc>
         <w:tc>
           <w:tcPr>
-            <w:tcW w:type="pct" w:w="829"/>
+            <w:tcW w:type="pct" w:w="949"/>
             <w:tcMar>
               <w:top w:type="dxa" w:w="50"/>
               <w:left w:type="dxa" w:w="110"/>
@@ -12383,7 +12565,7 @@
       <w:tr>
         <w:tc>
           <w:tcPr>
-            <w:tcW w:type="pct" w:w="2204"/>
+            <w:tcW w:type="pct" w:w="2200"/>
             <w:shd w:fill="FFFFFF" w:val="clear"/>
             <w:tcMar>
               <w:top w:type="dxa" w:w="50"/>
@@ -12404,13 +12586,13 @@
                 <w:sz w:val="14"/>
                 <w:szCs w:val="14"/>
               </w:rPr>
-              <w:t xml:space="preserve">(24)</w:t>
-            </w:r>
-          </w:p>
-        </w:tc>
-        <w:tc>
-          <w:tcPr>
-            <w:tcW w:type="pct" w:w="1967"/>
+              <w:t xml:space="preserve">(25)</w:t>
+            </w:r>
+          </w:p>
+        </w:tc>
+        <w:tc>
+          <w:tcPr>
+            <w:tcW w:type="pct" w:w="1851"/>
             <w:shd w:fill="FBFAF6" w:val="clear"/>
             <w:tcMar>
               <w:top w:type="dxa" w:w="50"/>
@@ -12434,7 +12616,7 @@
         </w:tc>
         <w:tc>
           <w:tcPr>
-            <w:tcW w:type="pct" w:w="829"/>
+            <w:tcW w:type="pct" w:w="949"/>
             <w:shd w:fill="FBFAF6" w:val="clear"/>
             <w:tcMar>
               <w:top w:type="dxa" w:w="50"/>
@@ -12460,7 +12642,7 @@
       <w:tr>
         <w:tc>
           <w:tcPr>
-            <w:tcW w:type="pct" w:w="2204"/>
+            <w:tcW w:type="pct" w:w="2200"/>
             <w:tcMar>
               <w:top w:type="dxa" w:w="50"/>
               <w:left w:type="dxa" w:w="110"/>
@@ -12483,7 +12665,7 @@
         </w:tc>
         <w:tc>
           <w:tcPr>
-            <w:tcW w:type="pct" w:w="1967"/>
+            <w:tcW w:type="pct" w:w="1851"/>
             <w:tcMar>
               <w:top w:type="dxa" w:w="50"/>
               <w:left w:type="dxa" w:w="110"/>
@@ -12506,7 +12688,7 @@
         </w:tc>
         <w:tc>
           <w:tcPr>
-            <w:tcW w:type="pct" w:w="829"/>
+            <w:tcW w:type="pct" w:w="949"/>
             <w:tcMar>
               <w:top w:type="dxa" w:w="50"/>
               <w:left w:type="dxa" w:w="110"/>
@@ -12531,7 +12713,7 @@
       <w:tr>
         <w:tc>
           <w:tcPr>
-            <w:tcW w:type="pct" w:w="2204"/>
+            <w:tcW w:type="pct" w:w="2200"/>
             <w:shd w:fill="FBFAF6" w:val="clear"/>
             <w:tcMar>
               <w:top w:type="dxa" w:w="50"/>
@@ -12555,7 +12737,7 @@
         </w:tc>
         <w:tc>
           <w:tcPr>
-            <w:tcW w:type="pct" w:w="1967"/>
+            <w:tcW w:type="pct" w:w="1851"/>
             <w:shd w:fill="FBFAF6" w:val="clear"/>
             <w:tcMar>
               <w:top w:type="dxa" w:w="50"/>
@@ -12579,7 +12761,7 @@
         </w:tc>
         <w:tc>
           <w:tcPr>
-            <w:tcW w:type="pct" w:w="829"/>
+            <w:tcW w:type="pct" w:w="949"/>
             <w:shd w:fill="FBFAF6" w:val="clear"/>
             <w:tcMar>
               <w:top w:type="dxa" w:w="50"/>
@@ -12605,7 +12787,7 @@
       <w:tr>
         <w:tc>
           <w:tcPr>
-            <w:tcW w:type="pct" w:w="2204"/>
+            <w:tcW w:type="pct" w:w="2200"/>
             <w:tcMar>
               <w:top w:type="dxa" w:w="50"/>
               <w:left w:type="dxa" w:w="110"/>
@@ -12628,7 +12810,7 @@
         </w:tc>
         <w:tc>
           <w:tcPr>
-            <w:tcW w:type="pct" w:w="1967"/>
+            <w:tcW w:type="pct" w:w="1851"/>
             <w:tcMar>
               <w:top w:type="dxa" w:w="50"/>
               <w:left w:type="dxa" w:w="110"/>
@@ -12651,7 +12833,7 @@
         </w:tc>
         <w:tc>
           <w:tcPr>
-            <w:tcW w:type="pct" w:w="829"/>
+            <w:tcW w:type="pct" w:w="949"/>
             <w:tcMar>
               <w:top w:type="dxa" w:w="50"/>
               <w:left w:type="dxa" w:w="110"/>
@@ -12676,7 +12858,7 @@
       <w:tr>
         <w:tc>
           <w:tcPr>
-            <w:tcW w:type="pct" w:w="2204"/>
+            <w:tcW w:type="pct" w:w="2200"/>
             <w:shd w:fill="FBFAF6" w:val="clear"/>
             <w:tcMar>
               <w:top w:type="dxa" w:w="50"/>
@@ -12700,7 +12882,7 @@
         </w:tc>
         <w:tc>
           <w:tcPr>
-            <w:tcW w:type="pct" w:w="1967"/>
+            <w:tcW w:type="pct" w:w="1851"/>
             <w:shd w:fill="FBFAF6" w:val="clear"/>
             <w:tcMar>
               <w:top w:type="dxa" w:w="50"/>
@@ -12724,7 +12906,7 @@
         </w:tc>
         <w:tc>
           <w:tcPr>
-            <w:tcW w:type="pct" w:w="829"/>
+            <w:tcW w:type="pct" w:w="949"/>
             <w:shd w:fill="FBFAF6" w:val="clear"/>
             <w:tcMar>
               <w:top w:type="dxa" w:w="50"/>
@@ -12750,7 +12932,7 @@
       <w:tr>
         <w:tc>
           <w:tcPr>
-            <w:tcW w:type="pct" w:w="2204"/>
+            <w:tcW w:type="pct" w:w="2200"/>
             <w:tcMar>
               <w:top w:type="dxa" w:w="50"/>
               <w:left w:type="dxa" w:w="110"/>
@@ -12773,7 +12955,7 @@
         </w:tc>
         <w:tc>
           <w:tcPr>
-            <w:tcW w:type="pct" w:w="1967"/>
+            <w:tcW w:type="pct" w:w="1851"/>
             <w:tcMar>
               <w:top w:type="dxa" w:w="50"/>
               <w:left w:type="dxa" w:w="110"/>
@@ -12796,7 +12978,7 @@
         </w:tc>
         <w:tc>
           <w:tcPr>
-            <w:tcW w:type="pct" w:w="829"/>
+            <w:tcW w:type="pct" w:w="949"/>
             <w:tcMar>
               <w:top w:type="dxa" w:w="50"/>
               <w:left w:type="dxa" w:w="110"/>
@@ -13032,7 +13214,7 @@
                 <w:sz w:val="14"/>
                 <w:szCs w:val="14"/>
               </w:rPr>
-              <w:t xml:space="preserve">(25)</w:t>
+              <w:t xml:space="preserve">(26)</w:t>
             </w:r>
           </w:p>
         </w:tc>
@@ -13082,7 +13264,39 @@
                 <w:sz w:val="15"/>
                 <w:szCs w:val="15"/>
               </w:rPr>
-              <w:t xml:space="preserve">Investing: another company's securities.</w:t>
+              <w:t xml:space="preserve">Investing: another company's </w:t>
+            </w:r>
+            <w:r>
+              <w:rPr>
+                <w:b/>
+                <w:bCs/>
+                <w:color w:val="8186EF"/>
+                <w:sz w:val="14"/>
+                <w:szCs w:val="14"/>
+              </w:rPr>
+              <w:t xml:space="preserve"> (27) </w:t>
+            </w:r>
+            <w:r>
+              <w:rPr>
+                <w:u w:val="single"/>
+                <w:sz w:val="15"/>
+                <w:szCs w:val="15"/>
+              </w:rPr>
+              <w:t xml:space="preserve">              </w:t>
+            </w:r>
+            <w:r>
+              <w:rPr>
+                <w:sz w:val="15"/>
+                <w:szCs w:val="15"/>
+              </w:rPr>
+              <w:t xml:space="preserve"> </w:t>
+            </w:r>
+            <w:r>
+              <w:rPr>
+                <w:sz w:val="15"/>
+                <w:szCs w:val="15"/>
+              </w:rPr>
+              <w:t xml:space="preserve">.</w:t>
             </w:r>
           </w:p>
         </w:tc>
@@ -13242,7 +13456,7 @@
                 <w:sz w:val="16"/>
                 <w:szCs w:val="16"/>
               </w:rPr>
-              <w:t xml:space="preserve">Treasury stock reissued (E2 and E3)   ·   Operating (U.S. GAAP gives no choice).</w:t>
+              <w:t xml:space="preserve">Noncash investing and financing activity   ·   securities   ·   Operating (U.S. GAAP gives no choice).</w:t>
             </w:r>
           </w:p>
         </w:tc>
@@ -13520,7 +13734,7 @@
                 <w:sz w:val="16"/>
                 <w:szCs w:val="16"/>
               </w:rPr>
-              <w:t xml:space="preserve">15  </w:t>
+              <w:t xml:space="preserve">16  </w:t>
             </w:r>
             <w:r>
               <w:rPr>
@@ -13588,7 +13802,7 @@
                 <w:sz w:val="16"/>
                 <w:szCs w:val="16"/>
               </w:rPr>
-              <w:t xml:space="preserve">16  </w:t>
+              <w:t xml:space="preserve">17  </w:t>
             </w:r>
             <w:r>
               <w:rPr>
@@ -13656,7 +13870,7 @@
                 <w:sz w:val="16"/>
                 <w:szCs w:val="16"/>
               </w:rPr>
-              <w:t xml:space="preserve">17  </w:t>
+              <w:t xml:space="preserve">18  </w:t>
             </w:r>
             <w:r>
               <w:rPr>
@@ -13724,7 +13938,7 @@
                 <w:sz w:val="16"/>
                 <w:szCs w:val="16"/>
               </w:rPr>
-              <w:t xml:space="preserve">18  </w:t>
+              <w:t xml:space="preserve">19  </w:t>
             </w:r>
             <w:r>
               <w:rPr>
@@ -13792,7 +14006,7 @@
                 <w:sz w:val="16"/>
                 <w:szCs w:val="16"/>
               </w:rPr>
-              <w:t xml:space="preserve">19  </w:t>
+              <w:t xml:space="preserve">20  </w:t>
             </w:r>
             <w:r>
               <w:rPr>
@@ -13860,7 +14074,7 @@
                 <w:sz w:val="16"/>
                 <w:szCs w:val="16"/>
               </w:rPr>
-              <w:t xml:space="preserve">20  </w:t>
+              <w:t xml:space="preserve">21  </w:t>
             </w:r>
             <w:r>
               <w:rPr>
@@ -13928,7 +14142,7 @@
                 <w:sz w:val="16"/>
                 <w:szCs w:val="16"/>
               </w:rPr>
-              <w:t xml:space="preserve">21  </w:t>
+              <w:t xml:space="preserve">22  </w:t>
             </w:r>
             <w:r>
               <w:rPr>
@@ -13996,7 +14210,7 @@
                 <w:sz w:val="16"/>
                 <w:szCs w:val="16"/>
               </w:rPr>
-              <w:t xml:space="preserve">22  </w:t>
+              <w:t xml:space="preserve">23  </w:t>
             </w:r>
             <w:r>
               <w:rPr>
@@ -14064,7 +14278,7 @@
                 <w:sz w:val="16"/>
                 <w:szCs w:val="16"/>
               </w:rPr>
-              <w:t xml:space="preserve">23  </w:t>
+              <w:t xml:space="preserve">24  </w:t>
             </w:r>
             <w:r>
               <w:rPr>
@@ -14132,7 +14346,7 @@
                 <w:sz w:val="16"/>
                 <w:szCs w:val="16"/>
               </w:rPr>
-              <w:t xml:space="preserve">24  </w:t>
+              <w:t xml:space="preserve">25  </w:t>
             </w:r>
             <w:r>
               <w:rPr>
@@ -14200,7 +14414,7 @@
                 <w:sz w:val="16"/>
                 <w:szCs w:val="16"/>
               </w:rPr>
-              <w:t xml:space="preserve">25  </w:t>
+              <w:t xml:space="preserve">26  </w:t>
             </w:r>
             <w:r>
               <w:rPr>
@@ -14242,7 +14456,7 @@
                 <w:sz w:val="16"/>
                 <w:szCs w:val="16"/>
               </w:rPr>
-              <w:t xml:space="preserve">disclosures</w:t>
+              <w:t xml:space="preserve">mislead</w:t>
             </w:r>
           </w:p>
         </w:tc>
@@ -14268,14 +14482,14 @@
                 <w:sz w:val="16"/>
                 <w:szCs w:val="16"/>
               </w:rPr>
-              <w:t xml:space="preserve">26  </w:t>
-            </w:r>
-            <w:r>
-              <w:rPr>
-                <w:sz w:val="16"/>
-                <w:szCs w:val="16"/>
-              </w:rPr>
-              <w:t xml:space="preserve">Interest paid</w:t>
+              <w:t xml:space="preserve">27  </w:t>
+            </w:r>
+            <w:r>
+              <w:rPr>
+                <w:sz w:val="16"/>
+                <w:szCs w:val="16"/>
+              </w:rPr>
+              <w:t xml:space="preserve">securities</w:t>
             </w:r>
           </w:p>
         </w:tc>
@@ -14310,7 +14524,7 @@
                 <w:sz w:val="16"/>
                 <w:szCs w:val="16"/>
               </w:rPr>
-              <w:t xml:space="preserve">digital</w:t>
+              <w:t xml:space="preserve">disclosures</w:t>
             </w:r>
           </w:p>
         </w:tc>
@@ -14336,14 +14550,14 @@
                 <w:sz w:val="16"/>
                 <w:szCs w:val="16"/>
               </w:rPr>
-              <w:t xml:space="preserve">27  </w:t>
-            </w:r>
-            <w:r>
-              <w:rPr>
-                <w:sz w:val="16"/>
-                <w:szCs w:val="16"/>
-              </w:rPr>
-              <w:t xml:space="preserve">Dividend paid</w:t>
+              <w:t xml:space="preserve">28  </w:t>
+            </w:r>
+            <w:r>
+              <w:rPr>
+                <w:sz w:val="16"/>
+                <w:szCs w:val="16"/>
+              </w:rPr>
+              <w:t xml:space="preserve">Interest paid</w:t>
             </w:r>
           </w:p>
         </w:tc>
@@ -14372,6 +14586,74 @@
                 <w:szCs w:val="16"/>
               </w:rPr>
               <w:t xml:space="preserve">14  </w:t>
+            </w:r>
+            <w:r>
+              <w:rPr>
+                <w:sz w:val="16"/>
+                <w:szCs w:val="16"/>
+              </w:rPr>
+              <w:t xml:space="preserve">digital</w:t>
+            </w:r>
+          </w:p>
+        </w:tc>
+        <w:tc>
+          <w:tcPr>
+            <w:tcW w:type="pct" w:w="2500"/>
+            <w:tcMar>
+              <w:top w:type="dxa" w:w="20"/>
+              <w:left w:type="dxa" w:w="80"/>
+              <w:bottom w:type="dxa" w:w="20"/>
+              <w:right w:type="dxa" w:w="80"/>
+            </w:tcMar>
+          </w:tcPr>
+          <w:p>
+            <w:pPr>
+              <w:spacing w:before="12" w:after="12"/>
+            </w:pPr>
+            <w:r>
+              <w:rPr>
+                <w:b/>
+                <w:bCs/>
+                <w:color w:val="8186EF"/>
+                <w:sz w:val="16"/>
+                <w:szCs w:val="16"/>
+              </w:rPr>
+              <w:t xml:space="preserve">29  </w:t>
+            </w:r>
+            <w:r>
+              <w:rPr>
+                <w:sz w:val="16"/>
+                <w:szCs w:val="16"/>
+              </w:rPr>
+              <w:t xml:space="preserve">Dividend paid</w:t>
+            </w:r>
+          </w:p>
+        </w:tc>
+      </w:tr>
+      <w:tr>
+        <w:tc>
+          <w:tcPr>
+            <w:tcW w:type="pct" w:w="2500"/>
+            <w:tcMar>
+              <w:top w:type="dxa" w:w="20"/>
+              <w:left w:type="dxa" w:w="80"/>
+              <w:bottom w:type="dxa" w:w="20"/>
+              <w:right w:type="dxa" w:w="80"/>
+            </w:tcMar>
+          </w:tcPr>
+          <w:p>
+            <w:pPr>
+              <w:spacing w:before="12" w:after="12"/>
+            </w:pPr>
+            <w:r>
+              <w:rPr>
+                <w:b/>
+                <w:bCs/>
+                <w:color w:val="8186EF"/>
+                <w:sz w:val="16"/>
+                <w:szCs w:val="16"/>
+              </w:rPr>
+              <w:t xml:space="preserve">15  </w:t>
             </w:r>
             <w:r>
               <w:rPr>
@@ -15025,7 +15307,7 @@
               <w:sz w:val="16"/>
               <w:szCs w:val="16"/>
             </w:rPr>
-            <w:t xml:space="preserve"> of 1</w:t>
+            <w:t xml:space="preserve"> of 2</w:t>
           </w:r>
         </w:p>
       </w:tc>

--- a/CMA_Summaries_B1_Ch05.docx
+++ b/CMA_Summaries_B1_Ch05.docx
@@ -7916,6 +7916,142 @@
         <w:t xml:space="preserve"> </w:t>
       </w:r>
     </w:p>
+    <w:p>
+      <w:pPr>
+        <w:spacing w:before="44" w:after="10"/>
+      </w:pPr>
+      <w:r>
+        <w:rPr>
+          <w:b/>
+          <w:bCs/>
+          <w:color w:val="353A7C"/>
+          <w:sz w:val="18"/>
+          <w:szCs w:val="18"/>
+        </w:rPr>
+        <w:t xml:space="preserve">The English this section uses, and its Arabic</w:t>
+      </w:r>
+    </w:p>
+    <w:p>
+      <w:pPr>
+        <w:spacing w:before="0" w:after="12"/>
+      </w:pPr>
+      <w:r>
+        <w:rPr>
+          <w:color w:val="6B7280"/>
+          <w:sz w:val="15"/>
+          <w:szCs w:val="15"/>
+        </w:rPr>
+        <w:t xml:space="preserve">Each term sits against what it means.</w:t>
+      </w:r>
+    </w:p>
+    <w:p>
+      <w:pPr>
+        <w:spacing w:after="40" w:before="90"/>
+        <w:jc w:val="center"/>
+      </w:pPr>
+      <w:r>
+        <w:drawing>
+          <wp:inline distT="0" distB="0" distL="0" distR="0">
+            <wp:extent cx="5734050" cy="1931475"/>
+            <wp:effectExtent t="0" r="0" b="0" l="0"/>
+            <wp:docPr id="1" name="" descr="" title=""/>
+            <wp:cNvGraphicFramePr>
+              <a:graphicFrameLocks xmlns:a="http://schemas.openxmlformats.org/drawingml/2006/main" noChangeAspect="1"/>
+            </wp:cNvGraphicFramePr>
+            <a:graphic xmlns:a="http://schemas.openxmlformats.org/drawingml/2006/main">
+              <a:graphicData uri="http://schemas.openxmlformats.org/drawingml/2006/picture">
+                <pic:pic xmlns:pic="http://schemas.openxmlformats.org/drawingml/2006/picture">
+                  <pic:nvPicPr>
+                    <pic:cNvPr id="0" name="" descr=""/>
+                    <pic:cNvPicPr>
+                      <a:picLocks noChangeAspect="1" noChangeArrowheads="1"/>
+                    </pic:cNvPicPr>
+                  </pic:nvPicPr>
+                  <pic:blipFill>
+                    <a:blip r:embed="rId107" cstate="none"/>
+                    <a:srcRect/>
+                    <a:stretch>
+                      <a:fillRect/>
+                    </a:stretch>
+                  </pic:blipFill>
+                  <pic:spPr bwMode="auto">
+                    <a:xfrm>
+                      <a:off x="0" y="0"/>
+                      <a:ext cx="5734050" cy="1931475"/>
+                    </a:xfrm>
+                    <a:prstGeom prst="rect">
+                      <a:avLst/>
+                    </a:prstGeom>
+                  </pic:spPr>
+                </pic:pic>
+              </a:graphicData>
+            </a:graphic>
+          </wp:inline>
+        </w:drawing>
+      </w:r>
+    </w:p>
+    <w:tbl>
+      <w:tblPr>
+        <w:tblW w:type="pct" w:w="100%"/>
+        <w:tblLayout w:type="fixed"/>
+        <w:tblBorders>
+          <w:top w:val="single" w:color="FBFAF6" w:sz="4"/>
+          <w:left w:val="single" w:color="FBFAF6" w:sz="4"/>
+          <w:bottom w:val="single" w:color="FBFAF6" w:sz="4"/>
+          <w:right w:val="single" w:color="FBFAF6" w:sz="4"/>
+          <w:insideH w:val="single" w:color="FBFAF6" w:sz="4"/>
+          <w:insideV w:val="single" w:color="FBFAF6" w:sz="4"/>
+        </w:tblBorders>
+      </w:tblPr>
+      <w:tblGrid>
+        <w:gridCol w:w="9600"/>
+      </w:tblGrid>
+      <w:tr>
+        <w:tc>
+          <w:tcPr>
+            <w:tcW w:type="pct" w:w="5000"/>
+            <w:shd w:fill="FBFAF6" w:val="clear"/>
+            <w:tcMar>
+              <w:top w:type="dxa" w:w="40"/>
+              <w:left w:type="dxa" w:w="100"/>
+              <w:bottom w:type="dxa" w:w="40"/>
+              <w:right w:type="dxa" w:w="100"/>
+            </w:tcMar>
+          </w:tcPr>
+          <w:p>
+            <w:pPr>
+              <w:spacing w:before="18" w:after="6"/>
+            </w:pPr>
+            <w:r>
+              <w:rPr>
+                <w:b/>
+                <w:bCs/>
+                <w:color w:val="6B7280"/>
+                <w:sz w:val="14"/>
+                <w:szCs w:val="14"/>
+              </w:rPr>
+              <w:t xml:space="preserve">word list</w:t>
+            </w:r>
+          </w:p>
+          <w:p>
+            <w:pPr>
+              <w:spacing w:before="0" w:after="18"/>
+            </w:pPr>
+            <w:r>
+              <w:rPr>
+                <w:b/>
+                <w:bCs/>
+                <w:color w:val="353A7C"/>
+                <w:sz w:val="16"/>
+                <w:szCs w:val="16"/>
+              </w:rPr>
+              <w:t xml:space="preserve">الأنشطة التشغيلية   ·   investing activities   ·   operating activities</w:t>
+            </w:r>
+          </w:p>
+        </w:tc>
+      </w:tr>
+    </w:tbl>
+    <w:p/>
     <w:tbl>
       <w:tblPr>
         <w:tblW w:type="pct" w:w="100%"/>
@@ -8192,14 +8328,14 @@
                 <w:sz w:val="16"/>
                 <w:szCs w:val="16"/>
               </w:rPr>
-              <w:t xml:space="preserve">9  </w:t>
-            </w:r>
-            <w:r>
-              <w:rPr>
-                <w:sz w:val="16"/>
-                <w:szCs w:val="16"/>
-              </w:rPr>
-              <w:t xml:space="preserve">deferred</w:t>
+              <w:t xml:space="preserve">10  </w:t>
+            </w:r>
+            <w:r>
+              <w:rPr>
+                <w:sz w:val="16"/>
+                <w:szCs w:val="16"/>
+              </w:rPr>
+              <w:t xml:space="preserve">equity-method</w:t>
             </w:r>
           </w:p>
         </w:tc>
@@ -8260,14 +8396,14 @@
                 <w:sz w:val="16"/>
                 <w:szCs w:val="16"/>
               </w:rPr>
-              <w:t xml:space="preserve">10  </w:t>
-            </w:r>
-            <w:r>
-              <w:rPr>
-                <w:sz w:val="16"/>
-                <w:szCs w:val="16"/>
-              </w:rPr>
-              <w:t xml:space="preserve">equity-method</w:t>
+              <w:t xml:space="preserve">11  </w:t>
+            </w:r>
+            <w:r>
+              <w:rPr>
+                <w:sz w:val="16"/>
+                <w:szCs w:val="16"/>
+              </w:rPr>
+              <w:t xml:space="preserve">Working-capital</w:t>
             </w:r>
           </w:p>
         </w:tc>
@@ -8328,14 +8464,14 @@
                 <w:sz w:val="16"/>
                 <w:szCs w:val="16"/>
               </w:rPr>
-              <w:t xml:space="preserve">11  </w:t>
-            </w:r>
-            <w:r>
-              <w:rPr>
-                <w:sz w:val="16"/>
-                <w:szCs w:val="16"/>
-              </w:rPr>
-              <w:t xml:space="preserve">Working-capital</w:t>
+              <w:t xml:space="preserve">12  </w:t>
+            </w:r>
+            <w:r>
+              <w:rPr>
+                <w:sz w:val="16"/>
+                <w:szCs w:val="16"/>
+              </w:rPr>
+              <w:t xml:space="preserve">activities</w:t>
             </w:r>
           </w:p>
         </w:tc>
@@ -8396,14 +8532,14 @@
                 <w:sz w:val="16"/>
                 <w:szCs w:val="16"/>
               </w:rPr>
-              <w:t xml:space="preserve">12  </w:t>
-            </w:r>
-            <w:r>
-              <w:rPr>
-                <w:sz w:val="16"/>
-                <w:szCs w:val="16"/>
-              </w:rPr>
-              <w:t xml:space="preserve">activities</w:t>
+              <w:t xml:space="preserve">13  </w:t>
+            </w:r>
+            <w:r>
+              <w:rPr>
+                <w:sz w:val="16"/>
+                <w:szCs w:val="16"/>
+              </w:rPr>
+              <w:t xml:space="preserve">Dividends</w:t>
             </w:r>
           </w:p>
         </w:tc>
@@ -8464,14 +8600,14 @@
                 <w:sz w:val="16"/>
                 <w:szCs w:val="16"/>
               </w:rPr>
-              <w:t xml:space="preserve">13  </w:t>
-            </w:r>
-            <w:r>
-              <w:rPr>
-                <w:sz w:val="16"/>
-                <w:szCs w:val="16"/>
-              </w:rPr>
-              <w:t xml:space="preserve">Dividends</w:t>
+              <w:t xml:space="preserve">14  </w:t>
+            </w:r>
+            <w:r>
+              <w:rPr>
+                <w:sz w:val="16"/>
+                <w:szCs w:val="16"/>
+              </w:rPr>
+              <w:t xml:space="preserve">include</w:t>
             </w:r>
           </w:p>
         </w:tc>
@@ -8532,14 +8668,14 @@
                 <w:sz w:val="16"/>
                 <w:szCs w:val="16"/>
               </w:rPr>
-              <w:t xml:space="preserve">14  </w:t>
-            </w:r>
-            <w:r>
-              <w:rPr>
-                <w:sz w:val="16"/>
-                <w:szCs w:val="16"/>
-              </w:rPr>
-              <w:t xml:space="preserve">include</w:t>
+              <w:t xml:space="preserve">15  </w:t>
+            </w:r>
+            <w:r>
+              <w:rPr>
+                <w:sz w:val="16"/>
+                <w:szCs w:val="16"/>
+              </w:rPr>
+              <w:t xml:space="preserve">investing</w:t>
             </w:r>
           </w:p>
         </w:tc>
@@ -8600,14 +8736,14 @@
                 <w:sz w:val="16"/>
                 <w:szCs w:val="16"/>
               </w:rPr>
-              <w:t xml:space="preserve">15  </w:t>
-            </w:r>
-            <w:r>
-              <w:rPr>
-                <w:sz w:val="16"/>
-                <w:szCs w:val="16"/>
-              </w:rPr>
-              <w:t xml:space="preserve">investing</w:t>
+              <w:t xml:space="preserve">16  </w:t>
+            </w:r>
+            <w:r>
+              <w:rPr>
+                <w:sz w:val="16"/>
+                <w:szCs w:val="16"/>
+              </w:rPr>
+              <w:t xml:space="preserve">operating activities</w:t>
             </w:r>
           </w:p>
         </w:tc>
@@ -8643,6 +8779,74 @@
                 <w:szCs w:val="16"/>
               </w:rPr>
               <w:t xml:space="preserve">depreciation</w:t>
+            </w:r>
+          </w:p>
+        </w:tc>
+        <w:tc>
+          <w:tcPr>
+            <w:tcW w:type="pct" w:w="2500"/>
+            <w:tcMar>
+              <w:top w:type="dxa" w:w="20"/>
+              <w:left w:type="dxa" w:w="80"/>
+              <w:bottom w:type="dxa" w:w="20"/>
+              <w:right w:type="dxa" w:w="80"/>
+            </w:tcMar>
+          </w:tcPr>
+          <w:p>
+            <w:pPr>
+              <w:spacing w:before="12" w:after="12"/>
+            </w:pPr>
+            <w:r>
+              <w:rPr>
+                <w:b/>
+                <w:bCs/>
+                <w:color w:val="8186EF"/>
+                <w:sz w:val="16"/>
+                <w:szCs w:val="16"/>
+              </w:rPr>
+              <w:t xml:space="preserve">17  </w:t>
+            </w:r>
+            <w:r>
+              <w:rPr>
+                <w:sz w:val="16"/>
+                <w:szCs w:val="16"/>
+              </w:rPr>
+              <w:t xml:space="preserve">investing activities</w:t>
+            </w:r>
+          </w:p>
+        </w:tc>
+      </w:tr>
+      <w:tr>
+        <w:tc>
+          <w:tcPr>
+            <w:tcW w:type="pct" w:w="2500"/>
+            <w:tcMar>
+              <w:top w:type="dxa" w:w="20"/>
+              <w:left w:type="dxa" w:w="80"/>
+              <w:bottom w:type="dxa" w:w="20"/>
+              <w:right w:type="dxa" w:w="80"/>
+            </w:tcMar>
+          </w:tcPr>
+          <w:p>
+            <w:pPr>
+              <w:spacing w:before="12" w:after="12"/>
+            </w:pPr>
+            <w:r>
+              <w:rPr>
+                <w:b/>
+                <w:bCs/>
+                <w:color w:val="8186EF"/>
+                <w:sz w:val="16"/>
+                <w:szCs w:val="16"/>
+              </w:rPr>
+              <w:t xml:space="preserve">9  </w:t>
+            </w:r>
+            <w:r>
+              <w:rPr>
+                <w:sz w:val="16"/>
+                <w:szCs w:val="16"/>
+              </w:rPr>
+              <w:t xml:space="preserve">deferred</w:t>
             </w:r>
           </w:p>
         </w:tc>
@@ -9083,481 +9287,9 @@
       </w:tr>
     </w:tbl>
     <w:p/>
-    <w:tbl>
-      <w:tblPr>
-        <w:tblW w:type="pct" w:w="100%"/>
-        <w:tblLayout w:type="fixed"/>
-        <w:tblBorders>
-          <w:top w:val="single" w:color="353A7C" w:sz="6"/>
-          <w:left w:val="single" w:color="353A7C" w:sz="6"/>
-          <w:bottom w:val="single" w:color="353A7C" w:sz="6"/>
-          <w:right w:val="single" w:color="353A7C" w:sz="6"/>
-          <w:insideH w:val="single" w:color="353A7C" w:sz="6"/>
-          <w:insideV w:val="single" w:color="353A7C" w:sz="6"/>
-        </w:tblBorders>
-      </w:tblPr>
-      <w:tblGrid>
-        <w:gridCol w:w="4992"/>
-        <w:gridCol w:w="4608"/>
-      </w:tblGrid>
-      <w:tr>
-        <w:tc>
-          <w:tcPr>
-            <w:tcW w:type="pct" w:w="5000"/>
-            <w:gridSpan w:val="2"/>
-            <w:shd w:fill="353A7C" w:val="clear"/>
-            <w:tcMar>
-              <w:top w:type="dxa" w:w="60"/>
-              <w:left w:type="dxa" w:w="120"/>
-              <w:bottom w:type="dxa" w:w="60"/>
-              <w:right w:type="dxa" w:w="120"/>
-            </w:tcMar>
-          </w:tcPr>
-          <w:p>
-            <w:pPr>
-              <w:spacing w:before="40" w:after="40"/>
-            </w:pPr>
-            <w:r>
-              <w:rPr>
-                <w:b/>
-                <w:bCs/>
-                <w:color w:val="FFFFFF"/>
-                <w:sz w:val="17"/>
-                <w:szCs w:val="17"/>
-              </w:rPr>
-              <w:t xml:space="preserve">Orontes Foods Inc. — operating activities by the direct method, 2025</w:t>
-            </w:r>
-          </w:p>
-        </w:tc>
-      </w:tr>
-      <w:tr>
-        <w:tc>
-          <w:tcPr>
-            <w:tcW w:type="pct" w:w="2600"/>
-            <w:shd w:fill="353A7C" w:val="clear"/>
-            <w:tcMar>
-              <w:top w:type="dxa" w:w="50"/>
-              <w:left w:type="dxa" w:w="110"/>
-              <w:bottom w:type="dxa" w:w="50"/>
-              <w:right w:type="dxa" w:w="110"/>
-            </w:tcMar>
-          </w:tcPr>
-          <w:p>
-            <w:pPr>
-              <w:spacing w:before="30" w:after="30"/>
-            </w:pPr>
-            <w:r>
-              <w:rPr>
-                <w:b/>
-                <w:bCs/>
-                <w:color w:val="FFFFFF"/>
-                <w:sz w:val="15"/>
-                <w:szCs w:val="15"/>
-              </w:rPr>
-              <w:t xml:space="preserve">Orontes, 2025, direct method (whole USD)</w:t>
-            </w:r>
-          </w:p>
-        </w:tc>
-        <w:tc>
-          <w:tcPr>
-            <w:tcW w:type="pct" w:w="2400"/>
-            <w:shd w:fill="353A7C" w:val="clear"/>
-            <w:tcMar>
-              <w:top w:type="dxa" w:w="50"/>
-              <w:left w:type="dxa" w:w="110"/>
-              <w:bottom w:type="dxa" w:w="50"/>
-              <w:right w:type="dxa" w:w="110"/>
-            </w:tcMar>
-          </w:tcPr>
-          <w:p>
-            <w:pPr>
-              <w:spacing w:before="30" w:after="30"/>
-            </w:pPr>
-            <w:r>
-              <w:rPr>
-                <w:b/>
-                <w:bCs/>
-                <w:color w:val="FFFFFF"/>
-                <w:sz w:val="15"/>
-                <w:szCs w:val="15"/>
-              </w:rPr>
-              <w:t xml:space="preserve">2025</w:t>
-            </w:r>
-          </w:p>
-        </w:tc>
-      </w:tr>
-      <w:tr>
-        <w:tc>
-          <w:tcPr>
-            <w:tcW w:type="pct" w:w="2600"/>
-            <w:tcMar>
-              <w:top w:type="dxa" w:w="50"/>
-              <w:left w:type="dxa" w:w="110"/>
-              <w:bottom w:type="dxa" w:w="50"/>
-              <w:right w:type="dxa" w:w="110"/>
-            </w:tcMar>
-          </w:tcPr>
-          <w:p>
-            <w:pPr>
-              <w:spacing w:before="28" w:after="28"/>
-            </w:pPr>
-            <w:r>
-              <w:rPr>
-                <w:sz w:val="15"/>
-                <w:szCs w:val="15"/>
-              </w:rPr>
-              <w:t xml:space="preserve">Cash received from customers</w:t>
-            </w:r>
-          </w:p>
-        </w:tc>
-        <w:tc>
-          <w:tcPr>
-            <w:tcW w:type="pct" w:w="2400"/>
-            <w:tcMar>
-              <w:top w:type="dxa" w:w="50"/>
-              <w:left w:type="dxa" w:w="110"/>
-              <w:bottom w:type="dxa" w:w="50"/>
-              <w:right w:type="dxa" w:w="110"/>
-            </w:tcMar>
-          </w:tcPr>
-          <w:p>
-            <w:pPr>
-              <w:spacing w:before="28" w:after="28"/>
-            </w:pPr>
-            <w:r>
-              <w:rPr>
-                <w:sz w:val="15"/>
-                <w:szCs w:val="15"/>
-              </w:rPr>
-              <w:t xml:space="preserve">41,598,000</w:t>
-            </w:r>
-          </w:p>
-        </w:tc>
-      </w:tr>
-      <w:tr>
-        <w:tc>
-          <w:tcPr>
-            <w:tcW w:type="pct" w:w="2600"/>
-            <w:shd w:fill="FFFFFF" w:val="clear"/>
-            <w:tcMar>
-              <w:top w:type="dxa" w:w="50"/>
-              <w:left w:type="dxa" w:w="110"/>
-              <w:bottom w:type="dxa" w:w="50"/>
-              <w:right w:type="dxa" w:w="110"/>
-            </w:tcMar>
-          </w:tcPr>
-          <w:p>
-            <w:pPr>
-              <w:spacing w:before="46" w:after="46"/>
-            </w:pPr>
-            <w:r>
-              <w:rPr>
-                <w:b/>
-                <w:bCs/>
-                <w:color w:val="8186EF"/>
-                <w:sz w:val="14"/>
-                <w:szCs w:val="14"/>
-              </w:rPr>
-              <w:t xml:space="preserve">(5)</w:t>
-            </w:r>
-          </w:p>
-        </w:tc>
-        <w:tc>
-          <w:tcPr>
-            <w:tcW w:type="pct" w:w="2400"/>
-            <w:shd w:fill="FBFAF6" w:val="clear"/>
-            <w:tcMar>
-              <w:top w:type="dxa" w:w="50"/>
-              <w:left w:type="dxa" w:w="110"/>
-              <w:bottom w:type="dxa" w:w="50"/>
-              <w:right w:type="dxa" w:w="110"/>
-            </w:tcMar>
-          </w:tcPr>
-          <w:p>
-            <w:pPr>
-              <w:spacing w:before="28" w:after="28"/>
-            </w:pPr>
-            <w:r>
-              <w:rPr>
-                <w:sz w:val="15"/>
-                <w:szCs w:val="15"/>
-              </w:rPr>
-              <w:t xml:space="preserve">(32,911,000)</w:t>
-            </w:r>
-          </w:p>
-        </w:tc>
-      </w:tr>
-      <w:tr>
-        <w:tc>
-          <w:tcPr>
-            <w:tcW w:type="pct" w:w="2600"/>
-            <w:shd w:fill="FFFFFF" w:val="clear"/>
-            <w:tcMar>
-              <w:top w:type="dxa" w:w="50"/>
-              <w:left w:type="dxa" w:w="110"/>
-              <w:bottom w:type="dxa" w:w="50"/>
-              <w:right w:type="dxa" w:w="110"/>
-            </w:tcMar>
-          </w:tcPr>
-          <w:p>
-            <w:pPr>
-              <w:spacing w:before="46" w:after="46"/>
-            </w:pPr>
-            <w:r>
-              <w:rPr>
-                <w:b/>
-                <w:bCs/>
-                <w:color w:val="8186EF"/>
-                <w:sz w:val="14"/>
-                <w:szCs w:val="14"/>
-              </w:rPr>
-              <w:t xml:space="preserve">(6)</w:t>
-            </w:r>
-          </w:p>
-        </w:tc>
-        <w:tc>
-          <w:tcPr>
-            <w:tcW w:type="pct" w:w="2400"/>
-            <w:tcMar>
-              <w:top w:type="dxa" w:w="50"/>
-              <w:left w:type="dxa" w:w="110"/>
-              <w:bottom w:type="dxa" w:w="50"/>
-              <w:right w:type="dxa" w:w="110"/>
-            </w:tcMar>
-          </w:tcPr>
-          <w:p>
-            <w:pPr>
-              <w:spacing w:before="28" w:after="28"/>
-            </w:pPr>
-            <w:r>
-              <w:rPr>
-                <w:sz w:val="15"/>
-                <w:szCs w:val="15"/>
-              </w:rPr>
-              <w:t xml:space="preserve">73,800</w:t>
-            </w:r>
-          </w:p>
-        </w:tc>
-      </w:tr>
-      <w:tr>
-        <w:tc>
-          <w:tcPr>
-            <w:tcW w:type="pct" w:w="2600"/>
-            <w:shd w:fill="FBFAF6" w:val="clear"/>
-            <w:tcMar>
-              <w:top w:type="dxa" w:w="50"/>
-              <w:left w:type="dxa" w:w="110"/>
-              <w:bottom w:type="dxa" w:w="50"/>
-              <w:right w:type="dxa" w:w="110"/>
-            </w:tcMar>
-          </w:tcPr>
-          <w:p>
-            <w:pPr>
-              <w:spacing w:before="28" w:after="28"/>
-            </w:pPr>
-            <w:r>
-              <w:rPr>
-                <w:sz w:val="15"/>
-                <w:szCs w:val="15"/>
-              </w:rPr>
-              <w:t xml:space="preserve">Interest paid</w:t>
-            </w:r>
-          </w:p>
-        </w:tc>
-        <w:tc>
-          <w:tcPr>
-            <w:tcW w:type="pct" w:w="2400"/>
-            <w:shd w:fill="FBFAF6" w:val="clear"/>
-            <w:tcMar>
-              <w:top w:type="dxa" w:w="50"/>
-              <w:left w:type="dxa" w:w="110"/>
-              <w:bottom w:type="dxa" w:w="50"/>
-              <w:right w:type="dxa" w:w="110"/>
-            </w:tcMar>
-          </w:tcPr>
-          <w:p>
-            <w:pPr>
-              <w:spacing w:before="28" w:after="28"/>
-            </w:pPr>
-            <w:r>
-              <w:rPr>
-                <w:sz w:val="15"/>
-                <w:szCs w:val="15"/>
-              </w:rPr>
-              <w:t xml:space="preserve">(390,000)</w:t>
-            </w:r>
-          </w:p>
-        </w:tc>
-      </w:tr>
-      <w:tr>
-        <w:tc>
-          <w:tcPr>
-            <w:tcW w:type="pct" w:w="2600"/>
-            <w:shd w:fill="FFFFFF" w:val="clear"/>
-            <w:tcMar>
-              <w:top w:type="dxa" w:w="50"/>
-              <w:left w:type="dxa" w:w="110"/>
-              <w:bottom w:type="dxa" w:w="50"/>
-              <w:right w:type="dxa" w:w="110"/>
-            </w:tcMar>
-          </w:tcPr>
-          <w:p>
-            <w:pPr>
-              <w:spacing w:before="46" w:after="46"/>
-            </w:pPr>
-            <w:r>
-              <w:rPr>
-                <w:b/>
-                <w:bCs/>
-                <w:color w:val="8186EF"/>
-                <w:sz w:val="14"/>
-                <w:szCs w:val="14"/>
-              </w:rPr>
-              <w:t xml:space="preserve">(7)</w:t>
-            </w:r>
-          </w:p>
-        </w:tc>
-        <w:tc>
-          <w:tcPr>
-            <w:tcW w:type="pct" w:w="2400"/>
-            <w:tcMar>
-              <w:top w:type="dxa" w:w="50"/>
-              <w:left w:type="dxa" w:w="110"/>
-              <w:bottom w:type="dxa" w:w="50"/>
-              <w:right w:type="dxa" w:w="110"/>
-            </w:tcMar>
-          </w:tcPr>
-          <w:p>
-            <w:pPr>
-              <w:spacing w:before="28" w:after="28"/>
-            </w:pPr>
-            <w:r>
-              <w:rPr>
-                <w:sz w:val="15"/>
-                <w:szCs w:val="15"/>
-              </w:rPr>
-              <w:t xml:space="preserve">(839,700)</w:t>
-            </w:r>
-          </w:p>
-        </w:tc>
-      </w:tr>
-      <w:tr>
-        <w:tc>
-          <w:tcPr>
-            <w:tcW w:type="pct" w:w="2600"/>
-            <w:shd w:fill="FBFAF6" w:val="clear"/>
-            <w:tcMar>
-              <w:top w:type="dxa" w:w="50"/>
-              <w:left w:type="dxa" w:w="110"/>
-              <w:bottom w:type="dxa" w:w="50"/>
-              <w:right w:type="dxa" w:w="110"/>
-            </w:tcMar>
-          </w:tcPr>
-          <w:p>
-            <w:pPr>
-              <w:spacing w:before="28" w:after="28"/>
-            </w:pPr>
-            <w:r>
-              <w:rPr>
-                <w:sz w:val="15"/>
-                <w:szCs w:val="15"/>
-              </w:rPr>
-              <w:t xml:space="preserve">Net cash provided by operating activities</w:t>
-            </w:r>
-          </w:p>
-        </w:tc>
-        <w:tc>
-          <w:tcPr>
-            <w:tcW w:type="pct" w:w="2400"/>
-            <w:shd w:fill="FBFAF6" w:val="clear"/>
-            <w:tcMar>
-              <w:top w:type="dxa" w:w="50"/>
-              <w:left w:type="dxa" w:w="110"/>
-              <w:bottom w:type="dxa" w:w="50"/>
-              <w:right w:type="dxa" w:w="110"/>
-            </w:tcMar>
-          </w:tcPr>
-          <w:p>
-            <w:pPr>
-              <w:spacing w:before="28" w:after="28"/>
-            </w:pPr>
-            <w:r>
-              <w:rPr>
-                <w:sz w:val="15"/>
-                <w:szCs w:val="15"/>
-              </w:rPr>
-              <w:t xml:space="preserve">7,531,100</w:t>
-            </w:r>
-          </w:p>
-        </w:tc>
-      </w:tr>
-    </w:tbl>
-    <w:p/>
-    <w:tbl>
-      <w:tblPr>
-        <w:tblW w:type="pct" w:w="100%"/>
-        <w:tblLayout w:type="fixed"/>
-        <w:tblBorders>
-          <w:top w:val="single" w:color="FBFAF6" w:sz="4"/>
-          <w:left w:val="single" w:color="FBFAF6" w:sz="4"/>
-          <w:bottom w:val="single" w:color="FBFAF6" w:sz="4"/>
-          <w:right w:val="single" w:color="FBFAF6" w:sz="4"/>
-          <w:insideH w:val="single" w:color="FBFAF6" w:sz="4"/>
-          <w:insideV w:val="single" w:color="FBFAF6" w:sz="4"/>
-        </w:tblBorders>
-      </w:tblPr>
-      <w:tblGrid>
-        <w:gridCol w:w="9600"/>
-      </w:tblGrid>
-      <w:tr>
-        <w:tc>
-          <w:tcPr>
-            <w:tcW w:type="pct" w:w="5000"/>
-            <w:shd w:fill="FBFAF6" w:val="clear"/>
-            <w:tcMar>
-              <w:top w:type="dxa" w:w="40"/>
-              <w:left w:type="dxa" w:w="100"/>
-              <w:bottom w:type="dxa" w:w="40"/>
-              <w:right w:type="dxa" w:w="100"/>
-            </w:tcMar>
-          </w:tcPr>
-          <w:p>
-            <w:pPr>
-              <w:spacing w:before="18" w:after="6"/>
-            </w:pPr>
-            <w:r>
-              <w:rPr>
-                <w:b/>
-                <w:bCs/>
-                <w:color w:val="6B7280"/>
-                <w:sz w:val="14"/>
-                <w:szCs w:val="14"/>
-              </w:rPr>
-              <w:t xml:space="preserve">word list</w:t>
-            </w:r>
-          </w:p>
-          <w:p>
-            <w:pPr>
-              <w:spacing w:before="0" w:after="18"/>
-            </w:pPr>
-            <w:r>
-              <w:rPr>
-                <w:b/>
-                <w:bCs/>
-                <w:color w:val="353A7C"/>
-                <w:sz w:val="16"/>
-                <w:szCs w:val="16"/>
-              </w:rPr>
-              <w:t xml:space="preserve">Cash paid to suppliers and employees   ·   statement of cash flows   ·   Income taxes paid   ·   Interest and dividends received</w:t>
-            </w:r>
-          </w:p>
-        </w:tc>
-      </w:tr>
-    </w:tbl>
-    <w:p/>
     <w:p>
       <w:pPr>
-        <w:spacing w:before="44" w:after="14"/>
+        <w:spacing w:before="44" w:after="10"/>
       </w:pPr>
       <w:r>
         <w:rPr>
@@ -9567,138 +9299,66 @@
           <w:sz w:val="18"/>
           <w:szCs w:val="18"/>
         </w:rPr>
-        <w:t xml:space="preserve">Summary 2</w:t>
-      </w:r>
-      <w:r>
-        <w:rPr>
-          <w:color w:val="6B7280"/>
-          <w:sz w:val="16"/>
-          <w:szCs w:val="16"/>
-        </w:rPr>
-        <w:t xml:space="preserve">      gaps 8–10</w:t>
+        <w:t xml:space="preserve">Orontes Foods Inc. — operating activities by the direct method, 2025</w:t>
       </w:r>
     </w:p>
     <w:p>
       <w:pPr>
-        <w:spacing w:before="20" w:after="20" w:line="360" w:lineRule="auto"/>
-        <w:ind w:left="200"/>
+        <w:spacing w:before="0" w:after="12"/>
       </w:pPr>
       <w:r>
         <w:rPr>
-          <w:sz w:val="19"/>
-          <w:szCs w:val="19"/>
-        </w:rPr>
-        <w:t xml:space="preserve">A company using the </w:t>
-      </w:r>
-      <w:r>
-        <w:rPr>
-          <w:b/>
-          <w:bCs/>
-          <w:color w:val="8186EF"/>
+          <w:color w:val="6B7280"/>
           <w:sz w:val="15"/>
           <w:szCs w:val="15"/>
         </w:rPr>
-        <w:t xml:space="preserve"> (8) </w:t>
-      </w:r>
-      <w:r>
-        <w:rPr>
-          <w:u w:val="single"/>
-          <w:sz w:val="19"/>
-          <w:szCs w:val="19"/>
-        </w:rPr>
-        <w:t xml:space="preserve">           </w:t>
-      </w:r>
-      <w:r>
-        <w:rPr>
-          <w:sz w:val="19"/>
-          <w:szCs w:val="19"/>
-        </w:rPr>
-        <w:t xml:space="preserve"> </w:t>
-      </w:r>
-      <w:r>
-        <w:rPr>
-          <w:sz w:val="19"/>
-          <w:szCs w:val="19"/>
-        </w:rPr>
-        <w:t xml:space="preserve"> method must disclose interest paid and income taxes paid. </w:t>
-      </w:r>
-      <w:r>
-        <w:rPr>
-          <w:sz w:val="19"/>
-          <w:szCs w:val="19"/>
-        </w:rPr>
-        <w:t xml:space="preserve"/>
-      </w:r>
-      <w:r>
-        <w:rPr>
-          <w:b/>
-          <w:bCs/>
-          <w:color w:val="8186EF"/>
-          <w:sz w:val="15"/>
-          <w:szCs w:val="15"/>
-        </w:rPr>
-        <w:t xml:space="preserve"> (9) </w:t>
-      </w:r>
-      <w:r>
-        <w:rPr>
-          <w:u w:val="single"/>
-          <w:sz w:val="19"/>
-          <w:szCs w:val="19"/>
-        </w:rPr>
-        <w:t xml:space="preserve">           </w:t>
-      </w:r>
-      <w:r>
-        <w:rPr>
-          <w:sz w:val="19"/>
-          <w:szCs w:val="19"/>
-        </w:rPr>
-        <w:t xml:space="preserve"> </w:t>
-      </w:r>
-      <w:r>
-        <w:rPr>
-          <w:sz w:val="19"/>
-          <w:szCs w:val="19"/>
-        </w:rPr>
-        <w:t xml:space="preserve"> paid $390,000 of interest and $839,700 of income taxes. </w:t>
-      </w:r>
-      <w:r>
-        <w:rPr>
-          <w:sz w:val="19"/>
-          <w:szCs w:val="19"/>
-        </w:rPr>
-        <w:t xml:space="preserve">Taxes paid are the current tax expense of $889,700 less the $50,000 </w:t>
-      </w:r>
-      <w:r>
-        <w:rPr>
-          <w:b/>
-          <w:bCs/>
-          <w:color w:val="8186EF"/>
-          <w:sz w:val="15"/>
-          <w:szCs w:val="15"/>
-        </w:rPr>
-        <w:t xml:space="preserve"> (10) </w:t>
-      </w:r>
-      <w:r>
-        <w:rPr>
-          <w:u w:val="single"/>
-          <w:sz w:val="19"/>
-          <w:szCs w:val="19"/>
-        </w:rPr>
-        <w:t xml:space="preserve">           </w:t>
-      </w:r>
-      <w:r>
-        <w:rPr>
-          <w:sz w:val="19"/>
-          <w:szCs w:val="19"/>
-        </w:rPr>
-        <w:t xml:space="preserve"> </w:t>
-      </w:r>
-      <w:r>
-        <w:rPr>
-          <w:sz w:val="19"/>
-          <w:szCs w:val="19"/>
-        </w:rPr>
-        <w:t xml:space="preserve"> in taxes payable. </w:t>
+        <w:t xml:space="preserve">The parts add up to the total; the bars are to scale.</w:t>
+      </w:r>
+    </w:p>
+    <w:p>
+      <w:pPr>
+        <w:spacing w:after="40" w:before="90"/>
+        <w:jc w:val="center"/>
+      </w:pPr>
+      <w:r>
+        <w:drawing>
+          <wp:inline distT="0" distB="0" distL="0" distR="0">
+            <wp:extent cx="5734050" cy="2497325"/>
+            <wp:effectExtent t="0" r="0" b="0" l="0"/>
+            <wp:docPr id="1" name="" descr="" title=""/>
+            <wp:cNvGraphicFramePr>
+              <a:graphicFrameLocks xmlns:a="http://schemas.openxmlformats.org/drawingml/2006/main" noChangeAspect="1"/>
+            </wp:cNvGraphicFramePr>
+            <a:graphic xmlns:a="http://schemas.openxmlformats.org/drawingml/2006/main">
+              <a:graphicData uri="http://schemas.openxmlformats.org/drawingml/2006/picture">
+                <pic:pic xmlns:pic="http://schemas.openxmlformats.org/drawingml/2006/picture">
+                  <pic:nvPicPr>
+                    <pic:cNvPr id="0" name="" descr=""/>
+                    <pic:cNvPicPr>
+                      <a:picLocks noChangeAspect="1" noChangeArrowheads="1"/>
+                    </pic:cNvPicPr>
+                  </pic:nvPicPr>
+                  <pic:blipFill>
+                    <a:blip r:embed="rId108" cstate="none"/>
+                    <a:srcRect/>
+                    <a:stretch>
+                      <a:fillRect/>
+                    </a:stretch>
+                  </pic:blipFill>
+                  <pic:spPr bwMode="auto">
+                    <a:xfrm>
+                      <a:off x="0" y="0"/>
+                      <a:ext cx="5734050" cy="2497325"/>
+                    </a:xfrm>
+                    <a:prstGeom prst="rect">
+                      <a:avLst/>
+                    </a:prstGeom>
+                  </pic:spPr>
+                </pic:pic>
+              </a:graphicData>
+            </a:graphic>
+          </wp:inline>
+        </w:drawing>
       </w:r>
     </w:p>
     <w:tbl>
@@ -9756,7 +9416,363 @@
                 <w:sz w:val="16"/>
                 <w:szCs w:val="16"/>
               </w:rPr>
+              <w:t xml:space="preserve">Income taxes paid   ·   Cash paid to suppliers and employees   ·   Cash received from customers</w:t>
+            </w:r>
+          </w:p>
+        </w:tc>
+      </w:tr>
+    </w:tbl>
+    <w:p/>
+    <w:p>
+      <w:pPr>
+        <w:spacing w:before="44" w:after="14"/>
+      </w:pPr>
+      <w:r>
+        <w:rPr>
+          <w:b/>
+          <w:bCs/>
+          <w:color w:val="353A7C"/>
+          <w:sz w:val="18"/>
+          <w:szCs w:val="18"/>
+        </w:rPr>
+        <w:t xml:space="preserve">Summary 2</w:t>
+      </w:r>
+      <w:r>
+        <w:rPr>
+          <w:color w:val="6B7280"/>
+          <w:sz w:val="16"/>
+          <w:szCs w:val="16"/>
+        </w:rPr>
+        <w:t xml:space="preserve">      gaps 7–9</w:t>
+      </w:r>
+    </w:p>
+    <w:p>
+      <w:pPr>
+        <w:spacing w:before="20" w:after="20" w:line="360" w:lineRule="auto"/>
+        <w:ind w:left="200"/>
+      </w:pPr>
+      <w:r>
+        <w:rPr>
+          <w:sz w:val="19"/>
+          <w:szCs w:val="19"/>
+        </w:rPr>
+        <w:t xml:space="preserve">A company using the </w:t>
+      </w:r>
+      <w:r>
+        <w:rPr>
+          <w:b/>
+          <w:bCs/>
+          <w:color w:val="8186EF"/>
+          <w:sz w:val="15"/>
+          <w:szCs w:val="15"/>
+        </w:rPr>
+        <w:t xml:space="preserve"> (7) </w:t>
+      </w:r>
+      <w:r>
+        <w:rPr>
+          <w:u w:val="single"/>
+          <w:sz w:val="19"/>
+          <w:szCs w:val="19"/>
+        </w:rPr>
+        <w:t xml:space="preserve">           </w:t>
+      </w:r>
+      <w:r>
+        <w:rPr>
+          <w:sz w:val="19"/>
+          <w:szCs w:val="19"/>
+        </w:rPr>
+        <w:t xml:space="preserve"> </w:t>
+      </w:r>
+      <w:r>
+        <w:rPr>
+          <w:sz w:val="19"/>
+          <w:szCs w:val="19"/>
+        </w:rPr>
+        <w:t xml:space="preserve"> method must disclose interest paid and income taxes paid. </w:t>
+      </w:r>
+      <w:r>
+        <w:rPr>
+          <w:sz w:val="19"/>
+          <w:szCs w:val="19"/>
+        </w:rPr>
+        <w:t xml:space="preserve"/>
+      </w:r>
+      <w:r>
+        <w:rPr>
+          <w:b/>
+          <w:bCs/>
+          <w:color w:val="8186EF"/>
+          <w:sz w:val="15"/>
+          <w:szCs w:val="15"/>
+        </w:rPr>
+        <w:t xml:space="preserve"> (8) </w:t>
+      </w:r>
+      <w:r>
+        <w:rPr>
+          <w:u w:val="single"/>
+          <w:sz w:val="19"/>
+          <w:szCs w:val="19"/>
+        </w:rPr>
+        <w:t xml:space="preserve">           </w:t>
+      </w:r>
+      <w:r>
+        <w:rPr>
+          <w:sz w:val="19"/>
+          <w:szCs w:val="19"/>
+        </w:rPr>
+        <w:t xml:space="preserve"> </w:t>
+      </w:r>
+      <w:r>
+        <w:rPr>
+          <w:sz w:val="19"/>
+          <w:szCs w:val="19"/>
+        </w:rPr>
+        <w:t xml:space="preserve"> paid $390,000 of interest and $839,700 of income taxes. </w:t>
+      </w:r>
+      <w:r>
+        <w:rPr>
+          <w:sz w:val="19"/>
+          <w:szCs w:val="19"/>
+        </w:rPr>
+        <w:t xml:space="preserve">Taxes paid are the current tax expense of $889,700 less the $50,000 </w:t>
+      </w:r>
+      <w:r>
+        <w:rPr>
+          <w:b/>
+          <w:bCs/>
+          <w:color w:val="8186EF"/>
+          <w:sz w:val="15"/>
+          <w:szCs w:val="15"/>
+        </w:rPr>
+        <w:t xml:space="preserve"> (9) </w:t>
+      </w:r>
+      <w:r>
+        <w:rPr>
+          <w:u w:val="single"/>
+          <w:sz w:val="19"/>
+          <w:szCs w:val="19"/>
+        </w:rPr>
+        <w:t xml:space="preserve">           </w:t>
+      </w:r>
+      <w:r>
+        <w:rPr>
+          <w:sz w:val="19"/>
+          <w:szCs w:val="19"/>
+        </w:rPr>
+        <w:t xml:space="preserve"> </w:t>
+      </w:r>
+      <w:r>
+        <w:rPr>
+          <w:sz w:val="19"/>
+          <w:szCs w:val="19"/>
+        </w:rPr>
+        <w:t xml:space="preserve"> in taxes payable. </w:t>
+      </w:r>
+    </w:p>
+    <w:tbl>
+      <w:tblPr>
+        <w:tblW w:type="pct" w:w="100%"/>
+        <w:tblLayout w:type="fixed"/>
+        <w:tblBorders>
+          <w:top w:val="single" w:color="FBFAF6" w:sz="4"/>
+          <w:left w:val="single" w:color="FBFAF6" w:sz="4"/>
+          <w:bottom w:val="single" w:color="FBFAF6" w:sz="4"/>
+          <w:right w:val="single" w:color="FBFAF6" w:sz="4"/>
+          <w:insideH w:val="single" w:color="FBFAF6" w:sz="4"/>
+          <w:insideV w:val="single" w:color="FBFAF6" w:sz="4"/>
+        </w:tblBorders>
+      </w:tblPr>
+      <w:tblGrid>
+        <w:gridCol w:w="9600"/>
+      </w:tblGrid>
+      <w:tr>
+        <w:tc>
+          <w:tcPr>
+            <w:tcW w:type="pct" w:w="5000"/>
+            <w:shd w:fill="FBFAF6" w:val="clear"/>
+            <w:tcMar>
+              <w:top w:type="dxa" w:w="40"/>
+              <w:left w:type="dxa" w:w="100"/>
+              <w:bottom w:type="dxa" w:w="40"/>
+              <w:right w:type="dxa" w:w="100"/>
+            </w:tcMar>
+          </w:tcPr>
+          <w:p>
+            <w:pPr>
+              <w:spacing w:before="18" w:after="6"/>
+            </w:pPr>
+            <w:r>
+              <w:rPr>
+                <w:b/>
+                <w:bCs/>
+                <w:color w:val="6B7280"/>
+                <w:sz w:val="14"/>
+                <w:szCs w:val="14"/>
+              </w:rPr>
+              <w:t xml:space="preserve">word list</w:t>
+            </w:r>
+          </w:p>
+          <w:p>
+            <w:pPr>
+              <w:spacing w:before="0" w:after="18"/>
+            </w:pPr>
+            <w:r>
+              <w:rPr>
+                <w:b/>
+                <w:bCs/>
+                <w:color w:val="353A7C"/>
+                <w:sz w:val="16"/>
+                <w:szCs w:val="16"/>
+              </w:rPr>
               <w:t xml:space="preserve">reconciliation   ·   indirect   ·   increase   ·   Orontes</w:t>
+            </w:r>
+          </w:p>
+        </w:tc>
+      </w:tr>
+    </w:tbl>
+    <w:p/>
+    <w:p>
+      <w:pPr>
+        <w:pageBreakBefore w:val="true"/>
+        <w:spacing w:after="0"/>
+      </w:pPr>
+      <w:r>
+        <w:rPr>
+          <w:sz w:val="2"/>
+        </w:rPr>
+        <w:t xml:space="preserve"> </w:t>
+      </w:r>
+    </w:p>
+    <w:p>
+      <w:pPr>
+        <w:spacing w:before="44" w:after="10"/>
+      </w:pPr>
+      <w:r>
+        <w:rPr>
+          <w:b/>
+          <w:bCs/>
+          <w:color w:val="353A7C"/>
+          <w:sz w:val="18"/>
+          <w:szCs w:val="18"/>
+        </w:rPr>
+        <w:t xml:space="preserve">The English this section uses, and its Arabic</w:t>
+      </w:r>
+    </w:p>
+    <w:p>
+      <w:pPr>
+        <w:spacing w:before="0" w:after="12"/>
+      </w:pPr>
+      <w:r>
+        <w:rPr>
+          <w:color w:val="6B7280"/>
+          <w:sz w:val="15"/>
+          <w:szCs w:val="15"/>
+        </w:rPr>
+        <w:t xml:space="preserve">Each term sits against what it means.</w:t>
+      </w:r>
+    </w:p>
+    <w:p>
+      <w:pPr>
+        <w:spacing w:after="40" w:before="90"/>
+        <w:jc w:val="center"/>
+      </w:pPr>
+      <w:r>
+        <w:drawing>
+          <wp:inline distT="0" distB="0" distL="0" distR="0">
+            <wp:extent cx="5734050" cy="1931475"/>
+            <wp:effectExtent t="0" r="0" b="0" l="0"/>
+            <wp:docPr id="1" name="" descr="" title=""/>
+            <wp:cNvGraphicFramePr>
+              <a:graphicFrameLocks xmlns:a="http://schemas.openxmlformats.org/drawingml/2006/main" noChangeAspect="1"/>
+            </wp:cNvGraphicFramePr>
+            <a:graphic xmlns:a="http://schemas.openxmlformats.org/drawingml/2006/main">
+              <a:graphicData uri="http://schemas.openxmlformats.org/drawingml/2006/picture">
+                <pic:pic xmlns:pic="http://schemas.openxmlformats.org/drawingml/2006/picture">
+                  <pic:nvPicPr>
+                    <pic:cNvPr id="0" name="" descr=""/>
+                    <pic:cNvPicPr>
+                      <a:picLocks noChangeAspect="1" noChangeArrowheads="1"/>
+                    </pic:cNvPicPr>
+                  </pic:nvPicPr>
+                  <pic:blipFill>
+                    <a:blip r:embed="rId109" cstate="none"/>
+                    <a:srcRect/>
+                    <a:stretch>
+                      <a:fillRect/>
+                    </a:stretch>
+                  </pic:blipFill>
+                  <pic:spPr bwMode="auto">
+                    <a:xfrm>
+                      <a:off x="0" y="0"/>
+                      <a:ext cx="5734050" cy="1931475"/>
+                    </a:xfrm>
+                    <a:prstGeom prst="rect">
+                      <a:avLst/>
+                    </a:prstGeom>
+                  </pic:spPr>
+                </pic:pic>
+              </a:graphicData>
+            </a:graphic>
+          </wp:inline>
+        </w:drawing>
+      </w:r>
+    </w:p>
+    <w:tbl>
+      <w:tblPr>
+        <w:tblW w:type="pct" w:w="100%"/>
+        <w:tblLayout w:type="fixed"/>
+        <w:tblBorders>
+          <w:top w:val="single" w:color="FBFAF6" w:sz="4"/>
+          <w:left w:val="single" w:color="FBFAF6" w:sz="4"/>
+          <w:bottom w:val="single" w:color="FBFAF6" w:sz="4"/>
+          <w:right w:val="single" w:color="FBFAF6" w:sz="4"/>
+          <w:insideH w:val="single" w:color="FBFAF6" w:sz="4"/>
+          <w:insideV w:val="single" w:color="FBFAF6" w:sz="4"/>
+        </w:tblBorders>
+      </w:tblPr>
+      <w:tblGrid>
+        <w:gridCol w:w="9600"/>
+      </w:tblGrid>
+      <w:tr>
+        <w:tc>
+          <w:tcPr>
+            <w:tcW w:type="pct" w:w="5000"/>
+            <w:shd w:fill="FBFAF6" w:val="clear"/>
+            <w:tcMar>
+              <w:top w:type="dxa" w:w="40"/>
+              <w:left w:type="dxa" w:w="100"/>
+              <w:bottom w:type="dxa" w:w="40"/>
+              <w:right w:type="dxa" w:w="100"/>
+            </w:tcMar>
+          </w:tcPr>
+          <w:p>
+            <w:pPr>
+              <w:spacing w:before="18" w:after="6"/>
+            </w:pPr>
+            <w:r>
+              <w:rPr>
+                <w:b/>
+                <w:bCs/>
+                <w:color w:val="6B7280"/>
+                <w:sz w:val="14"/>
+                <w:szCs w:val="14"/>
+              </w:rPr>
+              <w:t xml:space="preserve">word list</w:t>
+            </w:r>
+          </w:p>
+          <w:p>
+            <w:pPr>
+              <w:spacing w:before="0" w:after="18"/>
+            </w:pPr>
+            <w:r>
+              <w:rPr>
+                <w:b/>
+                <w:bCs/>
+                <w:color w:val="353A7C"/>
+                <w:sz w:val="16"/>
+                <w:szCs w:val="16"/>
+              </w:rPr>
+              <w:t xml:space="preserve">الطريقة المباشرة   ·   operating activities   ·   indirect method</w:t>
             </w:r>
           </w:p>
         </w:tc>
@@ -10039,14 +10055,14 @@
                 <w:sz w:val="16"/>
                 <w:szCs w:val="16"/>
               </w:rPr>
-              <w:t xml:space="preserve">6  </w:t>
-            </w:r>
-            <w:r>
-              <w:rPr>
-                <w:sz w:val="16"/>
-                <w:szCs w:val="16"/>
-              </w:rPr>
-              <w:t xml:space="preserve">Interest and dividends received</w:t>
+              <w:t xml:space="preserve">7  </w:t>
+            </w:r>
+            <w:r>
+              <w:rPr>
+                <w:sz w:val="16"/>
+                <w:szCs w:val="16"/>
+              </w:rPr>
+              <w:t xml:space="preserve">indirect</w:t>
             </w:r>
           </w:p>
         </w:tc>
@@ -10107,14 +10123,14 @@
                 <w:sz w:val="16"/>
                 <w:szCs w:val="16"/>
               </w:rPr>
-              <w:t xml:space="preserve">7  </w:t>
-            </w:r>
-            <w:r>
-              <w:rPr>
-                <w:sz w:val="16"/>
-                <w:szCs w:val="16"/>
-              </w:rPr>
-              <w:t xml:space="preserve">Income taxes paid</w:t>
+              <w:t xml:space="preserve">8  </w:t>
+            </w:r>
+            <w:r>
+              <w:rPr>
+                <w:sz w:val="16"/>
+                <w:szCs w:val="16"/>
+              </w:rPr>
+              <w:t xml:space="preserve">Orontes</w:t>
             </w:r>
           </w:p>
         </w:tc>
@@ -10175,14 +10191,14 @@
                 <w:sz w:val="16"/>
                 <w:szCs w:val="16"/>
               </w:rPr>
-              <w:t xml:space="preserve">8  </w:t>
-            </w:r>
-            <w:r>
-              <w:rPr>
-                <w:sz w:val="16"/>
-                <w:szCs w:val="16"/>
-              </w:rPr>
-              <w:t xml:space="preserve">indirect</w:t>
+              <w:t xml:space="preserve">9  </w:t>
+            </w:r>
+            <w:r>
+              <w:rPr>
+                <w:sz w:val="16"/>
+                <w:szCs w:val="16"/>
+              </w:rPr>
+              <w:t xml:space="preserve">increase</w:t>
             </w:r>
           </w:p>
         </w:tc>
@@ -10243,14 +10259,14 @@
                 <w:sz w:val="16"/>
                 <w:szCs w:val="16"/>
               </w:rPr>
-              <w:t xml:space="preserve">9  </w:t>
-            </w:r>
-            <w:r>
-              <w:rPr>
-                <w:sz w:val="16"/>
-                <w:szCs w:val="16"/>
-              </w:rPr>
-              <w:t xml:space="preserve">Orontes</w:t>
+              <w:t xml:space="preserve">10  </w:t>
+            </w:r>
+            <w:r>
+              <w:rPr>
+                <w:sz w:val="16"/>
+                <w:szCs w:val="16"/>
+              </w:rPr>
+              <w:t xml:space="preserve">operating activities</w:t>
             </w:r>
           </w:p>
         </w:tc>
@@ -10311,14 +10327,72 @@
                 <w:sz w:val="16"/>
                 <w:szCs w:val="16"/>
               </w:rPr>
-              <w:t xml:space="preserve">10  </w:t>
-            </w:r>
-            <w:r>
-              <w:rPr>
-                <w:sz w:val="16"/>
-                <w:szCs w:val="16"/>
-              </w:rPr>
-              <w:t xml:space="preserve">increase</w:t>
+              <w:t xml:space="preserve">11  </w:t>
+            </w:r>
+            <w:r>
+              <w:rPr>
+                <w:sz w:val="16"/>
+                <w:szCs w:val="16"/>
+              </w:rPr>
+              <w:t xml:space="preserve">indirect method</w:t>
+            </w:r>
+          </w:p>
+        </w:tc>
+      </w:tr>
+      <w:tr>
+        <w:tc>
+          <w:tcPr>
+            <w:tcW w:type="pct" w:w="2500"/>
+            <w:tcMar>
+              <w:top w:type="dxa" w:w="20"/>
+              <w:left w:type="dxa" w:w="80"/>
+              <w:bottom w:type="dxa" w:w="20"/>
+              <w:right w:type="dxa" w:w="80"/>
+            </w:tcMar>
+          </w:tcPr>
+          <w:p>
+            <w:pPr>
+              <w:spacing w:before="12" w:after="12"/>
+            </w:pPr>
+            <w:r>
+              <w:rPr>
+                <w:b/>
+                <w:bCs/>
+                <w:color w:val="8186EF"/>
+                <w:sz w:val="16"/>
+                <w:szCs w:val="16"/>
+              </w:rPr>
+              <w:t xml:space="preserve">6  </w:t>
+            </w:r>
+            <w:r>
+              <w:rPr>
+                <w:sz w:val="16"/>
+                <w:szCs w:val="16"/>
+              </w:rPr>
+              <w:t xml:space="preserve">Income taxes paid</w:t>
+            </w:r>
+          </w:p>
+        </w:tc>
+        <w:tc>
+          <w:tcPr>
+            <w:tcW w:type="pct" w:w="2500"/>
+            <w:tcMar>
+              <w:top w:type="dxa" w:w="20"/>
+              <w:left w:type="dxa" w:w="80"/>
+              <w:bottom w:type="dxa" w:w="20"/>
+              <w:right w:type="dxa" w:w="80"/>
+            </w:tcMar>
+          </w:tcPr>
+          <w:p>
+            <w:pPr>
+              <w:spacing w:before="24" w:after="24"/>
+            </w:pPr>
+            <w:r>
+              <w:rPr>
+                <w:sz w:val="16"/>
+                <w:szCs w:val="16"/>
+              </w:rPr>
+              <w:t xml:space="preserve"/>
             </w:r>
           </w:p>
         </w:tc>
@@ -13527,7 +13601,7 @@
                     </pic:cNvPicPr>
                   </pic:nvPicPr>
                   <pic:blipFill>
-                    <a:blip r:embed="rId107" cstate="none"/>
+                    <a:blip r:embed="rId110" cstate="none"/>
                     <a:srcRect/>
                     <a:stretch>
                       <a:fillRect/>
@@ -13605,6 +13679,142 @@
                 <w:szCs w:val="16"/>
               </w:rPr>
               <w:t xml:space="preserve">Dividend paid   ·   operating activities   ·   Interest paid</w:t>
+            </w:r>
+          </w:p>
+        </w:tc>
+      </w:tr>
+    </w:tbl>
+    <w:p/>
+    <w:p>
+      <w:pPr>
+        <w:spacing w:before="44" w:after="10"/>
+      </w:pPr>
+      <w:r>
+        <w:rPr>
+          <w:b/>
+          <w:bCs/>
+          <w:color w:val="353A7C"/>
+          <w:sz w:val="18"/>
+          <w:szCs w:val="18"/>
+        </w:rPr>
+        <w:t xml:space="preserve">The English this section uses, and its Arabic</w:t>
+      </w:r>
+    </w:p>
+    <w:p>
+      <w:pPr>
+        <w:spacing w:before="0" w:after="12"/>
+      </w:pPr>
+      <w:r>
+        <w:rPr>
+          <w:color w:val="6B7280"/>
+          <w:sz w:val="15"/>
+          <w:szCs w:val="15"/>
+        </w:rPr>
+        <w:t xml:space="preserve">Each term sits against what it means.</w:t>
+      </w:r>
+    </w:p>
+    <w:p>
+      <w:pPr>
+        <w:spacing w:after="40" w:before="90"/>
+        <w:jc w:val="center"/>
+      </w:pPr>
+      <w:r>
+        <w:drawing>
+          <wp:inline distT="0" distB="0" distL="0" distR="0">
+            <wp:extent cx="5734050" cy="2074825"/>
+            <wp:effectExtent t="0" r="0" b="0" l="0"/>
+            <wp:docPr id="1" name="" descr="" title=""/>
+            <wp:cNvGraphicFramePr>
+              <a:graphicFrameLocks xmlns:a="http://schemas.openxmlformats.org/drawingml/2006/main" noChangeAspect="1"/>
+            </wp:cNvGraphicFramePr>
+            <a:graphic xmlns:a="http://schemas.openxmlformats.org/drawingml/2006/main">
+              <a:graphicData uri="http://schemas.openxmlformats.org/drawingml/2006/picture">
+                <pic:pic xmlns:pic="http://schemas.openxmlformats.org/drawingml/2006/picture">
+                  <pic:nvPicPr>
+                    <pic:cNvPr id="0" name="" descr=""/>
+                    <pic:cNvPicPr>
+                      <a:picLocks noChangeAspect="1" noChangeArrowheads="1"/>
+                    </pic:cNvPicPr>
+                  </pic:nvPicPr>
+                  <pic:blipFill>
+                    <a:blip r:embed="rId111" cstate="none"/>
+                    <a:srcRect/>
+                    <a:stretch>
+                      <a:fillRect/>
+                    </a:stretch>
+                  </pic:blipFill>
+                  <pic:spPr bwMode="auto">
+                    <a:xfrm>
+                      <a:off x="0" y="0"/>
+                      <a:ext cx="5734050" cy="2074825"/>
+                    </a:xfrm>
+                    <a:prstGeom prst="rect">
+                      <a:avLst/>
+                    </a:prstGeom>
+                  </pic:spPr>
+                </pic:pic>
+              </a:graphicData>
+            </a:graphic>
+          </wp:inline>
+        </w:drawing>
+      </w:r>
+    </w:p>
+    <w:tbl>
+      <w:tblPr>
+        <w:tblW w:type="pct" w:w="100%"/>
+        <w:tblLayout w:type="fixed"/>
+        <w:tblBorders>
+          <w:top w:val="single" w:color="FBFAF6" w:sz="4"/>
+          <w:left w:val="single" w:color="FBFAF6" w:sz="4"/>
+          <w:bottom w:val="single" w:color="FBFAF6" w:sz="4"/>
+          <w:right w:val="single" w:color="FBFAF6" w:sz="4"/>
+          <w:insideH w:val="single" w:color="FBFAF6" w:sz="4"/>
+          <w:insideV w:val="single" w:color="FBFAF6" w:sz="4"/>
+        </w:tblBorders>
+      </w:tblPr>
+      <w:tblGrid>
+        <w:gridCol w:w="9600"/>
+      </w:tblGrid>
+      <w:tr>
+        <w:tc>
+          <w:tcPr>
+            <w:tcW w:type="pct" w:w="5000"/>
+            <w:shd w:fill="FBFAF6" w:val="clear"/>
+            <w:tcMar>
+              <w:top w:type="dxa" w:w="40"/>
+              <w:left w:type="dxa" w:w="100"/>
+              <w:bottom w:type="dxa" w:w="40"/>
+              <w:right w:type="dxa" w:w="100"/>
+            </w:tcMar>
+          </w:tcPr>
+          <w:p>
+            <w:pPr>
+              <w:spacing w:before="18" w:after="6"/>
+            </w:pPr>
+            <w:r>
+              <w:rPr>
+                <w:b/>
+                <w:bCs/>
+                <w:color w:val="6B7280"/>
+                <w:sz w:val="14"/>
+                <w:szCs w:val="14"/>
+              </w:rPr>
+              <w:t xml:space="preserve">word list</w:t>
+            </w:r>
+          </w:p>
+          <w:p>
+            <w:pPr>
+              <w:spacing w:before="0" w:after="18"/>
+            </w:pPr>
+            <w:r>
+              <w:rPr>
+                <w:b/>
+                <w:bCs/>
+                <w:color w:val="353A7C"/>
+                <w:sz w:val="16"/>
+                <w:szCs w:val="16"/>
+              </w:rPr>
+              <w:t xml:space="preserve">financing activities   ·   statement of cash flows   ·   operating activities</w:t>
             </w:r>
           </w:p>
         </w:tc>
@@ -13734,14 +13944,14 @@
                 <w:sz w:val="16"/>
                 <w:szCs w:val="16"/>
               </w:rPr>
-              <w:t xml:space="preserve">16  </w:t>
-            </w:r>
-            <w:r>
-              <w:rPr>
-                <w:sz w:val="16"/>
-                <w:szCs w:val="16"/>
-              </w:rPr>
-              <w:t xml:space="preserve">change</w:t>
+              <w:t xml:space="preserve">17  </w:t>
+            </w:r>
+            <w:r>
+              <w:rPr>
+                <w:sz w:val="16"/>
+                <w:szCs w:val="16"/>
+              </w:rPr>
+              <w:t xml:space="preserve">Income statement items, 2026</w:t>
             </w:r>
           </w:p>
         </w:tc>
@@ -13802,14 +14012,14 @@
                 <w:sz w:val="16"/>
                 <w:szCs w:val="16"/>
               </w:rPr>
-              <w:t xml:space="preserve">17  </w:t>
-            </w:r>
-            <w:r>
-              <w:rPr>
-                <w:sz w:val="16"/>
-                <w:szCs w:val="16"/>
-              </w:rPr>
-              <w:t xml:space="preserve">Income statement items, 2026</w:t>
+              <w:t xml:space="preserve">18  </w:t>
+            </w:r>
+            <w:r>
+              <w:rPr>
+                <w:sz w:val="16"/>
+                <w:szCs w:val="16"/>
+              </w:rPr>
+              <w:t xml:space="preserve">Accounts receivable, net</w:t>
             </w:r>
           </w:p>
         </w:tc>
@@ -13870,14 +14080,14 @@
                 <w:sz w:val="16"/>
                 <w:szCs w:val="16"/>
               </w:rPr>
-              <w:t xml:space="preserve">18  </w:t>
-            </w:r>
-            <w:r>
-              <w:rPr>
-                <w:sz w:val="16"/>
-                <w:szCs w:val="16"/>
-              </w:rPr>
-              <w:t xml:space="preserve">Accounts receivable, net</w:t>
+              <w:t xml:space="preserve">19  </w:t>
+            </w:r>
+            <w:r>
+              <w:rPr>
+                <w:sz w:val="16"/>
+                <w:szCs w:val="16"/>
+              </w:rPr>
+              <w:t xml:space="preserve">Inventory</w:t>
             </w:r>
           </w:p>
         </w:tc>
@@ -13938,14 +14148,14 @@
                 <w:sz w:val="16"/>
                 <w:szCs w:val="16"/>
               </w:rPr>
-              <w:t xml:space="preserve">19  </w:t>
-            </w:r>
-            <w:r>
-              <w:rPr>
-                <w:sz w:val="16"/>
-                <w:szCs w:val="16"/>
-              </w:rPr>
-              <w:t xml:space="preserve">Inventory</w:t>
+              <w:t xml:space="preserve">20  </w:t>
+            </w:r>
+            <w:r>
+              <w:rPr>
+                <w:sz w:val="16"/>
+                <w:szCs w:val="16"/>
+              </w:rPr>
+              <w:t xml:space="preserve">Prepaid rent</w:t>
             </w:r>
           </w:p>
         </w:tc>
@@ -14006,14 +14216,14 @@
                 <w:sz w:val="16"/>
                 <w:szCs w:val="16"/>
               </w:rPr>
-              <w:t xml:space="preserve">20  </w:t>
-            </w:r>
-            <w:r>
-              <w:rPr>
-                <w:sz w:val="16"/>
-                <w:szCs w:val="16"/>
-              </w:rPr>
-              <w:t xml:space="preserve">Prepaid rent</w:t>
+              <w:t xml:space="preserve">21  </w:t>
+            </w:r>
+            <w:r>
+              <w:rPr>
+                <w:sz w:val="16"/>
+                <w:szCs w:val="16"/>
+              </w:rPr>
+              <w:t xml:space="preserve">Accounts payable</w:t>
             </w:r>
           </w:p>
         </w:tc>
@@ -14074,14 +14284,14 @@
                 <w:sz w:val="16"/>
                 <w:szCs w:val="16"/>
               </w:rPr>
-              <w:t xml:space="preserve">21  </w:t>
-            </w:r>
-            <w:r>
-              <w:rPr>
-                <w:sz w:val="16"/>
-                <w:szCs w:val="16"/>
-              </w:rPr>
-              <w:t xml:space="preserve">Accounts payable</w:t>
+              <w:t xml:space="preserve">22  </w:t>
+            </w:r>
+            <w:r>
+              <w:rPr>
+                <w:sz w:val="16"/>
+                <w:szCs w:val="16"/>
+              </w:rPr>
+              <w:t xml:space="preserve">Income taxes payable</w:t>
             </w:r>
           </w:p>
         </w:tc>
@@ -14142,14 +14352,14 @@
                 <w:sz w:val="16"/>
                 <w:szCs w:val="16"/>
               </w:rPr>
-              <w:t xml:space="preserve">22  </w:t>
-            </w:r>
-            <w:r>
-              <w:rPr>
-                <w:sz w:val="16"/>
-                <w:szCs w:val="16"/>
-              </w:rPr>
-              <w:t xml:space="preserve">Income taxes payable</w:t>
+              <w:t xml:space="preserve">23  </w:t>
+            </w:r>
+            <w:r>
+              <w:rPr>
+                <w:sz w:val="16"/>
+                <w:szCs w:val="16"/>
+              </w:rPr>
+              <w:t xml:space="preserve">Cash</w:t>
             </w:r>
           </w:p>
         </w:tc>
@@ -14210,14 +14420,14 @@
                 <w:sz w:val="16"/>
                 <w:szCs w:val="16"/>
               </w:rPr>
-              <w:t xml:space="preserve">23  </w:t>
-            </w:r>
-            <w:r>
-              <w:rPr>
-                <w:sz w:val="16"/>
-                <w:szCs w:val="16"/>
-              </w:rPr>
-              <w:t xml:space="preserve">Cash</w:t>
+              <w:t xml:space="preserve">24  </w:t>
+            </w:r>
+            <w:r>
+              <w:rPr>
+                <w:sz w:val="16"/>
+                <w:szCs w:val="16"/>
+              </w:rPr>
+              <w:t xml:space="preserve">Proceeds from sale of the division</w:t>
             </w:r>
           </w:p>
         </w:tc>
@@ -14278,14 +14488,14 @@
                 <w:sz w:val="16"/>
                 <w:szCs w:val="16"/>
               </w:rPr>
-              <w:t xml:space="preserve">24  </w:t>
-            </w:r>
-            <w:r>
-              <w:rPr>
-                <w:sz w:val="16"/>
-                <w:szCs w:val="16"/>
-              </w:rPr>
-              <w:t xml:space="preserve">Proceeds from sale of the division</w:t>
+              <w:t xml:space="preserve">25  </w:t>
+            </w:r>
+            <w:r>
+              <w:rPr>
+                <w:sz w:val="16"/>
+                <w:szCs w:val="16"/>
+              </w:rPr>
+              <w:t xml:space="preserve">Purchases of equipment</w:t>
             </w:r>
           </w:p>
         </w:tc>
@@ -14346,14 +14556,14 @@
                 <w:sz w:val="16"/>
                 <w:szCs w:val="16"/>
               </w:rPr>
-              <w:t xml:space="preserve">25  </w:t>
-            </w:r>
-            <w:r>
-              <w:rPr>
-                <w:sz w:val="16"/>
-                <w:szCs w:val="16"/>
-              </w:rPr>
-              <w:t xml:space="preserve">Purchases of equipment</w:t>
+              <w:t xml:space="preserve">26  </w:t>
+            </w:r>
+            <w:r>
+              <w:rPr>
+                <w:sz w:val="16"/>
+                <w:szCs w:val="16"/>
+              </w:rPr>
+              <w:t xml:space="preserve">Operating (U.S. GAAP gives no choice).</w:t>
             </w:r>
           </w:p>
         </w:tc>
@@ -14414,14 +14624,14 @@
                 <w:sz w:val="16"/>
                 <w:szCs w:val="16"/>
               </w:rPr>
-              <w:t xml:space="preserve">26  </w:t>
-            </w:r>
-            <w:r>
-              <w:rPr>
-                <w:sz w:val="16"/>
-                <w:szCs w:val="16"/>
-              </w:rPr>
-              <w:t xml:space="preserve">Operating (U.S. GAAP gives no choice).</w:t>
+              <w:t xml:space="preserve">27  </w:t>
+            </w:r>
+            <w:r>
+              <w:rPr>
+                <w:sz w:val="16"/>
+                <w:szCs w:val="16"/>
+              </w:rPr>
+              <w:t xml:space="preserve">securities</w:t>
             </w:r>
           </w:p>
         </w:tc>
@@ -14482,14 +14692,14 @@
                 <w:sz w:val="16"/>
                 <w:szCs w:val="16"/>
               </w:rPr>
-              <w:t xml:space="preserve">27  </w:t>
-            </w:r>
-            <w:r>
-              <w:rPr>
-                <w:sz w:val="16"/>
-                <w:szCs w:val="16"/>
-              </w:rPr>
-              <w:t xml:space="preserve">securities</w:t>
+              <w:t xml:space="preserve">28  </w:t>
+            </w:r>
+            <w:r>
+              <w:rPr>
+                <w:sz w:val="16"/>
+                <w:szCs w:val="16"/>
+              </w:rPr>
+              <w:t xml:space="preserve">Interest paid</w:t>
             </w:r>
           </w:p>
         </w:tc>
@@ -14550,14 +14760,14 @@
                 <w:sz w:val="16"/>
                 <w:szCs w:val="16"/>
               </w:rPr>
-              <w:t xml:space="preserve">28  </w:t>
-            </w:r>
-            <w:r>
-              <w:rPr>
-                <w:sz w:val="16"/>
-                <w:szCs w:val="16"/>
-              </w:rPr>
-              <w:t xml:space="preserve">Interest paid</w:t>
+              <w:t xml:space="preserve">29  </w:t>
+            </w:r>
+            <w:r>
+              <w:rPr>
+                <w:sz w:val="16"/>
+                <w:szCs w:val="16"/>
+              </w:rPr>
+              <w:t xml:space="preserve">Dividend paid</w:t>
             </w:r>
           </w:p>
         </w:tc>
@@ -14618,14 +14828,14 @@
                 <w:sz w:val="16"/>
                 <w:szCs w:val="16"/>
               </w:rPr>
-              <w:t xml:space="preserve">29  </w:t>
-            </w:r>
-            <w:r>
-              <w:rPr>
-                <w:sz w:val="16"/>
-                <w:szCs w:val="16"/>
-              </w:rPr>
-              <w:t xml:space="preserve">Dividend paid</w:t>
+              <w:t xml:space="preserve">30  </w:t>
+            </w:r>
+            <w:r>
+              <w:rPr>
+                <w:sz w:val="16"/>
+                <w:szCs w:val="16"/>
+              </w:rPr>
+              <w:t xml:space="preserve">statement of cash flows</w:t>
             </w:r>
           </w:p>
         </w:tc>
@@ -14661,6 +14871,74 @@
                 <w:szCs w:val="16"/>
               </w:rPr>
               <w:t xml:space="preserve">definition</w:t>
+            </w:r>
+          </w:p>
+        </w:tc>
+        <w:tc>
+          <w:tcPr>
+            <w:tcW w:type="pct" w:w="2500"/>
+            <w:tcMar>
+              <w:top w:type="dxa" w:w="20"/>
+              <w:left w:type="dxa" w:w="80"/>
+              <w:bottom w:type="dxa" w:w="20"/>
+              <w:right w:type="dxa" w:w="80"/>
+            </w:tcMar>
+          </w:tcPr>
+          <w:p>
+            <w:pPr>
+              <w:spacing w:before="12" w:after="12"/>
+            </w:pPr>
+            <w:r>
+              <w:rPr>
+                <w:b/>
+                <w:bCs/>
+                <w:color w:val="8186EF"/>
+                <w:sz w:val="16"/>
+                <w:szCs w:val="16"/>
+              </w:rPr>
+              <w:t xml:space="preserve">31  </w:t>
+            </w:r>
+            <w:r>
+              <w:rPr>
+                <w:sz w:val="16"/>
+                <w:szCs w:val="16"/>
+              </w:rPr>
+              <w:t xml:space="preserve">operating activities</w:t>
+            </w:r>
+          </w:p>
+        </w:tc>
+      </w:tr>
+      <w:tr>
+        <w:tc>
+          <w:tcPr>
+            <w:tcW w:type="pct" w:w="2500"/>
+            <w:tcMar>
+              <w:top w:type="dxa" w:w="20"/>
+              <w:left w:type="dxa" w:w="80"/>
+              <w:bottom w:type="dxa" w:w="20"/>
+              <w:right w:type="dxa" w:w="80"/>
+            </w:tcMar>
+          </w:tcPr>
+          <w:p>
+            <w:pPr>
+              <w:spacing w:before="12" w:after="12"/>
+            </w:pPr>
+            <w:r>
+              <w:rPr>
+                <w:b/>
+                <w:bCs/>
+                <w:color w:val="8186EF"/>
+                <w:sz w:val="16"/>
+                <w:szCs w:val="16"/>
+              </w:rPr>
+              <w:t xml:space="preserve">16  </w:t>
+            </w:r>
+            <w:r>
+              <w:rPr>
+                <w:sz w:val="16"/>
+                <w:szCs w:val="16"/>
+              </w:rPr>
+              <w:t xml:space="preserve">change</w:t>
             </w:r>
           </w:p>
         </w:tc>
@@ -15489,7 +15767,7 @@
               <w:sz w:val="16"/>
               <w:szCs w:val="16"/>
             </w:rPr>
-            <w:t xml:space="preserve"> of 1</w:t>
+            <w:t xml:space="preserve"> of 2</w:t>
           </w:r>
         </w:p>
       </w:tc>

--- a/CMA_Summaries_B1_Ch05.docx
+++ b/CMA_Summaries_B1_Ch05.docx
@@ -231,7 +231,7 @@
           <w:sz w:val="16"/>
           <w:szCs w:val="16"/>
         </w:rPr>
-        <w:t xml:space="preserve">      gaps 3–13</w:t>
+        <w:t xml:space="preserve">      gaps 3–14</w:t>
       </w:r>
     </w:p>
     <w:p>
@@ -638,7 +638,39 @@
           <w:sz w:val="19"/>
           <w:szCs w:val="19"/>
         </w:rPr>
-        <w:t xml:space="preserve">Cash flows are grouped into operating activities, investing activities and financing activities. </w:t>
+        <w:t xml:space="preserve">Cash flows are </w:t>
+      </w:r>
+      <w:r>
+        <w:rPr>
+          <w:b/>
+          <w:bCs/>
+          <w:color w:val="8186EF"/>
+          <w:sz w:val="15"/>
+          <w:szCs w:val="15"/>
+        </w:rPr>
+        <w:t xml:space="preserve"> (14) </w:t>
+      </w:r>
+      <w:r>
+        <w:rPr>
+          <w:u w:val="single"/>
+          <w:sz w:val="19"/>
+          <w:szCs w:val="19"/>
+        </w:rPr>
+        <w:t xml:space="preserve">           </w:t>
+      </w:r>
+      <w:r>
+        <w:rPr>
+          <w:sz w:val="19"/>
+          <w:szCs w:val="19"/>
+        </w:rPr>
+        <w:t xml:space="preserve"> </w:t>
+      </w:r>
+      <w:r>
+        <w:rPr>
+          <w:sz w:val="19"/>
+          <w:szCs w:val="19"/>
+        </w:rPr>
+        <w:t xml:space="preserve"> into operating activities, investing activities and financing activities. </w:t>
       </w:r>
       <w:r>
         <w:rPr>
@@ -653,6 +685,20 @@
           <w:szCs w:val="19"/>
         </w:rPr>
         <w:t xml:space="preserve">Cash rose by $5,202,100, to the $7,302,100 shown on the balance sheet. </w:t>
+      </w:r>
+      <w:r>
+        <w:rPr>
+          <w:sz w:val="19"/>
+          <w:szCs w:val="19"/>
+        </w:rPr>
+        <w:t xml:space="preserve">Strong operating cash is a good sign, but a reader should also ask where the cash went. </w:t>
+      </w:r>
+      <w:r>
+        <w:rPr>
+          <w:sz w:val="19"/>
+          <w:szCs w:val="19"/>
+        </w:rPr>
+        <w:t xml:space="preserve">Orontes spent heavily on equipment and on its investment in Jordan Glass, and it also raised new shares and a bank loan. </w:t>
       </w:r>
     </w:p>
     <w:tbl>
@@ -710,7 +756,7 @@
                 <w:sz w:val="16"/>
                 <w:szCs w:val="16"/>
               </w:rPr>
-              <w:t xml:space="preserve">dividends   ·   restricted   ·   payments   ·   equivalents   ·   Moving   ·   company's   ·   short-term   ·   because   ·   investments   ·   explains   ·   categories   ·   whether</w:t>
+              <w:t xml:space="preserve">dividends   ·   restricted   ·   payments   ·   reports   ·   grouped   ·   company's   ·   short-term   ·   because   ·   investments   ·   Moving   ·   explains   ·   categories   ·   whether</w:t>
             </w:r>
           </w:p>
         </w:tc>
@@ -990,7 +1036,7 @@
                 <w:sz w:val="14"/>
                 <w:szCs w:val="14"/>
               </w:rPr>
-              <w:t xml:space="preserve">(14)</w:t>
+              <w:t xml:space="preserve">(15)</w:t>
             </w:r>
           </w:p>
         </w:tc>
@@ -1189,7 +1235,7 @@
                 <w:sz w:val="14"/>
                 <w:szCs w:val="14"/>
               </w:rPr>
-              <w:t xml:space="preserve">(15)</w:t>
+              <w:t xml:space="preserve">(16)</w:t>
             </w:r>
           </w:p>
         </w:tc>
@@ -1242,7 +1288,7 @@
                 <w:sz w:val="14"/>
                 <w:szCs w:val="14"/>
               </w:rPr>
-              <w:t xml:space="preserve">(16)</w:t>
+              <w:t xml:space="preserve">(17)</w:t>
             </w:r>
           </w:p>
         </w:tc>
@@ -1344,7 +1390,7 @@
                 <w:sz w:val="14"/>
                 <w:szCs w:val="14"/>
               </w:rPr>
-              <w:t xml:space="preserve">(17)</w:t>
+              <w:t xml:space="preserve">(18)</w:t>
             </w:r>
           </w:p>
         </w:tc>
@@ -1396,7 +1442,7 @@
                 <w:sz w:val="14"/>
                 <w:szCs w:val="14"/>
               </w:rPr>
-              <w:t xml:space="preserve">(18)</w:t>
+              <w:t xml:space="preserve">(19)</w:t>
             </w:r>
           </w:p>
         </w:tc>
@@ -1497,7 +1543,7 @@
                 <w:sz w:val="14"/>
                 <w:szCs w:val="14"/>
               </w:rPr>
-              <w:t xml:space="preserve">(19)</w:t>
+              <w:t xml:space="preserve">(20)</w:t>
             </w:r>
           </w:p>
         </w:tc>
@@ -1550,7 +1596,7 @@
                 <w:sz w:val="14"/>
                 <w:szCs w:val="14"/>
               </w:rPr>
-              <w:t xml:space="preserve">(20)</w:t>
+              <w:t xml:space="preserve">(21)</w:t>
             </w:r>
           </w:p>
         </w:tc>
@@ -2044,7 +2090,7 @@
                 <w:sz w:val="14"/>
                 <w:szCs w:val="14"/>
               </w:rPr>
-              <w:t xml:space="preserve">(21)</w:t>
+              <w:t xml:space="preserve">(22)</w:t>
             </w:r>
           </w:p>
         </w:tc>
@@ -2440,7 +2486,7 @@
                 <w:sz w:val="14"/>
                 <w:szCs w:val="14"/>
               </w:rPr>
-              <w:t xml:space="preserve">(22)</w:t>
+              <w:t xml:space="preserve">(23)</w:t>
             </w:r>
           </w:p>
         </w:tc>
@@ -2492,7 +2538,7 @@
                 <w:sz w:val="14"/>
                 <w:szCs w:val="14"/>
               </w:rPr>
-              <w:t xml:space="preserve">(23)</w:t>
+              <w:t xml:space="preserve">(24)</w:t>
             </w:r>
           </w:p>
         </w:tc>
@@ -3268,7 +3314,7 @@
                 <w:sz w:val="16"/>
                 <w:szCs w:val="16"/>
               </w:rPr>
-              <w:t xml:space="preserve">Depreciation</w:t>
+              <w:t xml:space="preserve">grouped</w:t>
             </w:r>
           </w:p>
         </w:tc>
@@ -3336,7 +3382,7 @@
                 <w:sz w:val="16"/>
                 <w:szCs w:val="16"/>
               </w:rPr>
-              <w:t xml:space="preserve">Gain on sale of equipment</w:t>
+              <w:t xml:space="preserve">Depreciation</w:t>
             </w:r>
           </w:p>
         </w:tc>
@@ -3404,7 +3450,7 @@
                 <w:sz w:val="16"/>
                 <w:szCs w:val="16"/>
               </w:rPr>
-              <w:t xml:space="preserve">Unrealized gains on securities</w:t>
+              <w:t xml:space="preserve">Gain on sale of equipment</w:t>
             </w:r>
           </w:p>
         </w:tc>
@@ -3472,7 +3518,7 @@
                 <w:sz w:val="16"/>
                 <w:szCs w:val="16"/>
               </w:rPr>
-              <w:t xml:space="preserve">Increase in accounts receivable, net</w:t>
+              <w:t xml:space="preserve">Unrealized gains on securities</w:t>
             </w:r>
           </w:p>
         </w:tc>
@@ -3540,7 +3586,7 @@
                 <w:sz w:val="16"/>
                 <w:szCs w:val="16"/>
               </w:rPr>
-              <w:t xml:space="preserve">Increase in inventory</w:t>
+              <w:t xml:space="preserve">Increase in accounts receivable, net</w:t>
             </w:r>
           </w:p>
         </w:tc>
@@ -3608,7 +3654,7 @@
                 <w:sz w:val="16"/>
                 <w:szCs w:val="16"/>
               </w:rPr>
-              <w:t xml:space="preserve">Increase in accounts payable</w:t>
+              <w:t xml:space="preserve">Increase in inventory</w:t>
             </w:r>
           </w:p>
         </w:tc>
@@ -3676,7 +3722,7 @@
                 <w:sz w:val="16"/>
                 <w:szCs w:val="16"/>
               </w:rPr>
-              <w:t xml:space="preserve">Increase in accrued liabilities</w:t>
+              <w:t xml:space="preserve">Increase in accounts payable</w:t>
             </w:r>
           </w:p>
         </w:tc>
@@ -3744,7 +3790,7 @@
                 <w:sz w:val="16"/>
                 <w:szCs w:val="16"/>
               </w:rPr>
-              <w:t xml:space="preserve">Issuance of common stock</w:t>
+              <w:t xml:space="preserve">Increase in accrued liabilities</w:t>
             </w:r>
           </w:p>
         </w:tc>
@@ -3812,7 +3858,7 @@
                 <w:sz w:val="16"/>
                 <w:szCs w:val="16"/>
               </w:rPr>
-              <w:t xml:space="preserve">Supplemental disclosures</w:t>
+              <w:t xml:space="preserve">Issuance of common stock</w:t>
             </w:r>
           </w:p>
         </w:tc>
@@ -3880,7 +3926,7 @@
                 <w:sz w:val="16"/>
                 <w:szCs w:val="16"/>
               </w:rPr>
-              <w:t xml:space="preserve">Interest paid</w:t>
+              <w:t xml:space="preserve">Supplemental disclosures</w:t>
             </w:r>
           </w:p>
         </w:tc>
@@ -3948,7 +3994,7 @@
                 <w:sz w:val="16"/>
                 <w:szCs w:val="16"/>
               </w:rPr>
-              <w:t xml:space="preserve">operating activities</w:t>
+              <w:t xml:space="preserve">Interest paid</w:t>
             </w:r>
           </w:p>
         </w:tc>
@@ -4016,7 +4062,7 @@
                 <w:sz w:val="16"/>
                 <w:szCs w:val="16"/>
               </w:rPr>
-              <w:t xml:space="preserve">financing activities</w:t>
+              <w:t xml:space="preserve">operating activities</w:t>
             </w:r>
           </w:p>
         </w:tc>
@@ -4067,14 +4113,24 @@
           </w:tcPr>
           <w:p>
             <w:pPr>
-              <w:spacing w:before="24" w:after="24"/>
-            </w:pPr>
-            <w:r>
-              <w:rPr>
-                <w:sz w:val="16"/>
-                <w:szCs w:val="16"/>
-              </w:rPr>
-              <w:t xml:space="preserve"/>
+              <w:spacing w:before="12" w:after="12"/>
+            </w:pPr>
+            <w:r>
+              <w:rPr>
+                <w:b/>
+                <w:bCs/>
+                <w:color w:val="8186EF"/>
+                <w:sz w:val="16"/>
+                <w:szCs w:val="16"/>
+              </w:rPr>
+              <w:t xml:space="preserve">26  </w:t>
+            </w:r>
+            <w:r>
+              <w:rPr>
+                <w:sz w:val="16"/>
+                <w:szCs w:val="16"/>
+              </w:rPr>
+              <w:t xml:space="preserve">financing activities</w:t>
             </w:r>
           </w:p>
         </w:tc>
@@ -4117,7 +4173,7 @@
           <w:sz w:val="15"/>
           <w:szCs w:val="15"/>
         </w:rPr>
-        <w:t xml:space="preserve">The statement of cash flows reports a company's cash receipts and cash payments for a period. Users need it because profit is not cash. It helps them judge whether the company can produce cash, pay its debts and dividends, and fund its growth without new financing. The statement explains the change in cash, cash equivalents and restricted cash together. Cash equivalents are short-term, highly liquid investments with an original maturity to the holder of three months or less. Moving money between these categories is not a cash flow. Cash flows are grouped into operating activities, investing activities and financing activities. Operating activities provided $7,531,100, investing used $4,179,000, and financing provided $1,850,000. Cash rose by $5,202,100, to the $7,302,100 shown on the balance sheet.</w:t>
+        <w:t xml:space="preserve">The statement of cash flows reports a company's cash receipts and cash payments for a period. Users need it because profit is not cash. It helps them judge whether the company can produce cash, pay its debts and dividends, and fund its growth without new financing. The statement explains the change in cash, cash equivalents and restricted cash together. Cash equivalents are short-term, highly liquid investments with an original maturity to the holder of three months or less. Moving money between these categories is not a cash flow. Cash flows are grouped into operating activities, investing activities and financing activities. Operating activities provided $7,531,100, investing used $4,179,000, and financing provided $1,850,000. Cash rose by $5,202,100, to the $7,302,100 shown on the balance sheet. Strong operating cash is a good sign, but a reader should also ask where the cash went. Orontes spent heavily on equipment and on its investment in Jordan Glass, and it also raised new shares and a bank loan.</w:t>
       </w:r>
     </w:p>
     <w:p>
@@ -4671,7 +4727,7 @@
                 <w:sz w:val="16"/>
                 <w:szCs w:val="16"/>
               </w:rPr>
-              <w:t xml:space="preserve">repaid   ·   students   ·   borrowing   ·   lenders   ·   securities   ·   suppliers   ·   long-term   ·   transactions   ·   Anything   ·   customers   ·   principal</w:t>
+              <w:t xml:space="preserve">repaid   ·   students   ·   borrowing   ·   lenders   ·   securities   ·   suppliers   ·   long-term   ·   disclosed   ·   Anything   ·   customers   ·   principal</w:t>
             </w:r>
           </w:p>
         </w:tc>
@@ -5164,7 +5220,7 @@
                 <w:sz w:val="16"/>
                 <w:szCs w:val="16"/>
               </w:rPr>
-              <w:t xml:space="preserve">Orontes   ·   statement   ·   transactions   ·   issuing   ·   dividends   ·   separately   ·   Interest   ·   activities</w:t>
+              <w:t xml:space="preserve">Orontes   ·   statement   ·   transactions   ·   issuing   ·   dividends   ·   separately   ·   equipment   ·   activities</w:t>
             </w:r>
           </w:p>
         </w:tc>
@@ -5218,6 +5274,19 @@
       </w:tr>
     </w:tbl>
     <w:p/>
+    <w:p>
+      <w:pPr>
+        <w:spacing w:before="20" w:after="20" w:line="360" w:lineRule="auto"/>
+        <w:ind w:left="200"/>
+      </w:pPr>
+      <w:r>
+        <w:rPr>
+          <w:sz w:val="19"/>
+          <w:szCs w:val="19"/>
+        </w:rPr>
+        <w:t xml:space="preserve">The first two are done. Classify the other four under U.S. GAAP.</w:t>
+      </w:r>
+    </w:p>
     <w:p>
       <w:pPr>
         <w:pageBreakBefore w:val="true"/>
@@ -5359,7 +5428,7 @@
                 <w:sz w:val="16"/>
                 <w:szCs w:val="16"/>
               </w:rPr>
-              <w:t xml:space="preserve">Cash received from selling Jordan Glass shares   ·   Land acquired by issuing a long-term note (no cash)   ·   Cash paid to buy back the company's own shares</w:t>
+              <w:t xml:space="preserve">Cash paid to buy back the company's own shares   ·   Land acquired by issuing a long-term note (no cash)   ·   Cash paid to buy a delivery truck</w:t>
             </w:r>
           </w:p>
         </w:tc>
@@ -5582,7 +5651,7 @@
                 <w:sz w:val="16"/>
                 <w:szCs w:val="16"/>
               </w:rPr>
-              <w:t xml:space="preserve">received   ·   disclose   ·   Orontes</w:t>
+              <w:t xml:space="preserve">suppliers   ·   received   ·   disclose</w:t>
             </w:r>
           </w:p>
         </w:tc>
@@ -6428,7 +6497,7 @@
                 <w:sz w:val="16"/>
                 <w:szCs w:val="16"/>
               </w:rPr>
-              <w:t xml:space="preserve">Cash received from selling Jordan Glass shares</w:t>
+              <w:t xml:space="preserve">Land acquired by issuing a long-term note (no cash)</w:t>
             </w:r>
           </w:p>
         </w:tc>
@@ -6496,7 +6565,7 @@
                 <w:sz w:val="16"/>
                 <w:szCs w:val="16"/>
               </w:rPr>
-              <w:t xml:space="preserve">Land acquired by issuing a long-term note (no cash)</w:t>
+              <w:t xml:space="preserve">Cash paid to buy back the company's own shares</w:t>
             </w:r>
           </w:p>
         </w:tc>
@@ -9067,7 +9136,7 @@
           <w:sz w:val="16"/>
           <w:szCs w:val="16"/>
         </w:rPr>
-        <w:t xml:space="preserve">      gaps 1–4</w:t>
+        <w:t xml:space="preserve">      gaps 1–6</w:t>
       </w:r>
     </w:p>
     <w:p>
@@ -9080,7 +9149,7 @@
           <w:sz w:val="19"/>
           <w:szCs w:val="19"/>
         </w:rPr>
-        <w:t xml:space="preserve">The direct method shows the main classes of operating receipts and payments, such as cash from </w:t>
+        <w:t xml:space="preserve">The direct method shows the main classes of operating </w:t>
       </w:r>
       <w:r>
         <w:rPr>
@@ -9112,7 +9181,7 @@
           <w:sz w:val="19"/>
           <w:szCs w:val="19"/>
         </w:rPr>
-        <w:t xml:space="preserve"> and cash paid to </w:t>
+        <w:t xml:space="preserve"> and payments, such as cash from customers and cash paid to </w:t>
       </w:r>
       <w:r>
         <w:rPr>
@@ -9223,6 +9292,84 @@
           <w:szCs w:val="19"/>
         </w:rPr>
         <w:t xml:space="preserve"> of net income to operating cash flow. </w:t>
+      </w:r>
+      <w:r>
+        <w:rPr>
+          <w:sz w:val="19"/>
+          <w:szCs w:val="19"/>
+        </w:rPr>
+        <w:t xml:space="preserve">Cash from customers is sales </w:t>
+      </w:r>
+      <w:r>
+        <w:rPr>
+          <w:b/>
+          <w:bCs/>
+          <w:color w:val="8186EF"/>
+          <w:sz w:val="15"/>
+          <w:szCs w:val="15"/>
+        </w:rPr>
+        <w:t xml:space="preserve"> (5) </w:t>
+      </w:r>
+      <w:r>
+        <w:rPr>
+          <w:u w:val="single"/>
+          <w:sz w:val="19"/>
+          <w:szCs w:val="19"/>
+        </w:rPr>
+        <w:t xml:space="preserve">           </w:t>
+      </w:r>
+      <w:r>
+        <w:rPr>
+          <w:sz w:val="19"/>
+          <w:szCs w:val="19"/>
+        </w:rPr>
+        <w:t xml:space="preserve"> </w:t>
+      </w:r>
+      <w:r>
+        <w:rPr>
+          <w:sz w:val="19"/>
+          <w:szCs w:val="19"/>
+        </w:rPr>
+        <w:t xml:space="preserve"> for the change in </w:t>
+      </w:r>
+      <w:r>
+        <w:rPr>
+          <w:b/>
+          <w:bCs/>
+          <w:color w:val="8186EF"/>
+          <w:sz w:val="15"/>
+          <w:szCs w:val="15"/>
+        </w:rPr>
+        <w:t xml:space="preserve"> (6) </w:t>
+      </w:r>
+      <w:r>
+        <w:rPr>
+          <w:u w:val="single"/>
+          <w:sz w:val="19"/>
+          <w:szCs w:val="19"/>
+        </w:rPr>
+        <w:t xml:space="preserve">             </w:t>
+      </w:r>
+      <w:r>
+        <w:rPr>
+          <w:sz w:val="19"/>
+          <w:szCs w:val="19"/>
+        </w:rPr>
+        <w:t xml:space="preserve"> </w:t>
+      </w:r>
+      <w:r>
+        <w:rPr>
+          <w:sz w:val="19"/>
+          <w:szCs w:val="19"/>
+        </w:rPr>
+        <w:t xml:space="preserve"> and customer deposits. </w:t>
+      </w:r>
+      <w:r>
+        <w:rPr>
+          <w:sz w:val="19"/>
+          <w:szCs w:val="19"/>
+        </w:rPr>
+        <w:t xml:space="preserve">Both methods give the same total, $7,531,100; only the presentation differs. </w:t>
       </w:r>
     </w:p>
     <w:tbl>
@@ -9280,7 +9427,7 @@
                 <w:sz w:val="16"/>
                 <w:szCs w:val="16"/>
               </w:rPr>
-              <w:t xml:space="preserve">encourages   ·   disclose   ·   reconciliation   ·   customers   ·   suppliers</w:t>
+              <w:t xml:space="preserve">receivables   ·   reconciliation   ·   encourages   ·   methods   ·   receipts   ·   adjusted   ·   suppliers</w:t>
             </w:r>
           </w:p>
         </w:tc>
@@ -9443,7 +9590,7 @@
           <w:sz w:val="16"/>
           <w:szCs w:val="16"/>
         </w:rPr>
-        <w:t xml:space="preserve">      gaps 7–9</w:t>
+        <w:t xml:space="preserve">      gaps 9–11</w:t>
       </w:r>
     </w:p>
     <w:p>
@@ -9466,7 +9613,7 @@
           <w:sz w:val="15"/>
           <w:szCs w:val="15"/>
         </w:rPr>
-        <w:t xml:space="preserve"> (7) </w:t>
+        <w:t xml:space="preserve"> (9) </w:t>
       </w:r>
       <w:r>
         <w:rPr>
@@ -9505,7 +9652,7 @@
           <w:sz w:val="15"/>
           <w:szCs w:val="15"/>
         </w:rPr>
-        <w:t xml:space="preserve"> (8) </w:t>
+        <w:t xml:space="preserve"> (10) </w:t>
       </w:r>
       <w:r>
         <w:rPr>
@@ -9544,7 +9691,7 @@
           <w:sz w:val="15"/>
           <w:szCs w:val="15"/>
         </w:rPr>
-        <w:t xml:space="preserve"> (9) </w:t>
+        <w:t xml:space="preserve"> (11) </w:t>
       </w:r>
       <w:r>
         <w:rPr>
@@ -9624,7 +9771,7 @@
                 <w:sz w:val="16"/>
                 <w:szCs w:val="16"/>
               </w:rPr>
-              <w:t xml:space="preserve">reconciliation   ·   indirect   ·   increase   ·   Orontes</w:t>
+              <w:t xml:space="preserve">receipts   ·   indirect   ·   increase   ·   Orontes</w:t>
             </w:r>
           </w:p>
         </w:tc>
@@ -10029,7 +10176,7 @@
                 <w:sz w:val="16"/>
                 <w:szCs w:val="16"/>
               </w:rPr>
-              <w:t xml:space="preserve">customers</w:t>
+              <w:t xml:space="preserve">receipts</w:t>
             </w:r>
           </w:p>
         </w:tc>
@@ -10055,14 +10202,14 @@
                 <w:sz w:val="16"/>
                 <w:szCs w:val="16"/>
               </w:rPr>
-              <w:t xml:space="preserve">7  </w:t>
-            </w:r>
-            <w:r>
-              <w:rPr>
-                <w:sz w:val="16"/>
-                <w:szCs w:val="16"/>
-              </w:rPr>
-              <w:t xml:space="preserve">indirect</w:t>
+              <w:t xml:space="preserve">8  </w:t>
+            </w:r>
+            <w:r>
+              <w:rPr>
+                <w:sz w:val="16"/>
+                <w:szCs w:val="16"/>
+              </w:rPr>
+              <w:t xml:space="preserve">Income taxes paid</w:t>
             </w:r>
           </w:p>
         </w:tc>
@@ -10123,14 +10270,14 @@
                 <w:sz w:val="16"/>
                 <w:szCs w:val="16"/>
               </w:rPr>
-              <w:t xml:space="preserve">8  </w:t>
-            </w:r>
-            <w:r>
-              <w:rPr>
-                <w:sz w:val="16"/>
-                <w:szCs w:val="16"/>
-              </w:rPr>
-              <w:t xml:space="preserve">Orontes</w:t>
+              <w:t xml:space="preserve">9  </w:t>
+            </w:r>
+            <w:r>
+              <w:rPr>
+                <w:sz w:val="16"/>
+                <w:szCs w:val="16"/>
+              </w:rPr>
+              <w:t xml:space="preserve">indirect</w:t>
             </w:r>
           </w:p>
         </w:tc>
@@ -10191,14 +10338,14 @@
                 <w:sz w:val="16"/>
                 <w:szCs w:val="16"/>
               </w:rPr>
-              <w:t xml:space="preserve">9  </w:t>
-            </w:r>
-            <w:r>
-              <w:rPr>
-                <w:sz w:val="16"/>
-                <w:szCs w:val="16"/>
-              </w:rPr>
-              <w:t xml:space="preserve">increase</w:t>
+              <w:t xml:space="preserve">10  </w:t>
+            </w:r>
+            <w:r>
+              <w:rPr>
+                <w:sz w:val="16"/>
+                <w:szCs w:val="16"/>
+              </w:rPr>
+              <w:t xml:space="preserve">Orontes</w:t>
             </w:r>
           </w:p>
         </w:tc>
@@ -10259,14 +10406,14 @@
                 <w:sz w:val="16"/>
                 <w:szCs w:val="16"/>
               </w:rPr>
-              <w:t xml:space="preserve">10  </w:t>
-            </w:r>
-            <w:r>
-              <w:rPr>
-                <w:sz w:val="16"/>
-                <w:szCs w:val="16"/>
-              </w:rPr>
-              <w:t xml:space="preserve">operating activities</w:t>
+              <w:t xml:space="preserve">11  </w:t>
+            </w:r>
+            <w:r>
+              <w:rPr>
+                <w:sz w:val="16"/>
+                <w:szCs w:val="16"/>
+              </w:rPr>
+              <w:t xml:space="preserve">increase</w:t>
             </w:r>
           </w:p>
         </w:tc>
@@ -10301,7 +10448,7 @@
                 <w:sz w:val="16"/>
                 <w:szCs w:val="16"/>
               </w:rPr>
-              <w:t xml:space="preserve">Cash paid to suppliers and employees</w:t>
+              <w:t xml:space="preserve">adjusted</w:t>
             </w:r>
           </w:p>
         </w:tc>
@@ -10327,14 +10474,14 @@
                 <w:sz w:val="16"/>
                 <w:szCs w:val="16"/>
               </w:rPr>
-              <w:t xml:space="preserve">11  </w:t>
-            </w:r>
-            <w:r>
-              <w:rPr>
-                <w:sz w:val="16"/>
-                <w:szCs w:val="16"/>
-              </w:rPr>
-              <w:t xml:space="preserve">indirect method</w:t>
+              <w:t xml:space="preserve">12  </w:t>
+            </w:r>
+            <w:r>
+              <w:rPr>
+                <w:sz w:val="16"/>
+                <w:szCs w:val="16"/>
+              </w:rPr>
+              <w:t xml:space="preserve">operating activities</w:t>
             </w:r>
           </w:p>
         </w:tc>
@@ -10369,7 +10516,75 @@
                 <w:sz w:val="16"/>
                 <w:szCs w:val="16"/>
               </w:rPr>
-              <w:t xml:space="preserve">Income taxes paid</w:t>
+              <w:t xml:space="preserve">receivables</w:t>
+            </w:r>
+          </w:p>
+        </w:tc>
+        <w:tc>
+          <w:tcPr>
+            <w:tcW w:type="pct" w:w="2500"/>
+            <w:tcMar>
+              <w:top w:type="dxa" w:w="20"/>
+              <w:left w:type="dxa" w:w="80"/>
+              <w:bottom w:type="dxa" w:w="20"/>
+              <w:right w:type="dxa" w:w="80"/>
+            </w:tcMar>
+          </w:tcPr>
+          <w:p>
+            <w:pPr>
+              <w:spacing w:before="12" w:after="12"/>
+            </w:pPr>
+            <w:r>
+              <w:rPr>
+                <w:b/>
+                <w:bCs/>
+                <w:color w:val="8186EF"/>
+                <w:sz w:val="16"/>
+                <w:szCs w:val="16"/>
+              </w:rPr>
+              <w:t xml:space="preserve">13  </w:t>
+            </w:r>
+            <w:r>
+              <w:rPr>
+                <w:sz w:val="16"/>
+                <w:szCs w:val="16"/>
+              </w:rPr>
+              <w:t xml:space="preserve">indirect method</w:t>
+            </w:r>
+          </w:p>
+        </w:tc>
+      </w:tr>
+      <w:tr>
+        <w:tc>
+          <w:tcPr>
+            <w:tcW w:type="pct" w:w="2500"/>
+            <w:tcMar>
+              <w:top w:type="dxa" w:w="20"/>
+              <w:left w:type="dxa" w:w="80"/>
+              <w:bottom w:type="dxa" w:w="20"/>
+              <w:right w:type="dxa" w:w="80"/>
+            </w:tcMar>
+          </w:tcPr>
+          <w:p>
+            <w:pPr>
+              <w:spacing w:before="12" w:after="12"/>
+            </w:pPr>
+            <w:r>
+              <w:rPr>
+                <w:b/>
+                <w:bCs/>
+                <w:color w:val="8186EF"/>
+                <w:sz w:val="16"/>
+                <w:szCs w:val="16"/>
+              </w:rPr>
+              <w:t xml:space="preserve">7  </w:t>
+            </w:r>
+            <w:r>
+              <w:rPr>
+                <w:sz w:val="16"/>
+                <w:szCs w:val="16"/>
+              </w:rPr>
+              <w:t xml:space="preserve">Cash paid to suppliers and employees</w:t>
             </w:r>
           </w:p>
         </w:tc>
@@ -10435,7 +10650,7 @@
           <w:sz w:val="15"/>
           <w:szCs w:val="15"/>
         </w:rPr>
-        <w:t xml:space="preserve">The direct method shows the main classes of operating receipts and payments, such as cash from customers and cash paid to suppliers. The FASB encourages it, but few companies use it. A company that uses it must still show the reconciliation of net income to operating cash flow.</w:t>
+        <w:t xml:space="preserve">The direct method shows the main classes of operating receipts and payments, such as cash from customers and cash paid to suppliers. The FASB encourages it, but few companies use it. A company that uses it must still show the reconciliation of net income to operating cash flow. Cash from customers is sales adjusted for the change in receivables and customer deposits. Both methods give the same total, $7,531,100; only the presentation differs.</w:t>
       </w:r>
     </w:p>
     <w:p>
@@ -10721,7 +10936,7 @@
           <w:sz w:val="19"/>
           <w:szCs w:val="19"/>
         </w:rPr>
-        <w:t xml:space="preserve">The </w:t>
+        <w:t xml:space="preserve">The statement also shows only one year, and it is not a </w:t>
       </w:r>
       <w:r>
         <w:rPr>
@@ -10753,7 +10968,14 @@
           <w:sz w:val="19"/>
           <w:szCs w:val="19"/>
         </w:rPr>
-        <w:t xml:space="preserve"> also shows only one year, and it is not a </w:t>
+        <w:t xml:space="preserve"> of profit. </w:t>
+      </w:r>
+      <w:r>
+        <w:rPr>
+          <w:sz w:val="19"/>
+          <w:szCs w:val="19"/>
+        </w:rPr>
+        <w:t xml:space="preserve"/>
       </w:r>
       <w:r>
         <w:rPr>
@@ -10785,14 +11007,7 @@
           <w:sz w:val="19"/>
           <w:szCs w:val="19"/>
         </w:rPr>
-        <w:t xml:space="preserve"> of profit. </w:t>
-      </w:r>
-      <w:r>
-        <w:rPr>
-          <w:sz w:val="19"/>
-          <w:szCs w:val="19"/>
-        </w:rPr>
-        <w:t xml:space="preserve"/>
+        <w:t xml:space="preserve"> noncash deals, such as buying a </w:t>
       </w:r>
       <w:r>
         <w:rPr>
@@ -10824,7 +11039,14 @@
           <w:sz w:val="19"/>
           <w:szCs w:val="19"/>
         </w:rPr>
-        <w:t xml:space="preserve"> noncash deals, such as buying a </w:t>
+        <w:t xml:space="preserve"> with a mortgage, appear only in the notes. </w:t>
+      </w:r>
+      <w:r>
+        <w:rPr>
+          <w:sz w:val="19"/>
+          <w:szCs w:val="19"/>
+        </w:rPr>
+        <w:t xml:space="preserve">Some </w:t>
       </w:r>
       <w:r>
         <w:rPr>
@@ -10842,7 +11064,7 @@
           <w:sz w:val="19"/>
           <w:szCs w:val="19"/>
         </w:rPr>
-        <w:t xml:space="preserve">           </w:t>
+        <w:t xml:space="preserve">                 </w:t>
       </w:r>
       <w:r>
         <w:rPr>
@@ -10856,14 +11078,7 @@
           <w:sz w:val="19"/>
           <w:szCs w:val="19"/>
         </w:rPr>
-        <w:t xml:space="preserve"> with a mortgage, appear only in the notes. </w:t>
-      </w:r>
-      <w:r>
-        <w:rPr>
-          <w:sz w:val="19"/>
-          <w:szCs w:val="19"/>
-        </w:rPr>
-        <w:t xml:space="preserve">Some </w:t>
+        <w:t xml:space="preserve"> are also arbitrary: interest paid is operating under U.S. GAAP but may be </w:t>
       </w:r>
       <w:r>
         <w:rPr>
@@ -10881,7 +11096,7 @@
           <w:sz w:val="19"/>
           <w:szCs w:val="19"/>
         </w:rPr>
-        <w:t xml:space="preserve">                 </w:t>
+        <w:t xml:space="preserve">           </w:t>
       </w:r>
       <w:r>
         <w:rPr>
@@ -10895,7 +11110,14 @@
           <w:sz w:val="19"/>
           <w:szCs w:val="19"/>
         </w:rPr>
-        <w:t xml:space="preserve"> are also arbitrary: </w:t>
+        <w:t xml:space="preserve"> under IFRS, which makes companies harder to compare. </w:t>
+      </w:r>
+      <w:r>
+        <w:rPr>
+          <w:sz w:val="19"/>
+          <w:szCs w:val="19"/>
+        </w:rPr>
+        <w:t xml:space="preserve"/>
       </w:r>
       <w:r>
         <w:rPr>
@@ -10927,14 +11149,7 @@
           <w:sz w:val="19"/>
           <w:szCs w:val="19"/>
         </w:rPr>
-        <w:t xml:space="preserve"> paid is operating under U.S. GAAP but may be financing under IFRS, which makes companies harder to compare. </w:t>
-      </w:r>
-      <w:r>
-        <w:rPr>
-          <w:sz w:val="19"/>
-          <w:szCs w:val="19"/>
-        </w:rPr>
-        <w:t xml:space="preserve"/>
+        <w:t xml:space="preserve">, one year of cash flows can </w:t>
       </w:r>
       <w:r>
         <w:rPr>
@@ -10966,7 +11181,14 @@
           <w:sz w:val="19"/>
           <w:szCs w:val="19"/>
         </w:rPr>
-        <w:t xml:space="preserve">, one year of cash flows can </w:t>
+        <w:t xml:space="preserve">. </w:t>
+      </w:r>
+      <w:r>
+        <w:rPr>
+          <w:sz w:val="19"/>
+          <w:szCs w:val="19"/>
+        </w:rPr>
+        <w:t xml:space="preserve">A company that stops </w:t>
       </w:r>
       <w:r>
         <w:rPr>
@@ -10998,35 +11220,28 @@
           <w:sz w:val="19"/>
           <w:szCs w:val="19"/>
         </w:rPr>
-        <w:t xml:space="preserve">. </w:t>
-      </w:r>
-      <w:r>
-        <w:rPr>
-          <w:sz w:val="19"/>
-          <w:szCs w:val="19"/>
-        </w:rPr>
-        <w:t xml:space="preserve">A company that stops investing will show strong cash flow for a while, even if its future is weak. </w:t>
-      </w:r>
-      <w:r>
-        <w:rPr>
-          <w:sz w:val="19"/>
-          <w:szCs w:val="19"/>
-        </w:rPr>
-        <w:t xml:space="preserve">The links also help you find amounts that are not given. </w:t>
-      </w:r>
-      <w:r>
-        <w:rPr>
-          <w:sz w:val="19"/>
-          <w:szCs w:val="19"/>
-        </w:rPr>
-        <w:t xml:space="preserve">Orontes declared dividends of $450,000, but dividends payable rose by $400,000, so dividends paid were only $50,000. </w:t>
-      </w:r>
-      <w:r>
-        <w:rPr>
-          <w:sz w:val="19"/>
-          <w:szCs w:val="19"/>
-        </w:rPr>
-        <w:t xml:space="preserve">That is the amount in the financing section. </w:t>
+        <w:t xml:space="preserve"> will show strong cash flow for a while, even if its future is weak. </w:t>
+      </w:r>
+      <w:r>
+        <w:rPr>
+          <w:sz w:val="19"/>
+          <w:szCs w:val="19"/>
+        </w:rPr>
+        <w:t xml:space="preserve">Net income starts the statement of cash flows and increases retained earnings. </w:t>
+      </w:r>
+      <w:r>
+        <w:rPr>
+          <w:sz w:val="19"/>
+          <w:szCs w:val="19"/>
+        </w:rPr>
+        <w:t xml:space="preserve">Changes in balance sheet accounts drive the working-capital adjustments. </w:t>
+      </w:r>
+      <w:r>
+        <w:rPr>
+          <w:sz w:val="19"/>
+          <w:szCs w:val="19"/>
+        </w:rPr>
+        <w:t xml:space="preserve">Closing cash equals the cash on the balance sheet. </w:t>
       </w:r>
     </w:p>
     <w:tbl>
@@ -11084,7 +11299,7 @@
                 <w:sz w:val="16"/>
                 <w:szCs w:val="16"/>
               </w:rPr>
-              <w:t xml:space="preserve">Finally   ·   classifications   ·   mislead   ·   Important   ·   delaying   ·   manage   ·   impossible   ·   interest   ·   suppliers   ·   statement   ·   measure   ·   building   ·   receivables</w:t>
+              <w:t xml:space="preserve">building   ·   manage   ·   mislead   ·   measure   ·   suppliers   ·   classifications   ·   impossible   ·   investing   ·   Finally   ·   jurisdiction   ·   receivables   ·   Important   ·   financing</w:t>
             </w:r>
           </w:p>
         </w:tc>
@@ -11111,7 +11326,7 @@
           <w:sz w:val="16"/>
           <w:szCs w:val="16"/>
         </w:rPr>
-        <w:t xml:space="preserve">      gaps 13–16</w:t>
+        <w:t xml:space="preserve">      gaps 13–19</w:t>
       </w:r>
     </w:p>
     <w:p>
@@ -11124,7 +11339,7 @@
           <w:sz w:val="19"/>
           <w:szCs w:val="19"/>
         </w:rPr>
-        <w:t xml:space="preserve">In August 2026 the FASB proposed new </w:t>
+        <w:t xml:space="preserve">The links also help you find </w:t>
       </w:r>
       <w:r>
         <w:rPr>
@@ -11142,7 +11357,7 @@
           <w:sz w:val="19"/>
           <w:szCs w:val="19"/>
         </w:rPr>
-        <w:t xml:space="preserve">             </w:t>
+        <w:t xml:space="preserve">           </w:t>
       </w:r>
       <w:r>
         <w:rPr>
@@ -11156,7 +11371,14 @@
           <w:sz w:val="19"/>
           <w:szCs w:val="19"/>
         </w:rPr>
-        <w:t xml:space="preserve"> about the parts of cash equivalents and about some </w:t>
+        <w:t xml:space="preserve"> that are not given. </w:t>
+      </w:r>
+      <w:r>
+        <w:rPr>
+          <w:sz w:val="19"/>
+          <w:szCs w:val="19"/>
+        </w:rPr>
+        <w:t xml:space="preserve">Orontes </w:t>
       </w:r>
       <w:r>
         <w:rPr>
@@ -11188,14 +11410,7 @@
           <w:sz w:val="19"/>
           <w:szCs w:val="19"/>
         </w:rPr>
-        <w:t xml:space="preserve"> assets. </w:t>
-      </w:r>
-      <w:r>
-        <w:rPr>
-          <w:sz w:val="19"/>
-          <w:szCs w:val="19"/>
-        </w:rPr>
-        <w:t xml:space="preserve">It is only a proposal; the </w:t>
+        <w:t xml:space="preserve"> dividends of $450,000, but dividends </w:t>
       </w:r>
       <w:r>
         <w:rPr>
@@ -11213,7 +11428,7 @@
           <w:sz w:val="19"/>
           <w:szCs w:val="19"/>
         </w:rPr>
-        <w:t xml:space="preserve">            </w:t>
+        <w:t xml:space="preserve">           </w:t>
       </w:r>
       <w:r>
         <w:rPr>
@@ -11227,7 +11442,14 @@
           <w:sz w:val="19"/>
           <w:szCs w:val="19"/>
         </w:rPr>
-        <w:t xml:space="preserve"> of cash equivalents does not </w:t>
+        <w:t xml:space="preserve"> rose by $400,000, so dividends paid were only $50,000. </w:t>
+      </w:r>
+      <w:r>
+        <w:rPr>
+          <w:sz w:val="19"/>
+          <w:szCs w:val="19"/>
+        </w:rPr>
+        <w:t xml:space="preserve">That is the amount in the </w:t>
       </w:r>
       <w:r>
         <w:rPr>
@@ -11259,7 +11481,117 @@
           <w:sz w:val="19"/>
           <w:szCs w:val="19"/>
         </w:rPr>
-        <w:t xml:space="preserve">. </w:t>
+        <w:t xml:space="preserve"> section. </w:t>
+      </w:r>
+      <w:r>
+        <w:rPr>
+          <w:sz w:val="19"/>
+          <w:szCs w:val="19"/>
+        </w:rPr>
+        <w:t xml:space="preserve">In August 2026 the FASB proposed new </w:t>
+      </w:r>
+      <w:r>
+        <w:rPr>
+          <w:b/>
+          <w:bCs/>
+          <w:color w:val="8186EF"/>
+          <w:sz w:val="15"/>
+          <w:szCs w:val="15"/>
+        </w:rPr>
+        <w:t xml:space="preserve"> (17) </w:t>
+      </w:r>
+      <w:r>
+        <w:rPr>
+          <w:u w:val="single"/>
+          <w:sz w:val="19"/>
+          <w:szCs w:val="19"/>
+        </w:rPr>
+        <w:t xml:space="preserve">             </w:t>
+      </w:r>
+      <w:r>
+        <w:rPr>
+          <w:sz w:val="19"/>
+          <w:szCs w:val="19"/>
+        </w:rPr>
+        <w:t xml:space="preserve"> </w:t>
+      </w:r>
+      <w:r>
+        <w:rPr>
+          <w:sz w:val="19"/>
+          <w:szCs w:val="19"/>
+        </w:rPr>
+        <w:t xml:space="preserve"> about the parts of cash equivalents and about some </w:t>
+      </w:r>
+      <w:r>
+        <w:rPr>
+          <w:b/>
+          <w:bCs/>
+          <w:color w:val="8186EF"/>
+          <w:sz w:val="15"/>
+          <w:szCs w:val="15"/>
+        </w:rPr>
+        <w:t xml:space="preserve"> (18) </w:t>
+      </w:r>
+      <w:r>
+        <w:rPr>
+          <w:u w:val="single"/>
+          <w:sz w:val="19"/>
+          <w:szCs w:val="19"/>
+        </w:rPr>
+        <w:t xml:space="preserve">           </w:t>
+      </w:r>
+      <w:r>
+        <w:rPr>
+          <w:sz w:val="19"/>
+          <w:szCs w:val="19"/>
+        </w:rPr>
+        <w:t xml:space="preserve"> </w:t>
+      </w:r>
+      <w:r>
+        <w:rPr>
+          <w:sz w:val="19"/>
+          <w:szCs w:val="19"/>
+        </w:rPr>
+        <w:t xml:space="preserve"> assets. </w:t>
+      </w:r>
+      <w:r>
+        <w:rPr>
+          <w:sz w:val="19"/>
+          <w:szCs w:val="19"/>
+        </w:rPr>
+        <w:t xml:space="preserve">It is only a proposal; the </w:t>
+      </w:r>
+      <w:r>
+        <w:rPr>
+          <w:b/>
+          <w:bCs/>
+          <w:color w:val="8186EF"/>
+          <w:sz w:val="15"/>
+          <w:szCs w:val="15"/>
+        </w:rPr>
+        <w:t xml:space="preserve"> (19) </w:t>
+      </w:r>
+      <w:r>
+        <w:rPr>
+          <w:u w:val="single"/>
+          <w:sz w:val="19"/>
+          <w:szCs w:val="19"/>
+        </w:rPr>
+        <w:t xml:space="preserve">            </w:t>
+      </w:r>
+      <w:r>
+        <w:rPr>
+          <w:sz w:val="19"/>
+          <w:szCs w:val="19"/>
+        </w:rPr>
+        <w:t xml:space="preserve"> </w:t>
+      </w:r>
+      <w:r>
+        <w:rPr>
+          <w:sz w:val="19"/>
+          <w:szCs w:val="19"/>
+        </w:rPr>
+        <w:t xml:space="preserve"> of cash equivalents does not change. </w:t>
       </w:r>
       <w:r>
         <w:rPr>
@@ -11324,7 +11656,7 @@
                 <w:sz w:val="16"/>
                 <w:szCs w:val="16"/>
               </w:rPr>
-              <w:t xml:space="preserve">disclosures   ·   change   ·   definition   ·   digital   ·   payments</w:t>
+              <w:t xml:space="preserve">declared   ·   definition   ·   amounts   ·   financing   ·   digital   ·   working-capital   ·   disclosures   ·   payable</w:t>
             </w:r>
           </w:p>
         </w:tc>
@@ -11545,7 +11877,7 @@
                 <w:sz w:val="14"/>
                 <w:szCs w:val="14"/>
               </w:rPr>
-              <w:t xml:space="preserve">(17)</w:t>
+              <w:t xml:space="preserve">(20)</w:t>
             </w:r>
           </w:p>
         </w:tc>
@@ -11984,7 +12316,7 @@
                 <w:sz w:val="14"/>
                 <w:szCs w:val="14"/>
               </w:rPr>
-              <w:t xml:space="preserve">(18)</w:t>
+              <w:t xml:space="preserve">(21)</w:t>
             </w:r>
           </w:p>
         </w:tc>
@@ -12059,7 +12391,7 @@
                 <w:sz w:val="14"/>
                 <w:szCs w:val="14"/>
               </w:rPr>
-              <w:t xml:space="preserve">(19)</w:t>
+              <w:t xml:space="preserve">(22)</w:t>
             </w:r>
           </w:p>
         </w:tc>
@@ -12136,7 +12468,7 @@
                 <w:sz w:val="14"/>
                 <w:szCs w:val="14"/>
               </w:rPr>
-              <w:t xml:space="preserve">(20)</w:t>
+              <w:t xml:space="preserve">(23)</w:t>
             </w:r>
           </w:p>
         </w:tc>
@@ -12211,7 +12543,7 @@
                 <w:sz w:val="14"/>
                 <w:szCs w:val="14"/>
               </w:rPr>
-              <w:t xml:space="preserve">(21)</w:t>
+              <w:t xml:space="preserve">(24)</w:t>
             </w:r>
           </w:p>
         </w:tc>
@@ -12288,7 +12620,7 @@
                 <w:sz w:val="14"/>
                 <w:szCs w:val="14"/>
               </w:rPr>
-              <w:t xml:space="preserve">(22)</w:t>
+              <w:t xml:space="preserve">(25)</w:t>
             </w:r>
           </w:p>
         </w:tc>
@@ -12363,7 +12695,7 @@
                 <w:sz w:val="14"/>
                 <w:szCs w:val="14"/>
               </w:rPr>
-              <w:t xml:space="preserve">(23)</w:t>
+              <w:t xml:space="preserve">(26)</w:t>
             </w:r>
           </w:p>
         </w:tc>
@@ -12585,7 +12917,7 @@
                 <w:sz w:val="14"/>
                 <w:szCs w:val="14"/>
               </w:rPr>
-              <w:t xml:space="preserve">(24)</w:t>
+              <w:t xml:space="preserve">(27)</w:t>
             </w:r>
           </w:p>
         </w:tc>
@@ -12660,7 +12992,7 @@
                 <w:sz w:val="14"/>
                 <w:szCs w:val="14"/>
               </w:rPr>
-              <w:t xml:space="preserve">(25)</w:t>
+              <w:t xml:space="preserve">(28)</w:t>
             </w:r>
           </w:p>
         </w:tc>
@@ -13288,7 +13620,7 @@
                 <w:sz w:val="14"/>
                 <w:szCs w:val="14"/>
               </w:rPr>
-              <w:t xml:space="preserve">(26)</w:t>
+              <w:t xml:space="preserve">(29)</w:t>
             </w:r>
           </w:p>
         </w:tc>
@@ -13348,7 +13680,7 @@
                 <w:sz w:val="14"/>
                 <w:szCs w:val="14"/>
               </w:rPr>
-              <w:t xml:space="preserve"> (27) </w:t>
+              <w:t xml:space="preserve"> (30) </w:t>
             </w:r>
             <w:r>
               <w:rPr>
@@ -13944,14 +14276,14 @@
                 <w:sz w:val="16"/>
                 <w:szCs w:val="16"/>
               </w:rPr>
-              <w:t xml:space="preserve">17  </w:t>
-            </w:r>
-            <w:r>
-              <w:rPr>
-                <w:sz w:val="16"/>
-                <w:szCs w:val="16"/>
-              </w:rPr>
-              <w:t xml:space="preserve">Income statement items, 2026</w:t>
+              <w:t xml:space="preserve">18  </w:t>
+            </w:r>
+            <w:r>
+              <w:rPr>
+                <w:sz w:val="16"/>
+                <w:szCs w:val="16"/>
+              </w:rPr>
+              <w:t xml:space="preserve">digital</w:t>
             </w:r>
           </w:p>
         </w:tc>
@@ -14012,14 +14344,14 @@
                 <w:sz w:val="16"/>
                 <w:szCs w:val="16"/>
               </w:rPr>
-              <w:t xml:space="preserve">18  </w:t>
-            </w:r>
-            <w:r>
-              <w:rPr>
-                <w:sz w:val="16"/>
-                <w:szCs w:val="16"/>
-              </w:rPr>
-              <w:t xml:space="preserve">Accounts receivable, net</w:t>
+              <w:t xml:space="preserve">19  </w:t>
+            </w:r>
+            <w:r>
+              <w:rPr>
+                <w:sz w:val="16"/>
+                <w:szCs w:val="16"/>
+              </w:rPr>
+              <w:t xml:space="preserve">definition</w:t>
             </w:r>
           </w:p>
         </w:tc>
@@ -14080,14 +14412,14 @@
                 <w:sz w:val="16"/>
                 <w:szCs w:val="16"/>
               </w:rPr>
-              <w:t xml:space="preserve">19  </w:t>
-            </w:r>
-            <w:r>
-              <w:rPr>
-                <w:sz w:val="16"/>
-                <w:szCs w:val="16"/>
-              </w:rPr>
-              <w:t xml:space="preserve">Inventory</w:t>
+              <w:t xml:space="preserve">20  </w:t>
+            </w:r>
+            <w:r>
+              <w:rPr>
+                <w:sz w:val="16"/>
+                <w:szCs w:val="16"/>
+              </w:rPr>
+              <w:t xml:space="preserve">Income statement items, 2026</w:t>
             </w:r>
           </w:p>
         </w:tc>
@@ -14148,14 +14480,14 @@
                 <w:sz w:val="16"/>
                 <w:szCs w:val="16"/>
               </w:rPr>
-              <w:t xml:space="preserve">20  </w:t>
-            </w:r>
-            <w:r>
-              <w:rPr>
-                <w:sz w:val="16"/>
-                <w:szCs w:val="16"/>
-              </w:rPr>
-              <w:t xml:space="preserve">Prepaid rent</w:t>
+              <w:t xml:space="preserve">21  </w:t>
+            </w:r>
+            <w:r>
+              <w:rPr>
+                <w:sz w:val="16"/>
+                <w:szCs w:val="16"/>
+              </w:rPr>
+              <w:t xml:space="preserve">Accounts receivable, net</w:t>
             </w:r>
           </w:p>
         </w:tc>
@@ -14190,7 +14522,7 @@
                 <w:sz w:val="16"/>
                 <w:szCs w:val="16"/>
               </w:rPr>
-              <w:t xml:space="preserve">statement</w:t>
+              <w:t xml:space="preserve">measure</w:t>
             </w:r>
           </w:p>
         </w:tc>
@@ -14216,14 +14548,14 @@
                 <w:sz w:val="16"/>
                 <w:szCs w:val="16"/>
               </w:rPr>
-              <w:t xml:space="preserve">21  </w:t>
-            </w:r>
-            <w:r>
-              <w:rPr>
-                <w:sz w:val="16"/>
-                <w:szCs w:val="16"/>
-              </w:rPr>
-              <w:t xml:space="preserve">Accounts payable</w:t>
+              <w:t xml:space="preserve">22  </w:t>
+            </w:r>
+            <w:r>
+              <w:rPr>
+                <w:sz w:val="16"/>
+                <w:szCs w:val="16"/>
+              </w:rPr>
+              <w:t xml:space="preserve">Inventory</w:t>
             </w:r>
           </w:p>
         </w:tc>
@@ -14258,7 +14590,7 @@
                 <w:sz w:val="16"/>
                 <w:szCs w:val="16"/>
               </w:rPr>
-              <w:t xml:space="preserve">measure</w:t>
+              <w:t xml:space="preserve">Important</w:t>
             </w:r>
           </w:p>
         </w:tc>
@@ -14284,14 +14616,14 @@
                 <w:sz w:val="16"/>
                 <w:szCs w:val="16"/>
               </w:rPr>
-              <w:t xml:space="preserve">22  </w:t>
-            </w:r>
-            <w:r>
-              <w:rPr>
-                <w:sz w:val="16"/>
-                <w:szCs w:val="16"/>
-              </w:rPr>
-              <w:t xml:space="preserve">Income taxes payable</w:t>
+              <w:t xml:space="preserve">23  </w:t>
+            </w:r>
+            <w:r>
+              <w:rPr>
+                <w:sz w:val="16"/>
+                <w:szCs w:val="16"/>
+              </w:rPr>
+              <w:t xml:space="preserve">Prepaid rent</w:t>
             </w:r>
           </w:p>
         </w:tc>
@@ -14326,7 +14658,7 @@
                 <w:sz w:val="16"/>
                 <w:szCs w:val="16"/>
               </w:rPr>
-              <w:t xml:space="preserve">Important</w:t>
+              <w:t xml:space="preserve">building</w:t>
             </w:r>
           </w:p>
         </w:tc>
@@ -14352,14 +14684,14 @@
                 <w:sz w:val="16"/>
                 <w:szCs w:val="16"/>
               </w:rPr>
-              <w:t xml:space="preserve">23  </w:t>
-            </w:r>
-            <w:r>
-              <w:rPr>
-                <w:sz w:val="16"/>
-                <w:szCs w:val="16"/>
-              </w:rPr>
-              <w:t xml:space="preserve">Cash</w:t>
+              <w:t xml:space="preserve">24  </w:t>
+            </w:r>
+            <w:r>
+              <w:rPr>
+                <w:sz w:val="16"/>
+                <w:szCs w:val="16"/>
+              </w:rPr>
+              <w:t xml:space="preserve">Accounts payable</w:t>
             </w:r>
           </w:p>
         </w:tc>
@@ -14394,7 +14726,7 @@
                 <w:sz w:val="16"/>
                 <w:szCs w:val="16"/>
               </w:rPr>
-              <w:t xml:space="preserve">building</w:t>
+              <w:t xml:space="preserve">classifications</w:t>
             </w:r>
           </w:p>
         </w:tc>
@@ -14420,14 +14752,14 @@
                 <w:sz w:val="16"/>
                 <w:szCs w:val="16"/>
               </w:rPr>
-              <w:t xml:space="preserve">24  </w:t>
-            </w:r>
-            <w:r>
-              <w:rPr>
-                <w:sz w:val="16"/>
-                <w:szCs w:val="16"/>
-              </w:rPr>
-              <w:t xml:space="preserve">Proceeds from sale of the division</w:t>
+              <w:t xml:space="preserve">25  </w:t>
+            </w:r>
+            <w:r>
+              <w:rPr>
+                <w:sz w:val="16"/>
+                <w:szCs w:val="16"/>
+              </w:rPr>
+              <w:t xml:space="preserve">Income taxes payable</w:t>
             </w:r>
           </w:p>
         </w:tc>
@@ -14462,7 +14794,7 @@
                 <w:sz w:val="16"/>
                 <w:szCs w:val="16"/>
               </w:rPr>
-              <w:t xml:space="preserve">classifications</w:t>
+              <w:t xml:space="preserve">financing</w:t>
             </w:r>
           </w:p>
         </w:tc>
@@ -14488,14 +14820,14 @@
                 <w:sz w:val="16"/>
                 <w:szCs w:val="16"/>
               </w:rPr>
-              <w:t xml:space="preserve">25  </w:t>
-            </w:r>
-            <w:r>
-              <w:rPr>
-                <w:sz w:val="16"/>
-                <w:szCs w:val="16"/>
-              </w:rPr>
-              <w:t xml:space="preserve">Purchases of equipment</w:t>
+              <w:t xml:space="preserve">26  </w:t>
+            </w:r>
+            <w:r>
+              <w:rPr>
+                <w:sz w:val="16"/>
+                <w:szCs w:val="16"/>
+              </w:rPr>
+              <w:t xml:space="preserve">Cash</w:t>
             </w:r>
           </w:p>
         </w:tc>
@@ -14530,7 +14862,7 @@
                 <w:sz w:val="16"/>
                 <w:szCs w:val="16"/>
               </w:rPr>
-              <w:t xml:space="preserve">interest</w:t>
+              <w:t xml:space="preserve">Finally</w:t>
             </w:r>
           </w:p>
         </w:tc>
@@ -14556,14 +14888,14 @@
                 <w:sz w:val="16"/>
                 <w:szCs w:val="16"/>
               </w:rPr>
-              <w:t xml:space="preserve">26  </w:t>
-            </w:r>
-            <w:r>
-              <w:rPr>
-                <w:sz w:val="16"/>
-                <w:szCs w:val="16"/>
-              </w:rPr>
-              <w:t xml:space="preserve">Operating (U.S. GAAP gives no choice).</w:t>
+              <w:t xml:space="preserve">27  </w:t>
+            </w:r>
+            <w:r>
+              <w:rPr>
+                <w:sz w:val="16"/>
+                <w:szCs w:val="16"/>
+              </w:rPr>
+              <w:t xml:space="preserve">Proceeds from sale of the division</w:t>
             </w:r>
           </w:p>
         </w:tc>
@@ -14598,7 +14930,7 @@
                 <w:sz w:val="16"/>
                 <w:szCs w:val="16"/>
               </w:rPr>
-              <w:t xml:space="preserve">Finally</w:t>
+              <w:t xml:space="preserve">mislead</w:t>
             </w:r>
           </w:p>
         </w:tc>
@@ -14624,14 +14956,14 @@
                 <w:sz w:val="16"/>
                 <w:szCs w:val="16"/>
               </w:rPr>
-              <w:t xml:space="preserve">27  </w:t>
-            </w:r>
-            <w:r>
-              <w:rPr>
-                <w:sz w:val="16"/>
-                <w:szCs w:val="16"/>
-              </w:rPr>
-              <w:t xml:space="preserve">securities</w:t>
+              <w:t xml:space="preserve">28  </w:t>
+            </w:r>
+            <w:r>
+              <w:rPr>
+                <w:sz w:val="16"/>
+                <w:szCs w:val="16"/>
+              </w:rPr>
+              <w:t xml:space="preserve">Purchases of equipment</w:t>
             </w:r>
           </w:p>
         </w:tc>
@@ -14666,7 +14998,7 @@
                 <w:sz w:val="16"/>
                 <w:szCs w:val="16"/>
               </w:rPr>
-              <w:t xml:space="preserve">mislead</w:t>
+              <w:t xml:space="preserve">investing</w:t>
             </w:r>
           </w:p>
         </w:tc>
@@ -14692,14 +15024,14 @@
                 <w:sz w:val="16"/>
                 <w:szCs w:val="16"/>
               </w:rPr>
-              <w:t xml:space="preserve">28  </w:t>
-            </w:r>
-            <w:r>
-              <w:rPr>
-                <w:sz w:val="16"/>
-                <w:szCs w:val="16"/>
-              </w:rPr>
-              <w:t xml:space="preserve">Interest paid</w:t>
+              <w:t xml:space="preserve">29  </w:t>
+            </w:r>
+            <w:r>
+              <w:rPr>
+                <w:sz w:val="16"/>
+                <w:szCs w:val="16"/>
+              </w:rPr>
+              <w:t xml:space="preserve">Operating (U.S. GAAP gives no choice).</w:t>
             </w:r>
           </w:p>
         </w:tc>
@@ -14734,7 +15066,7 @@
                 <w:sz w:val="16"/>
                 <w:szCs w:val="16"/>
               </w:rPr>
-              <w:t xml:space="preserve">disclosures</w:t>
+              <w:t xml:space="preserve">amounts</w:t>
             </w:r>
           </w:p>
         </w:tc>
@@ -14760,14 +15092,14 @@
                 <w:sz w:val="16"/>
                 <w:szCs w:val="16"/>
               </w:rPr>
-              <w:t xml:space="preserve">29  </w:t>
-            </w:r>
-            <w:r>
-              <w:rPr>
-                <w:sz w:val="16"/>
-                <w:szCs w:val="16"/>
-              </w:rPr>
-              <w:t xml:space="preserve">Dividend paid</w:t>
+              <w:t xml:space="preserve">30  </w:t>
+            </w:r>
+            <w:r>
+              <w:rPr>
+                <w:sz w:val="16"/>
+                <w:szCs w:val="16"/>
+              </w:rPr>
+              <w:t xml:space="preserve">securities</w:t>
             </w:r>
           </w:p>
         </w:tc>
@@ -14802,7 +15134,7 @@
                 <w:sz w:val="16"/>
                 <w:szCs w:val="16"/>
               </w:rPr>
-              <w:t xml:space="preserve">digital</w:t>
+              <w:t xml:space="preserve">declared</w:t>
             </w:r>
           </w:p>
         </w:tc>
@@ -14828,14 +15160,14 @@
                 <w:sz w:val="16"/>
                 <w:szCs w:val="16"/>
               </w:rPr>
-              <w:t xml:space="preserve">30  </w:t>
-            </w:r>
-            <w:r>
-              <w:rPr>
-                <w:sz w:val="16"/>
-                <w:szCs w:val="16"/>
-              </w:rPr>
-              <w:t xml:space="preserve">statement of cash flows</w:t>
+              <w:t xml:space="preserve">31  </w:t>
+            </w:r>
+            <w:r>
+              <w:rPr>
+                <w:sz w:val="16"/>
+                <w:szCs w:val="16"/>
+              </w:rPr>
+              <w:t xml:space="preserve">Interest paid</w:t>
             </w:r>
           </w:p>
         </w:tc>
@@ -14870,7 +15202,7 @@
                 <w:sz w:val="16"/>
                 <w:szCs w:val="16"/>
               </w:rPr>
-              <w:t xml:space="preserve">definition</w:t>
+              <w:t xml:space="preserve">payable</w:t>
             </w:r>
           </w:p>
         </w:tc>
@@ -14896,14 +15228,14 @@
                 <w:sz w:val="16"/>
                 <w:szCs w:val="16"/>
               </w:rPr>
-              <w:t xml:space="preserve">31  </w:t>
-            </w:r>
-            <w:r>
-              <w:rPr>
-                <w:sz w:val="16"/>
-                <w:szCs w:val="16"/>
-              </w:rPr>
-              <w:t xml:space="preserve">operating activities</w:t>
+              <w:t xml:space="preserve">32  </w:t>
+            </w:r>
+            <w:r>
+              <w:rPr>
+                <w:sz w:val="16"/>
+                <w:szCs w:val="16"/>
+              </w:rPr>
+              <w:t xml:space="preserve">Dividend paid</w:t>
             </w:r>
           </w:p>
         </w:tc>
@@ -14938,7 +15270,7 @@
                 <w:sz w:val="16"/>
                 <w:szCs w:val="16"/>
               </w:rPr>
-              <w:t xml:space="preserve">change</w:t>
+              <w:t xml:space="preserve">financing</w:t>
             </w:r>
           </w:p>
         </w:tc>
@@ -14954,14 +15286,92 @@
           </w:tcPr>
           <w:p>
             <w:pPr>
-              <w:spacing w:before="24" w:after="24"/>
-            </w:pPr>
-            <w:r>
-              <w:rPr>
-                <w:sz w:val="16"/>
-                <w:szCs w:val="16"/>
-              </w:rPr>
-              <w:t xml:space="preserve"/>
+              <w:spacing w:before="12" w:after="12"/>
+            </w:pPr>
+            <w:r>
+              <w:rPr>
+                <w:b/>
+                <w:bCs/>
+                <w:color w:val="8186EF"/>
+                <w:sz w:val="16"/>
+                <w:szCs w:val="16"/>
+              </w:rPr>
+              <w:t xml:space="preserve">33  </w:t>
+            </w:r>
+            <w:r>
+              <w:rPr>
+                <w:sz w:val="16"/>
+                <w:szCs w:val="16"/>
+              </w:rPr>
+              <w:t xml:space="preserve">statement of cash flows</w:t>
+            </w:r>
+          </w:p>
+        </w:tc>
+      </w:tr>
+      <w:tr>
+        <w:tc>
+          <w:tcPr>
+            <w:tcW w:type="pct" w:w="2500"/>
+            <w:tcMar>
+              <w:top w:type="dxa" w:w="20"/>
+              <w:left w:type="dxa" w:w="80"/>
+              <w:bottom w:type="dxa" w:w="20"/>
+              <w:right w:type="dxa" w:w="80"/>
+            </w:tcMar>
+          </w:tcPr>
+          <w:p>
+            <w:pPr>
+              <w:spacing w:before="12" w:after="12"/>
+            </w:pPr>
+            <w:r>
+              <w:rPr>
+                <w:b/>
+                <w:bCs/>
+                <w:color w:val="8186EF"/>
+                <w:sz w:val="16"/>
+                <w:szCs w:val="16"/>
+              </w:rPr>
+              <w:t xml:space="preserve">17  </w:t>
+            </w:r>
+            <w:r>
+              <w:rPr>
+                <w:sz w:val="16"/>
+                <w:szCs w:val="16"/>
+              </w:rPr>
+              <w:t xml:space="preserve">disclosures</w:t>
+            </w:r>
+          </w:p>
+        </w:tc>
+        <w:tc>
+          <w:tcPr>
+            <w:tcW w:type="pct" w:w="2500"/>
+            <w:tcMar>
+              <w:top w:type="dxa" w:w="20"/>
+              <w:left w:type="dxa" w:w="80"/>
+              <w:bottom w:type="dxa" w:w="20"/>
+              <w:right w:type="dxa" w:w="80"/>
+            </w:tcMar>
+          </w:tcPr>
+          <w:p>
+            <w:pPr>
+              <w:spacing w:before="12" w:after="12"/>
+            </w:pPr>
+            <w:r>
+              <w:rPr>
+                <w:b/>
+                <w:bCs/>
+                <w:color w:val="8186EF"/>
+                <w:sz w:val="16"/>
+                <w:szCs w:val="16"/>
+              </w:rPr>
+              <w:t xml:space="preserve">34  </w:t>
+            </w:r>
+            <w:r>
+              <w:rPr>
+                <w:sz w:val="16"/>
+                <w:szCs w:val="16"/>
+              </w:rPr>
+              <w:t xml:space="preserve">operating activities</w:t>
             </w:r>
           </w:p>
         </w:tc>
@@ -15004,7 +15414,7 @@
           <w:sz w:val="15"/>
           <w:szCs w:val="15"/>
         </w:rPr>
-        <w:t xml:space="preserve">Cash flows are harder to manage than profits, but not impossible. A company can raise operating cash near year-end by delaying payments to suppliers or by selling receivables. The statement also shows only one year, and it is not a measure of profit. Important noncash deals, such as buying a building with a mortgage, appear only in the notes. Some classifications are also arbitrary: interest paid is operating under U.S. GAAP but may be financing under IFRS, which makes companies harder to compare. Finally, one year of cash flows can mislead. A company that stops investing will show strong cash flow for a while, even if its future is weak. The links also help you find amounts that are not given. Orontes declared dividends of $450,000, but dividends payable rose by $400,000, so dividends paid were only $50,000. That is the amount in the financing section.</w:t>
+        <w:t xml:space="preserve">Cash flows are harder to manage than profits, but not impossible. A company can raise operating cash near year-end by delaying payments to suppliers or by selling receivables. The statement also shows only one year, and it is not a measure of profit. Important noncash deals, such as buying a building with a mortgage, appear only in the notes. Some classifications are also arbitrary: interest paid is operating under U.S. GAAP but may be financing under IFRS, which makes companies harder to compare. Finally, one year of cash flows can mislead. A company that stops investing will show strong cash flow for a while, even if its future is weak. Net income starts the statement of cash flows and increases retained earnings. Changes in balance sheet accounts drive the working-capital adjustments. Closing cash equals the cash on the balance sheet.</w:t>
       </w:r>
     </w:p>
     <w:p>
@@ -15028,7 +15438,7 @@
           <w:sz w:val="15"/>
           <w:szCs w:val="15"/>
         </w:rPr>
-        <w:t xml:space="preserve">In August 2026 the FASB proposed new disclosures about the parts of cash equivalents and about some digital assets. It is only a proposal; the definition of cash equivalents does not change. ASU 2023-09 already requires income taxes paid by jurisdiction; know this at awareness level.</w:t>
+        <w:t xml:space="preserve">The links also help you find amounts that are not given. Orontes declared dividends of $450,000, but dividends payable rose by $400,000, so dividends paid were only $50,000. That is the amount in the financing section. In August 2026 the FASB proposed new disclosures about the parts of cash equivalents and about some digital assets. It is only a proposal; the definition of cash equivalents does not change. ASU 2023-09 already requires income taxes paid by jurisdiction; know this at awareness level.</w:t>
       </w:r>
     </w:p>
     <w:p>

--- a/CMA_Summaries_B1_Ch05.docx
+++ b/CMA_Summaries_B1_Ch05.docx
@@ -386,7 +386,7 @@
           <w:sz w:val="19"/>
           <w:szCs w:val="19"/>
         </w:rPr>
-        <w:t xml:space="preserve"> the company can produce cash, pay its debts and </w:t>
+        <w:t xml:space="preserve"> the company can </w:t>
       </w:r>
       <w:r>
         <w:rPr>
@@ -418,7 +418,7 @@
           <w:sz w:val="19"/>
           <w:szCs w:val="19"/>
         </w:rPr>
-        <w:t xml:space="preserve">, and fund its growth without new financing. </w:t>
+        <w:t xml:space="preserve"> cash, pay its debts and dividends, and fund its growth without new financing. </w:t>
       </w:r>
       <w:r>
         <w:rPr>
@@ -756,7 +756,7 @@
                 <w:sz w:val="16"/>
                 <w:szCs w:val="16"/>
               </w:rPr>
-              <w:t xml:space="preserve">dividends   ·   restricted   ·   payments   ·   reports   ·   grouped   ·   company's   ·   short-term   ·   because   ·   investments   ·   Moving   ·   explains   ·   categories   ·   whether</w:t>
+              <w:t xml:space="preserve">produce   ·   restricted   ·   payments   ·   provided   ·   grouped   ·   company's   ·   short-term   ·   because   ·   investments   ·   Moving   ·   explains   ·   categories   ·   whether</w:t>
             </w:r>
           </w:p>
         </w:tc>
@@ -3689,7 +3689,7 @@
                 <w:sz w:val="16"/>
                 <w:szCs w:val="16"/>
               </w:rPr>
-              <w:t xml:space="preserve">dividends</w:t>
+              <w:t xml:space="preserve">produce</w:t>
             </w:r>
           </w:p>
         </w:tc>
@@ -4770,7 +4770,7 @@
       <w:r>
         <w:drawing>
           <wp:inline distT="0" distB="0" distL="0" distR="0">
-            <wp:extent cx="5734050" cy="2127625"/>
+            <wp:extent cx="5734050" cy="2316250"/>
             <wp:effectExtent t="0" r="0" b="0" l="0"/>
             <wp:docPr id="1" name="" descr="" title=""/>
             <wp:cNvGraphicFramePr>
@@ -4795,7 +4795,7 @@
                   <pic:spPr bwMode="auto">
                     <a:xfrm>
                       <a:off x="0" y="0"/>
-                      <a:ext cx="5734050" cy="2127625"/>
+                      <a:ext cx="5734050" cy="2316250"/>
                     </a:xfrm>
                     <a:prstGeom prst="rect">
                       <a:avLst/>
@@ -4935,7 +4935,14 @@
           <w:sz w:val="19"/>
           <w:szCs w:val="19"/>
         </w:rPr>
-        <w:t xml:space="preserve"> involve no cash at all, such as buying land by </w:t>
+        <w:t xml:space="preserve"> involve no cash at all, such as buying land by issuing shares or a note. </w:t>
+      </w:r>
+      <w:r>
+        <w:rPr>
+          <w:sz w:val="19"/>
+          <w:szCs w:val="19"/>
+        </w:rPr>
+        <w:t xml:space="preserve">These </w:t>
       </w:r>
       <w:r>
         <w:rPr>
@@ -4967,14 +4974,7 @@
           <w:sz w:val="19"/>
           <w:szCs w:val="19"/>
         </w:rPr>
-        <w:t xml:space="preserve"> shares or a note. </w:t>
-      </w:r>
-      <w:r>
-        <w:rPr>
-          <w:sz w:val="19"/>
-          <w:szCs w:val="19"/>
-        </w:rPr>
-        <w:t xml:space="preserve">These noncash investing and financing </w:t>
+        <w:t xml:space="preserve"> investing and financing activities are not shown in the body of the </w:t>
       </w:r>
       <w:r>
         <w:rPr>
@@ -4992,7 +4992,7 @@
           <w:sz w:val="19"/>
           <w:szCs w:val="19"/>
         </w:rPr>
-        <w:t xml:space="preserve">            </w:t>
+        <w:t xml:space="preserve">           </w:t>
       </w:r>
       <w:r>
         <w:rPr>
@@ -5006,7 +5006,14 @@
           <w:sz w:val="19"/>
           <w:szCs w:val="19"/>
         </w:rPr>
-        <w:t xml:space="preserve"> are not shown in the body of the </w:t>
+        <w:t xml:space="preserve">. </w:t>
+      </w:r>
+      <w:r>
+        <w:rPr>
+          <w:sz w:val="19"/>
+          <w:szCs w:val="19"/>
+        </w:rPr>
+        <w:t xml:space="preserve">They are disclosed </w:t>
       </w:r>
       <w:r>
         <w:rPr>
@@ -5024,7 +5031,7 @@
           <w:sz w:val="19"/>
           <w:szCs w:val="19"/>
         </w:rPr>
-        <w:t xml:space="preserve">           </w:t>
+        <w:t xml:space="preserve">            </w:t>
       </w:r>
       <w:r>
         <w:rPr>
@@ -5045,7 +5052,21 @@
           <w:sz w:val="19"/>
           <w:szCs w:val="19"/>
         </w:rPr>
-        <w:t xml:space="preserve">They are disclosed </w:t>
+        <w:t xml:space="preserve">Orontes had none in 2025. </w:t>
+      </w:r>
+      <w:r>
+        <w:rPr>
+          <w:sz w:val="19"/>
+          <w:szCs w:val="19"/>
+        </w:rPr>
+        <w:t xml:space="preserve">Under IAS 7 today, interest paid can be operating or financing, and interest and dividends received can be operating or investing. </w:t>
+      </w:r>
+      <w:r>
+        <w:rPr>
+          <w:sz w:val="19"/>
+          <w:szCs w:val="19"/>
+        </w:rPr>
+        <w:t xml:space="preserve">The </w:t>
       </w:r>
       <w:r>
         <w:rPr>
@@ -5077,14 +5098,7 @@
           <w:sz w:val="19"/>
           <w:szCs w:val="19"/>
         </w:rPr>
-        <w:t xml:space="preserve">. </w:t>
-      </w:r>
-      <w:r>
-        <w:rPr>
-          <w:sz w:val="19"/>
-          <w:szCs w:val="19"/>
-        </w:rPr>
-        <w:t xml:space="preserve"/>
+        <w:t xml:space="preserve"> that come with IFRS 18 remove some </w:t>
       </w:r>
       <w:r>
         <w:rPr>
@@ -5116,14 +5130,7 @@
           <w:sz w:val="19"/>
           <w:szCs w:val="19"/>
         </w:rPr>
-        <w:t xml:space="preserve"> had none in 2025. </w:t>
-      </w:r>
-      <w:r>
-        <w:rPr>
-          <w:sz w:val="19"/>
-          <w:szCs w:val="19"/>
-        </w:rPr>
-        <w:t xml:space="preserve">Under IAS 7 today, interest paid can be operating or financing, and interest and </w:t>
+        <w:t xml:space="preserve"> from 2027, but they are not </w:t>
       </w:r>
       <w:r>
         <w:rPr>
@@ -5155,14 +5162,7 @@
           <w:sz w:val="19"/>
           <w:szCs w:val="19"/>
         </w:rPr>
-        <w:t xml:space="preserve"> received can be operating or investing. </w:t>
-      </w:r>
-      <w:r>
-        <w:rPr>
-          <w:sz w:val="19"/>
-          <w:szCs w:val="19"/>
-        </w:rPr>
-        <w:t xml:space="preserve">The amendments that come with IFRS 18 remove some choices from 2027, but they are not testable before about January 2028. </w:t>
+        <w:t xml:space="preserve"> before about January 2028. </w:t>
       </w:r>
     </w:p>
     <w:tbl>
@@ -5220,7 +5220,7 @@
                 <w:sz w:val="16"/>
                 <w:szCs w:val="16"/>
               </w:rPr>
-              <w:t xml:space="preserve">Orontes   ·   statement   ·   transactions   ·   issuing   ·   dividends   ·   separately   ·   equipment   ·   activities</w:t>
+              <w:t xml:space="preserve">choices   ·   separately   ·   transactions   ·   noncash   ·   testable   ·   amendments   ·   lenders   ·   statement</w:t>
             </w:r>
           </w:p>
         </w:tc>
@@ -5522,7 +5522,14 @@
           <w:sz w:val="19"/>
           <w:szCs w:val="19"/>
         </w:rPr>
-        <w:t xml:space="preserve">Dividends paid are financing; dividends </w:t>
+        <w:t xml:space="preserve">Dividends paid are financing; dividends received are operating. </w:t>
+      </w:r>
+      <w:r>
+        <w:rPr>
+          <w:sz w:val="19"/>
+          <w:szCs w:val="19"/>
+        </w:rPr>
+        <w:t xml:space="preserve">A note </w:t>
       </w:r>
       <w:r>
         <w:rPr>
@@ -5554,14 +5561,7 @@
           <w:sz w:val="19"/>
           <w:szCs w:val="19"/>
         </w:rPr>
-        <w:t xml:space="preserve"> are operating. </w:t>
-      </w:r>
-      <w:r>
-        <w:rPr>
-          <w:sz w:val="19"/>
-          <w:szCs w:val="19"/>
-        </w:rPr>
-        <w:t xml:space="preserve">A note issued for land is not a cash flow: </w:t>
+        <w:t xml:space="preserve"> for land is not a cash flow: </w:t>
       </w:r>
       <w:r>
         <w:rPr>
@@ -5651,7 +5651,7 @@
                 <w:sz w:val="16"/>
                 <w:szCs w:val="16"/>
               </w:rPr>
-              <w:t xml:space="preserve">suppliers   ·   received   ·   disclose</w:t>
+              <w:t xml:space="preserve">suppliers   ·   issued   ·   disclose</w:t>
             </w:r>
           </w:p>
         </w:tc>
@@ -5787,7 +5787,7 @@
                 <w:sz w:val="16"/>
                 <w:szCs w:val="16"/>
               </w:rPr>
-              <w:t xml:space="preserve">cash equivalents   ·   financing activities   ·   investing activities</w:t>
+              <w:t xml:space="preserve">cash equivalents   ·   noncash investing and financing activities   ·   investing activities</w:t>
             </w:r>
           </w:p>
         </w:tc>
@@ -6089,7 +6089,7 @@
                 <w:sz w:val="16"/>
                 <w:szCs w:val="16"/>
               </w:rPr>
-              <w:t xml:space="preserve">issuing</w:t>
+              <w:t xml:space="preserve">noncash</w:t>
             </w:r>
           </w:p>
         </w:tc>
@@ -6157,7 +6157,7 @@
                 <w:sz w:val="16"/>
                 <w:szCs w:val="16"/>
               </w:rPr>
-              <w:t xml:space="preserve">activities</w:t>
+              <w:t xml:space="preserve">statement</w:t>
             </w:r>
           </w:p>
         </w:tc>
@@ -6225,7 +6225,7 @@
                 <w:sz w:val="16"/>
                 <w:szCs w:val="16"/>
               </w:rPr>
-              <w:t xml:space="preserve">statement</w:t>
+              <w:t xml:space="preserve">separately</w:t>
             </w:r>
           </w:p>
         </w:tc>
@@ -6293,7 +6293,7 @@
                 <w:sz w:val="16"/>
                 <w:szCs w:val="16"/>
               </w:rPr>
-              <w:t xml:space="preserve">separately</w:t>
+              <w:t xml:space="preserve">amendments</w:t>
             </w:r>
           </w:p>
         </w:tc>
@@ -6361,7 +6361,7 @@
                 <w:sz w:val="16"/>
                 <w:szCs w:val="16"/>
               </w:rPr>
-              <w:t xml:space="preserve">Orontes</w:t>
+              <w:t xml:space="preserve">choices</w:t>
             </w:r>
           </w:p>
         </w:tc>
@@ -6429,7 +6429,7 @@
                 <w:sz w:val="16"/>
                 <w:szCs w:val="16"/>
               </w:rPr>
-              <w:t xml:space="preserve">dividends</w:t>
+              <w:t xml:space="preserve">testable</w:t>
             </w:r>
           </w:p>
         </w:tc>
@@ -6633,7 +6633,7 @@
                 <w:sz w:val="16"/>
                 <w:szCs w:val="16"/>
               </w:rPr>
-              <w:t xml:space="preserve">received</w:t>
+              <w:t xml:space="preserve">issued</w:t>
             </w:r>
           </w:p>
         </w:tc>
@@ -6837,7 +6837,7 @@
                 <w:sz w:val="16"/>
                 <w:szCs w:val="16"/>
               </w:rPr>
-              <w:t xml:space="preserve">financing activities</w:t>
+              <w:t xml:space="preserve">noncash investing and financing activities</w:t>
             </w:r>
           </w:p>
         </w:tc>
@@ -7106,7 +7106,7 @@
           <w:sz w:val="19"/>
           <w:szCs w:val="19"/>
         </w:rPr>
-        <w:t xml:space="preserve">Most U.S. companies use the indirect method for operating </w:t>
+        <w:t xml:space="preserve">Most U.S. companies use the </w:t>
       </w:r>
       <w:r>
         <w:rPr>
@@ -7124,7 +7124,7 @@
           <w:sz w:val="19"/>
           <w:szCs w:val="19"/>
         </w:rPr>
-        <w:t xml:space="preserve">            </w:t>
+        <w:t xml:space="preserve">           </w:t>
       </w:r>
       <w:r>
         <w:rPr>
@@ -7138,7 +7138,7 @@
           <w:sz w:val="19"/>
           <w:szCs w:val="19"/>
         </w:rPr>
-        <w:t xml:space="preserve">. </w:t>
+        <w:t xml:space="preserve"> method for operating activities. </w:t>
       </w:r>
       <w:r>
         <w:rPr>
@@ -7235,7 +7235,7 @@
                 <w:sz w:val="16"/>
                 <w:szCs w:val="16"/>
               </w:rPr>
-              <w:t xml:space="preserve">Working-capital   ·   activities   ·   everything</w:t>
+              <w:t xml:space="preserve">impairments   ·   indirect   ·   everything</w:t>
             </w:r>
           </w:p>
         </w:tc>
@@ -7445,7 +7445,7 @@
           <w:sz w:val="16"/>
           <w:szCs w:val="16"/>
         </w:rPr>
-        <w:t xml:space="preserve">      gaps 8–12</w:t>
+        <w:t xml:space="preserve">      gaps 8–11</w:t>
       </w:r>
     </w:p>
     <w:p>
@@ -7465,7 +7465,14 @@
           <w:sz w:val="19"/>
           <w:szCs w:val="19"/>
         </w:rPr>
-        <w:t xml:space="preserve">Add </w:t>
+        <w:t xml:space="preserve">Add depreciation, impairments and deferred taxes, which used no cash: $4,924,000. </w:t>
+      </w:r>
+      <w:r>
+        <w:rPr>
+          <w:sz w:val="19"/>
+          <w:szCs w:val="19"/>
+        </w:rPr>
+        <w:t xml:space="preserve">Subtract equity-method income of $177,000, add dividends from </w:t>
       </w:r>
       <w:r>
         <w:rPr>
@@ -7483,7 +7490,7 @@
           <w:sz w:val="19"/>
           <w:szCs w:val="19"/>
         </w:rPr>
-        <w:t xml:space="preserve">              </w:t>
+        <w:t xml:space="preserve">           </w:t>
       </w:r>
       <w:r>
         <w:rPr>
@@ -7497,7 +7504,7 @@
           <w:sz w:val="19"/>
           <w:szCs w:val="19"/>
         </w:rPr>
-        <w:t xml:space="preserve">, impairments and </w:t>
+        <w:t xml:space="preserve"> of $70,000, and subtract the oven gain of $3,000 and </w:t>
       </w:r>
       <w:r>
         <w:rPr>
@@ -7515,7 +7522,7 @@
           <w:sz w:val="19"/>
           <w:szCs w:val="19"/>
         </w:rPr>
-        <w:t xml:space="preserve">           </w:t>
+        <w:t xml:space="preserve">            </w:t>
       </w:r>
       <w:r>
         <w:rPr>
@@ -7529,14 +7536,14 @@
           <w:sz w:val="19"/>
           <w:szCs w:val="19"/>
         </w:rPr>
-        <w:t xml:space="preserve"> taxes, which used no cash: $4,924,000. </w:t>
-      </w:r>
-      <w:r>
-        <w:rPr>
-          <w:sz w:val="19"/>
-          <w:szCs w:val="19"/>
-        </w:rPr>
-        <w:t xml:space="preserve">Subtract </w:t>
+        <w:t xml:space="preserve"> gains of $4,000. </w:t>
+      </w:r>
+      <w:r>
+        <w:rPr>
+          <w:sz w:val="19"/>
+          <w:szCs w:val="19"/>
+        </w:rPr>
+        <w:t xml:space="preserve"/>
       </w:r>
       <w:r>
         <w:rPr>
@@ -7554,7 +7561,7 @@
           <w:sz w:val="19"/>
           <w:szCs w:val="19"/>
         </w:rPr>
-        <w:t xml:space="preserve">               </w:t>
+        <w:t xml:space="preserve">                 </w:t>
       </w:r>
       <w:r>
         <w:rPr>
@@ -7568,14 +7575,14 @@
           <w:sz w:val="19"/>
           <w:szCs w:val="19"/>
         </w:rPr>
-        <w:t xml:space="preserve"> income of $177,000, add dividends from investees of $70,000, and subtract the oven gain of $3,000 and unrealized gains of $4,000. </w:t>
-      </w:r>
-      <w:r>
-        <w:rPr>
-          <w:sz w:val="19"/>
-          <w:szCs w:val="19"/>
-        </w:rPr>
-        <w:t xml:space="preserve"/>
+        <w:t xml:space="preserve"> changes reduce cash by a net $248,000. </w:t>
+      </w:r>
+      <w:r>
+        <w:rPr>
+          <w:sz w:val="19"/>
+          <w:szCs w:val="19"/>
+        </w:rPr>
+        <w:t xml:space="preserve">The total, $7,531,100, </w:t>
       </w:r>
       <w:r>
         <w:rPr>
@@ -7593,7 +7600,7 @@
           <w:sz w:val="19"/>
           <w:szCs w:val="19"/>
         </w:rPr>
-        <w:t xml:space="preserve">                 </w:t>
+        <w:t xml:space="preserve">           </w:t>
       </w:r>
       <w:r>
         <w:rPr>
@@ -7607,46 +7614,7 @@
           <w:sz w:val="19"/>
           <w:szCs w:val="19"/>
         </w:rPr>
-        <w:t xml:space="preserve"> changes reduce cash by a net $248,000. </w:t>
-      </w:r>
-      <w:r>
-        <w:rPr>
-          <w:sz w:val="19"/>
-          <w:szCs w:val="19"/>
-        </w:rPr>
-        <w:t xml:space="preserve">The total, $7,531,100, equals net cash from operating </w:t>
-      </w:r>
-      <w:r>
-        <w:rPr>
-          <w:b/>
-          <w:bCs/>
-          <w:color w:val="8186EF"/>
-          <w:sz w:val="15"/>
-          <w:szCs w:val="15"/>
-        </w:rPr>
-        <w:t xml:space="preserve"> (12) </w:t>
-      </w:r>
-      <w:r>
-        <w:rPr>
-          <w:u w:val="single"/>
-          <w:sz w:val="19"/>
-          <w:szCs w:val="19"/>
-        </w:rPr>
-        <w:t xml:space="preserve">            </w:t>
-      </w:r>
-      <w:r>
-        <w:rPr>
-          <w:sz w:val="19"/>
-          <w:szCs w:val="19"/>
-        </w:rPr>
-        <w:t xml:space="preserve"> </w:t>
-      </w:r>
-      <w:r>
-        <w:rPr>
-          <w:sz w:val="19"/>
-          <w:szCs w:val="19"/>
-        </w:rPr>
-        <w:t xml:space="preserve">. </w:t>
+        <w:t xml:space="preserve"> net cash from operating activities. </w:t>
       </w:r>
     </w:p>
     <w:tbl>
@@ -7704,7 +7672,7 @@
                 <w:sz w:val="16"/>
                 <w:szCs w:val="16"/>
               </w:rPr>
-              <w:t xml:space="preserve">subtracted   ·   depreciation   ·   deferred   ·   activities   ·   equity-method   ·   Working-capital</w:t>
+              <w:t xml:space="preserve">investees   ·   include   ·   unrealized   ·   Working-capital   ·   equals</w:t>
             </w:r>
           </w:p>
         </w:tc>
@@ -7778,7 +7746,7 @@
           <w:sz w:val="16"/>
           <w:szCs w:val="16"/>
         </w:rPr>
-        <w:t xml:space="preserve">      gaps 13–15</w:t>
+        <w:t xml:space="preserve">      gaps 12–14</w:t>
       </w:r>
     </w:p>
     <w:p>
@@ -7798,7 +7766,14 @@
           <w:sz w:val="19"/>
           <w:szCs w:val="19"/>
         </w:rPr>
-        <w:t xml:space="preserve"/>
+        <w:t xml:space="preserve">Dividends payable and notes payable are financing items. </w:t>
+      </w:r>
+      <w:r>
+        <w:rPr>
+          <w:sz w:val="19"/>
+          <w:szCs w:val="19"/>
+        </w:rPr>
+        <w:t xml:space="preserve">Do not </w:t>
       </w:r>
       <w:r>
         <w:rPr>
@@ -7808,7 +7783,7 @@
           <w:sz w:val="15"/>
           <w:szCs w:val="15"/>
         </w:rPr>
-        <w:t xml:space="preserve"> (13) </w:t>
+        <w:t xml:space="preserve"> (12) </w:t>
       </w:r>
       <w:r>
         <w:rPr>
@@ -7830,14 +7805,7 @@
           <w:sz w:val="19"/>
           <w:szCs w:val="19"/>
         </w:rPr>
-        <w:t xml:space="preserve"> payable and notes payable are financing items. </w:t>
-      </w:r>
-      <w:r>
-        <w:rPr>
-          <w:sz w:val="19"/>
-          <w:szCs w:val="19"/>
-        </w:rPr>
-        <w:t xml:space="preserve">Do not </w:t>
+        <w:t xml:space="preserve"> their changes in </w:t>
       </w:r>
       <w:r>
         <w:rPr>
@@ -7847,7 +7815,7 @@
           <w:sz w:val="15"/>
           <w:szCs w:val="15"/>
         </w:rPr>
-        <w:t xml:space="preserve"> (14) </w:t>
+        <w:t xml:space="preserve"> (13) </w:t>
       </w:r>
       <w:r>
         <w:rPr>
@@ -7869,14 +7837,14 @@
           <w:sz w:val="19"/>
           <w:szCs w:val="19"/>
         </w:rPr>
-        <w:t xml:space="preserve"> their changes in working capital. </w:t>
-      </w:r>
-      <w:r>
-        <w:rPr>
-          <w:sz w:val="19"/>
-          <w:szCs w:val="19"/>
-        </w:rPr>
-        <w:t xml:space="preserve">Show the full proceeds of a sale in </w:t>
+        <w:t xml:space="preserve"> capital. </w:t>
+      </w:r>
+      <w:r>
+        <w:rPr>
+          <w:sz w:val="19"/>
+          <w:szCs w:val="19"/>
+        </w:rPr>
+        <w:t xml:space="preserve">Show the full </w:t>
       </w:r>
       <w:r>
         <w:rPr>
@@ -7886,7 +7854,7 @@
           <w:sz w:val="15"/>
           <w:szCs w:val="15"/>
         </w:rPr>
-        <w:t xml:space="preserve"> (15) </w:t>
+        <w:t xml:space="preserve"> (14) </w:t>
       </w:r>
       <w:r>
         <w:rPr>
@@ -7908,7 +7876,7 @@
           <w:sz w:val="19"/>
           <w:szCs w:val="19"/>
         </w:rPr>
-        <w:t xml:space="preserve">, and remove the gain from operating. </w:t>
+        <w:t xml:space="preserve"> of a sale in investing, and remove the gain from operating. </w:t>
       </w:r>
     </w:p>
     <w:tbl>
@@ -7966,7 +7934,7 @@
                 <w:sz w:val="16"/>
                 <w:szCs w:val="16"/>
               </w:rPr>
-              <w:t xml:space="preserve">include   ·   investing   ·   Dividends   ·   unrealized</w:t>
+              <w:t xml:space="preserve">working   ·   proceeds   ·   include   ·   investing</w:t>
             </w:r>
           </w:p>
         </w:tc>
@@ -8114,7 +8082,7 @@
                 <w:sz w:val="16"/>
                 <w:szCs w:val="16"/>
               </w:rPr>
-              <w:t xml:space="preserve">الأنشطة التشغيلية   ·   investing activities   ·   operating activities</w:t>
+              <w:t xml:space="preserve">operating activities   ·   indirect method</w:t>
             </w:r>
           </w:p>
         </w:tc>
@@ -8371,7 +8339,7 @@
                 <w:sz w:val="16"/>
                 <w:szCs w:val="16"/>
               </w:rPr>
-              <w:t xml:space="preserve">activities</w:t>
+              <w:t xml:space="preserve">indirect</w:t>
             </w:r>
           </w:p>
         </w:tc>
@@ -8397,14 +8365,14 @@
                 <w:sz w:val="16"/>
                 <w:szCs w:val="16"/>
               </w:rPr>
-              <w:t xml:space="preserve">10  </w:t>
-            </w:r>
-            <w:r>
-              <w:rPr>
-                <w:sz w:val="16"/>
-                <w:szCs w:val="16"/>
-              </w:rPr>
-              <w:t xml:space="preserve">equity-method</w:t>
+              <w:t xml:space="preserve">9  </w:t>
+            </w:r>
+            <w:r>
+              <w:rPr>
+                <w:sz w:val="16"/>
+                <w:szCs w:val="16"/>
+              </w:rPr>
+              <w:t xml:space="preserve">unrealized</w:t>
             </w:r>
           </w:p>
         </w:tc>
@@ -8465,7 +8433,7 @@
                 <w:sz w:val="16"/>
                 <w:szCs w:val="16"/>
               </w:rPr>
-              <w:t xml:space="preserve">11  </w:t>
+              <w:t xml:space="preserve">10  </w:t>
             </w:r>
             <w:r>
               <w:rPr>
@@ -8533,14 +8501,14 @@
                 <w:sz w:val="16"/>
                 <w:szCs w:val="16"/>
               </w:rPr>
-              <w:t xml:space="preserve">12  </w:t>
-            </w:r>
-            <w:r>
-              <w:rPr>
-                <w:sz w:val="16"/>
-                <w:szCs w:val="16"/>
-              </w:rPr>
-              <w:t xml:space="preserve">activities</w:t>
+              <w:t xml:space="preserve">11  </w:t>
+            </w:r>
+            <w:r>
+              <w:rPr>
+                <w:sz w:val="16"/>
+                <w:szCs w:val="16"/>
+              </w:rPr>
+              <w:t xml:space="preserve">equals</w:t>
             </w:r>
           </w:p>
         </w:tc>
@@ -8601,14 +8569,14 @@
                 <w:sz w:val="16"/>
                 <w:szCs w:val="16"/>
               </w:rPr>
-              <w:t xml:space="preserve">13  </w:t>
-            </w:r>
-            <w:r>
-              <w:rPr>
-                <w:sz w:val="16"/>
-                <w:szCs w:val="16"/>
-              </w:rPr>
-              <w:t xml:space="preserve">Dividends</w:t>
+              <w:t xml:space="preserve">12  </w:t>
+            </w:r>
+            <w:r>
+              <w:rPr>
+                <w:sz w:val="16"/>
+                <w:szCs w:val="16"/>
+              </w:rPr>
+              <w:t xml:space="preserve">include</w:t>
             </w:r>
           </w:p>
         </w:tc>
@@ -8669,14 +8637,14 @@
                 <w:sz w:val="16"/>
                 <w:szCs w:val="16"/>
               </w:rPr>
-              <w:t xml:space="preserve">14  </w:t>
-            </w:r>
-            <w:r>
-              <w:rPr>
-                <w:sz w:val="16"/>
-                <w:szCs w:val="16"/>
-              </w:rPr>
-              <w:t xml:space="preserve">include</w:t>
+              <w:t xml:space="preserve">13  </w:t>
+            </w:r>
+            <w:r>
+              <w:rPr>
+                <w:sz w:val="16"/>
+                <w:szCs w:val="16"/>
+              </w:rPr>
+              <w:t xml:space="preserve">working</w:t>
             </w:r>
           </w:p>
         </w:tc>
@@ -8737,14 +8705,14 @@
                 <w:sz w:val="16"/>
                 <w:szCs w:val="16"/>
               </w:rPr>
-              <w:t xml:space="preserve">15  </w:t>
-            </w:r>
-            <w:r>
-              <w:rPr>
-                <w:sz w:val="16"/>
-                <w:szCs w:val="16"/>
-              </w:rPr>
-              <w:t xml:space="preserve">investing</w:t>
+              <w:t xml:space="preserve">14  </w:t>
+            </w:r>
+            <w:r>
+              <w:rPr>
+                <w:sz w:val="16"/>
+                <w:szCs w:val="16"/>
+              </w:rPr>
+              <w:t xml:space="preserve">proceeds</w:t>
             </w:r>
           </w:p>
         </w:tc>
@@ -8805,14 +8773,14 @@
                 <w:sz w:val="16"/>
                 <w:szCs w:val="16"/>
               </w:rPr>
-              <w:t xml:space="preserve">16  </w:t>
-            </w:r>
-            <w:r>
-              <w:rPr>
-                <w:sz w:val="16"/>
-                <w:szCs w:val="16"/>
-              </w:rPr>
-              <w:t xml:space="preserve">operating activities</w:t>
+              <w:t xml:space="preserve">15  </w:t>
+            </w:r>
+            <w:r>
+              <w:rPr>
+                <w:sz w:val="16"/>
+                <w:szCs w:val="16"/>
+              </w:rPr>
+              <w:t xml:space="preserve">indirect method</w:t>
             </w:r>
           </w:p>
         </w:tc>
@@ -8847,75 +8815,7 @@
                 <w:sz w:val="16"/>
                 <w:szCs w:val="16"/>
               </w:rPr>
-              <w:t xml:space="preserve">depreciation</w:t>
-            </w:r>
-          </w:p>
-        </w:tc>
-        <w:tc>
-          <w:tcPr>
-            <w:tcW w:type="pct" w:w="2500"/>
-            <w:tcMar>
-              <w:top w:type="dxa" w:w="20"/>
-              <w:left w:type="dxa" w:w="80"/>
-              <w:bottom w:type="dxa" w:w="20"/>
-              <w:right w:type="dxa" w:w="80"/>
-            </w:tcMar>
-          </w:tcPr>
-          <w:p>
-            <w:pPr>
-              <w:spacing w:before="12" w:after="12"/>
-            </w:pPr>
-            <w:r>
-              <w:rPr>
-                <w:b/>
-                <w:bCs/>
-                <w:color w:val="8186EF"/>
-                <w:sz w:val="16"/>
-                <w:szCs w:val="16"/>
-              </w:rPr>
-              <w:t xml:space="preserve">17  </w:t>
-            </w:r>
-            <w:r>
-              <w:rPr>
-                <w:sz w:val="16"/>
-                <w:szCs w:val="16"/>
-              </w:rPr>
-              <w:t xml:space="preserve">investing activities</w:t>
-            </w:r>
-          </w:p>
-        </w:tc>
-      </w:tr>
-      <w:tr>
-        <w:tc>
-          <w:tcPr>
-            <w:tcW w:type="pct" w:w="2500"/>
-            <w:tcMar>
-              <w:top w:type="dxa" w:w="20"/>
-              <w:left w:type="dxa" w:w="80"/>
-              <w:bottom w:type="dxa" w:w="20"/>
-              <w:right w:type="dxa" w:w="80"/>
-            </w:tcMar>
-          </w:tcPr>
-          <w:p>
-            <w:pPr>
-              <w:spacing w:before="12" w:after="12"/>
-            </w:pPr>
-            <w:r>
-              <w:rPr>
-                <w:b/>
-                <w:bCs/>
-                <w:color w:val="8186EF"/>
-                <w:sz w:val="16"/>
-                <w:szCs w:val="16"/>
-              </w:rPr>
-              <w:t xml:space="preserve">9  </w:t>
-            </w:r>
-            <w:r>
-              <w:rPr>
-                <w:sz w:val="16"/>
-                <w:szCs w:val="16"/>
-              </w:rPr>
-              <w:t xml:space="preserve">deferred</w:t>
+              <w:t xml:space="preserve">investees</w:t>
             </w:r>
           </w:p>
         </w:tc>
@@ -9470,7 +9370,7 @@
       <w:r>
         <w:drawing>
           <wp:inline distT="0" distB="0" distL="0" distR="0">
-            <wp:extent cx="5734050" cy="2497325"/>
+            <wp:extent cx="5734050" cy="2685950"/>
             <wp:effectExtent t="0" r="0" b="0" l="0"/>
             <wp:docPr id="1" name="" descr="" title=""/>
             <wp:cNvGraphicFramePr>
@@ -9495,7 +9395,7 @@
                   <pic:spPr bwMode="auto">
                     <a:xfrm>
                       <a:off x="0" y="0"/>
-                      <a:ext cx="5734050" cy="2497325"/>
+                      <a:ext cx="5734050" cy="2685950"/>
                     </a:xfrm>
                     <a:prstGeom prst="rect">
                       <a:avLst/>
@@ -9919,7 +9819,7 @@
                 <w:sz w:val="16"/>
                 <w:szCs w:val="16"/>
               </w:rPr>
-              <w:t xml:space="preserve">الطريقة المباشرة   ·   operating activities   ·   indirect method</w:t>
+              <w:t xml:space="preserve">direct method   ·   الطريقة المباشرة</w:t>
             </w:r>
           </w:p>
         </w:tc>
@@ -10202,14 +10102,14 @@
                 <w:sz w:val="16"/>
                 <w:szCs w:val="16"/>
               </w:rPr>
-              <w:t xml:space="preserve">8  </w:t>
-            </w:r>
-            <w:r>
-              <w:rPr>
-                <w:sz w:val="16"/>
-                <w:szCs w:val="16"/>
-              </w:rPr>
-              <w:t xml:space="preserve">Income taxes paid</w:t>
+              <w:t xml:space="preserve">7  </w:t>
+            </w:r>
+            <w:r>
+              <w:rPr>
+                <w:sz w:val="16"/>
+                <w:szCs w:val="16"/>
+              </w:rPr>
+              <w:t xml:space="preserve">Cash paid to suppliers and employees</w:t>
             </w:r>
           </w:p>
         </w:tc>
@@ -10270,14 +10170,14 @@
                 <w:sz w:val="16"/>
                 <w:szCs w:val="16"/>
               </w:rPr>
-              <w:t xml:space="preserve">9  </w:t>
-            </w:r>
-            <w:r>
-              <w:rPr>
-                <w:sz w:val="16"/>
-                <w:szCs w:val="16"/>
-              </w:rPr>
-              <w:t xml:space="preserve">indirect</w:t>
+              <w:t xml:space="preserve">8  </w:t>
+            </w:r>
+            <w:r>
+              <w:rPr>
+                <w:sz w:val="16"/>
+                <w:szCs w:val="16"/>
+              </w:rPr>
+              <w:t xml:space="preserve">Income taxes paid</w:t>
             </w:r>
           </w:p>
         </w:tc>
@@ -10338,14 +10238,14 @@
                 <w:sz w:val="16"/>
                 <w:szCs w:val="16"/>
               </w:rPr>
-              <w:t xml:space="preserve">10  </w:t>
-            </w:r>
-            <w:r>
-              <w:rPr>
-                <w:sz w:val="16"/>
-                <w:szCs w:val="16"/>
-              </w:rPr>
-              <w:t xml:space="preserve">Orontes</w:t>
+              <w:t xml:space="preserve">9  </w:t>
+            </w:r>
+            <w:r>
+              <w:rPr>
+                <w:sz w:val="16"/>
+                <w:szCs w:val="16"/>
+              </w:rPr>
+              <w:t xml:space="preserve">indirect</w:t>
             </w:r>
           </w:p>
         </w:tc>
@@ -10406,14 +10306,14 @@
                 <w:sz w:val="16"/>
                 <w:szCs w:val="16"/>
               </w:rPr>
-              <w:t xml:space="preserve">11  </w:t>
-            </w:r>
-            <w:r>
-              <w:rPr>
-                <w:sz w:val="16"/>
-                <w:szCs w:val="16"/>
-              </w:rPr>
-              <w:t xml:space="preserve">increase</w:t>
+              <w:t xml:space="preserve">10  </w:t>
+            </w:r>
+            <w:r>
+              <w:rPr>
+                <w:sz w:val="16"/>
+                <w:szCs w:val="16"/>
+              </w:rPr>
+              <w:t xml:space="preserve">Orontes</w:t>
             </w:r>
           </w:p>
         </w:tc>
@@ -10474,14 +10374,14 @@
                 <w:sz w:val="16"/>
                 <w:szCs w:val="16"/>
               </w:rPr>
-              <w:t xml:space="preserve">12  </w:t>
-            </w:r>
-            <w:r>
-              <w:rPr>
-                <w:sz w:val="16"/>
-                <w:szCs w:val="16"/>
-              </w:rPr>
-              <w:t xml:space="preserve">operating activities</w:t>
+              <w:t xml:space="preserve">11  </w:t>
+            </w:r>
+            <w:r>
+              <w:rPr>
+                <w:sz w:val="16"/>
+                <w:szCs w:val="16"/>
+              </w:rPr>
+              <w:t xml:space="preserve">increase</w:t>
             </w:r>
           </w:p>
         </w:tc>
@@ -10542,72 +10442,14 @@
                 <w:sz w:val="16"/>
                 <w:szCs w:val="16"/>
               </w:rPr>
-              <w:t xml:space="preserve">13  </w:t>
-            </w:r>
-            <w:r>
-              <w:rPr>
-                <w:sz w:val="16"/>
-                <w:szCs w:val="16"/>
-              </w:rPr>
-              <w:t xml:space="preserve">indirect method</w:t>
-            </w:r>
-          </w:p>
-        </w:tc>
-      </w:tr>
-      <w:tr>
-        <w:tc>
-          <w:tcPr>
-            <w:tcW w:type="pct" w:w="2500"/>
-            <w:tcMar>
-              <w:top w:type="dxa" w:w="20"/>
-              <w:left w:type="dxa" w:w="80"/>
-              <w:bottom w:type="dxa" w:w="20"/>
-              <w:right w:type="dxa" w:w="80"/>
-            </w:tcMar>
-          </w:tcPr>
-          <w:p>
-            <w:pPr>
-              <w:spacing w:before="12" w:after="12"/>
-            </w:pPr>
-            <w:r>
-              <w:rPr>
-                <w:b/>
-                <w:bCs/>
-                <w:color w:val="8186EF"/>
-                <w:sz w:val="16"/>
-                <w:szCs w:val="16"/>
-              </w:rPr>
-              <w:t xml:space="preserve">7  </w:t>
-            </w:r>
-            <w:r>
-              <w:rPr>
-                <w:sz w:val="16"/>
-                <w:szCs w:val="16"/>
-              </w:rPr>
-              <w:t xml:space="preserve">Cash paid to suppliers and employees</w:t>
-            </w:r>
-          </w:p>
-        </w:tc>
-        <w:tc>
-          <w:tcPr>
-            <w:tcW w:type="pct" w:w="2500"/>
-            <w:tcMar>
-              <w:top w:type="dxa" w:w="20"/>
-              <w:left w:type="dxa" w:w="80"/>
-              <w:bottom w:type="dxa" w:w="20"/>
-              <w:right w:type="dxa" w:w="80"/>
-            </w:tcMar>
-          </w:tcPr>
-          <w:p>
-            <w:pPr>
-              <w:spacing w:before="24" w:after="24"/>
-            </w:pPr>
-            <w:r>
-              <w:rPr>
-                <w:sz w:val="16"/>
-                <w:szCs w:val="16"/>
-              </w:rPr>
-              <w:t xml:space="preserve"/>
+              <w:t xml:space="preserve">12  </w:t>
+            </w:r>
+            <w:r>
+              <w:rPr>
+                <w:sz w:val="16"/>
+                <w:szCs w:val="16"/>
+              </w:rPr>
+              <w:t xml:space="preserve">direct method</w:t>
             </w:r>
           </w:p>
         </w:tc>
@@ -11078,7 +10920,7 @@
           <w:sz w:val="19"/>
           <w:szCs w:val="19"/>
         </w:rPr>
-        <w:t xml:space="preserve"> are also arbitrary: interest paid is operating under U.S. GAAP but may be </w:t>
+        <w:t xml:space="preserve"> are also arbitrary: interest paid is operating under U.S. GAAP but may be financing under IFRS, which makes companies harder to </w:t>
       </w:r>
       <w:r>
         <w:rPr>
@@ -11110,7 +10952,7 @@
           <w:sz w:val="19"/>
           <w:szCs w:val="19"/>
         </w:rPr>
-        <w:t xml:space="preserve"> under IFRS, which makes companies harder to compare. </w:t>
+        <w:t xml:space="preserve">. </w:t>
       </w:r>
       <w:r>
         <w:rPr>
@@ -11188,7 +11030,7 @@
           <w:sz w:val="19"/>
           <w:szCs w:val="19"/>
         </w:rPr>
-        <w:t xml:space="preserve">A company that stops </w:t>
+        <w:t xml:space="preserve">A company that stops investing will show </w:t>
       </w:r>
       <w:r>
         <w:rPr>
@@ -11220,7 +11062,7 @@
           <w:sz w:val="19"/>
           <w:szCs w:val="19"/>
         </w:rPr>
-        <w:t xml:space="preserve"> will show strong cash flow for a while, even if its future is weak. </w:t>
+        <w:t xml:space="preserve"> cash flow for a while, even if its future is weak. </w:t>
       </w:r>
       <w:r>
         <w:rPr>
@@ -11299,7 +11141,7 @@
                 <w:sz w:val="16"/>
                 <w:szCs w:val="16"/>
               </w:rPr>
-              <w:t xml:space="preserve">building   ·   manage   ·   mislead   ·   measure   ·   suppliers   ·   classifications   ·   impossible   ·   investing   ·   Finally   ·   jurisdiction   ·   receivables   ·   Important   ·   financing</w:t>
+              <w:t xml:space="preserve">building   ·   manage   ·   mislead   ·   measure   ·   suppliers   ·   classifications   ·   impossible   ·   strong   ·   Finally   ·   equivalents   ·   receivables   ·   Important   ·   compare</w:t>
             </w:r>
           </w:p>
         </w:tc>
@@ -11378,7 +11220,7 @@
           <w:sz w:val="19"/>
           <w:szCs w:val="19"/>
         </w:rPr>
-        <w:t xml:space="preserve">Orontes </w:t>
+        <w:t xml:space="preserve"/>
       </w:r>
       <w:r>
         <w:rPr>
@@ -11410,7 +11252,21 @@
           <w:sz w:val="19"/>
           <w:szCs w:val="19"/>
         </w:rPr>
-        <w:t xml:space="preserve"> dividends of $450,000, but dividends </w:t>
+        <w:t xml:space="preserve"> declared dividends of $450,000, but dividends payable rose by $400,000, so dividends paid were only $50,000. </w:t>
+      </w:r>
+      <w:r>
+        <w:rPr>
+          <w:sz w:val="19"/>
+          <w:szCs w:val="19"/>
+        </w:rPr>
+        <w:t xml:space="preserve">That is the amount in the financing section. </w:t>
+      </w:r>
+      <w:r>
+        <w:rPr>
+          <w:sz w:val="19"/>
+          <w:szCs w:val="19"/>
+        </w:rPr>
+        <w:t xml:space="preserve">In August 2026 the FASB proposed new </w:t>
       </w:r>
       <w:r>
         <w:rPr>
@@ -11428,7 +11284,7 @@
           <w:sz w:val="19"/>
           <w:szCs w:val="19"/>
         </w:rPr>
-        <w:t xml:space="preserve">           </w:t>
+        <w:t xml:space="preserve">             </w:t>
       </w:r>
       <w:r>
         <w:rPr>
@@ -11442,14 +11298,7 @@
           <w:sz w:val="19"/>
           <w:szCs w:val="19"/>
         </w:rPr>
-        <w:t xml:space="preserve"> rose by $400,000, so dividends paid were only $50,000. </w:t>
-      </w:r>
-      <w:r>
-        <w:rPr>
-          <w:sz w:val="19"/>
-          <w:szCs w:val="19"/>
-        </w:rPr>
-        <w:t xml:space="preserve">That is the amount in the </w:t>
+        <w:t xml:space="preserve"> about the parts of cash equivalents and about some </w:t>
       </w:r>
       <w:r>
         <w:rPr>
@@ -11481,14 +11330,14 @@
           <w:sz w:val="19"/>
           <w:szCs w:val="19"/>
         </w:rPr>
-        <w:t xml:space="preserve"> section. </w:t>
-      </w:r>
-      <w:r>
-        <w:rPr>
-          <w:sz w:val="19"/>
-          <w:szCs w:val="19"/>
-        </w:rPr>
-        <w:t xml:space="preserve">In August 2026 the FASB proposed new </w:t>
+        <w:t xml:space="preserve"> assets. </w:t>
+      </w:r>
+      <w:r>
+        <w:rPr>
+          <w:sz w:val="19"/>
+          <w:szCs w:val="19"/>
+        </w:rPr>
+        <w:t xml:space="preserve">It is only a proposal; the </w:t>
       </w:r>
       <w:r>
         <w:rPr>
@@ -11506,7 +11355,7 @@
           <w:sz w:val="19"/>
           <w:szCs w:val="19"/>
         </w:rPr>
-        <w:t xml:space="preserve">             </w:t>
+        <w:t xml:space="preserve">            </w:t>
       </w:r>
       <w:r>
         <w:rPr>
@@ -11520,7 +11369,7 @@
           <w:sz w:val="19"/>
           <w:szCs w:val="19"/>
         </w:rPr>
-        <w:t xml:space="preserve"> about the parts of cash equivalents and about some </w:t>
+        <w:t xml:space="preserve"> of cash equivalents does not </w:t>
       </w:r>
       <w:r>
         <w:rPr>
@@ -11552,14 +11401,14 @@
           <w:sz w:val="19"/>
           <w:szCs w:val="19"/>
         </w:rPr>
-        <w:t xml:space="preserve"> assets. </w:t>
-      </w:r>
-      <w:r>
-        <w:rPr>
-          <w:sz w:val="19"/>
-          <w:szCs w:val="19"/>
-        </w:rPr>
-        <w:t xml:space="preserve">It is only a proposal; the </w:t>
+        <w:t xml:space="preserve">. </w:t>
+      </w:r>
+      <w:r>
+        <w:rPr>
+          <w:sz w:val="19"/>
+          <w:szCs w:val="19"/>
+        </w:rPr>
+        <w:t xml:space="preserve">ASU 2023-09 already requires income taxes paid by </w:t>
       </w:r>
       <w:r>
         <w:rPr>
@@ -11577,7 +11426,7 @@
           <w:sz w:val="19"/>
           <w:szCs w:val="19"/>
         </w:rPr>
-        <w:t xml:space="preserve">            </w:t>
+        <w:t xml:space="preserve">              </w:t>
       </w:r>
       <w:r>
         <w:rPr>
@@ -11591,14 +11440,7 @@
           <w:sz w:val="19"/>
           <w:szCs w:val="19"/>
         </w:rPr>
-        <w:t xml:space="preserve"> of cash equivalents does not change. </w:t>
-      </w:r>
-      <w:r>
-        <w:rPr>
-          <w:sz w:val="19"/>
-          <w:szCs w:val="19"/>
-        </w:rPr>
-        <w:t xml:space="preserve">ASU 2023-09 already requires income taxes paid by jurisdiction; know this at awareness level. </w:t>
+        <w:t xml:space="preserve">; know this at awareness level. </w:t>
       </w:r>
     </w:p>
     <w:tbl>
@@ -11656,7 +11498,7 @@
                 <w:sz w:val="16"/>
                 <w:szCs w:val="16"/>
               </w:rPr>
-              <w:t xml:space="preserve">declared   ·   definition   ·   amounts   ·   financing   ·   digital   ·   working-capital   ·   disclosures   ·   payable</w:t>
+              <w:t xml:space="preserve">Orontes   ·   jurisdiction   ·   amounts   ·   digital   ·   change   ·   Closing   ·   definition   ·   disclosures</w:t>
             </w:r>
           </w:p>
         </w:tc>
@@ -11737,8 +11579,8 @@
       </w:tblPr>
       <w:tblGrid>
         <w:gridCol w:w="4224"/>
-        <w:gridCol w:w="3555"/>
-        <w:gridCol w:w="1821"/>
+        <w:gridCol w:w="3586"/>
+        <w:gridCol w:w="1790"/>
       </w:tblGrid>
       <w:tr>
         <w:tc>
@@ -11800,7 +11642,7 @@
         </w:tc>
         <w:tc>
           <w:tcPr>
-            <w:tcW w:type="pct" w:w="1851"/>
+            <w:tcW w:type="pct" w:w="1868"/>
             <w:shd w:fill="353A7C" w:val="clear"/>
             <w:tcMar>
               <w:top w:type="dxa" w:w="50"/>
@@ -11827,7 +11669,7 @@
         </w:tc>
         <w:tc>
           <w:tcPr>
-            <w:tcW w:type="pct" w:w="949"/>
+            <w:tcW w:type="pct" w:w="932"/>
             <w:shd w:fill="353A7C" w:val="clear"/>
             <w:tcMar>
               <w:top w:type="dxa" w:w="50"/>
@@ -11857,6 +11699,222 @@
         <w:tc>
           <w:tcPr>
             <w:tcW w:type="pct" w:w="2200"/>
+            <w:tcMar>
+              <w:top w:type="dxa" w:w="50"/>
+              <w:left w:type="dxa" w:w="110"/>
+              <w:bottom w:type="dxa" w:w="50"/>
+              <w:right w:type="dxa" w:w="110"/>
+            </w:tcMar>
+          </w:tcPr>
+          <w:p>
+            <w:pPr>
+              <w:spacing w:before="28" w:after="28"/>
+            </w:pPr>
+            <w:r>
+              <w:rPr>
+                <w:sz w:val="15"/>
+                <w:szCs w:val="15"/>
+              </w:rPr>
+              <w:t xml:space="preserve">Income statement items, 2026</w:t>
+            </w:r>
+          </w:p>
+        </w:tc>
+        <w:tc>
+          <w:tcPr>
+            <w:tcW w:type="pct" w:w="1868"/>
+            <w:tcMar>
+              <w:top w:type="dxa" w:w="50"/>
+              <w:left w:type="dxa" w:w="110"/>
+              <w:bottom w:type="dxa" w:w="50"/>
+              <w:right w:type="dxa" w:w="110"/>
+            </w:tcMar>
+          </w:tcPr>
+          <w:p>
+            <w:pPr>
+              <w:spacing w:before="28" w:after="28"/>
+            </w:pPr>
+            <w:r>
+              <w:rPr>
+                <w:sz w:val="15"/>
+                <w:szCs w:val="15"/>
+              </w:rPr>
+              <w:t xml:space="preserve"> </w:t>
+            </w:r>
+          </w:p>
+        </w:tc>
+        <w:tc>
+          <w:tcPr>
+            <w:tcW w:type="pct" w:w="932"/>
+            <w:tcMar>
+              <w:top w:type="dxa" w:w="50"/>
+              <w:left w:type="dxa" w:w="110"/>
+              <w:bottom w:type="dxa" w:w="50"/>
+              <w:right w:type="dxa" w:w="110"/>
+            </w:tcMar>
+          </w:tcPr>
+          <w:p>
+            <w:pPr>
+              <w:spacing w:before="28" w:after="28"/>
+            </w:pPr>
+            <w:r>
+              <w:rPr>
+                <w:sz w:val="15"/>
+                <w:szCs w:val="15"/>
+              </w:rPr>
+              <w:t xml:space="preserve"> </w:t>
+            </w:r>
+          </w:p>
+        </w:tc>
+      </w:tr>
+      <w:tr>
+        <w:tc>
+          <w:tcPr>
+            <w:tcW w:type="pct" w:w="2200"/>
+            <w:shd w:fill="FBFAF6" w:val="clear"/>
+            <w:tcMar>
+              <w:top w:type="dxa" w:w="50"/>
+              <w:left w:type="dxa" w:w="110"/>
+              <w:bottom w:type="dxa" w:w="50"/>
+              <w:right w:type="dxa" w:w="110"/>
+            </w:tcMar>
+          </w:tcPr>
+          <w:p>
+            <w:pPr>
+              <w:spacing w:before="28" w:after="28"/>
+            </w:pPr>
+            <w:r>
+              <w:rPr>
+                <w:sz w:val="15"/>
+                <w:szCs w:val="15"/>
+              </w:rPr>
+              <w:t xml:space="preserve">Net income</w:t>
+            </w:r>
+          </w:p>
+        </w:tc>
+        <w:tc>
+          <w:tcPr>
+            <w:tcW w:type="pct" w:w="1868"/>
+            <w:shd w:fill="FBFAF6" w:val="clear"/>
+            <w:tcMar>
+              <w:top w:type="dxa" w:w="50"/>
+              <w:left w:type="dxa" w:w="110"/>
+              <w:bottom w:type="dxa" w:w="50"/>
+              <w:right w:type="dxa" w:w="110"/>
+            </w:tcMar>
+          </w:tcPr>
+          <w:p>
+            <w:pPr>
+              <w:spacing w:before="28" w:after="28"/>
+            </w:pPr>
+            <w:r>
+              <w:rPr>
+                <w:sz w:val="15"/>
+                <w:szCs w:val="15"/>
+              </w:rPr>
+              <w:t xml:space="preserve">165</w:t>
+            </w:r>
+          </w:p>
+        </w:tc>
+        <w:tc>
+          <w:tcPr>
+            <w:tcW w:type="pct" w:w="932"/>
+            <w:shd w:fill="FBFAF6" w:val="clear"/>
+            <w:tcMar>
+              <w:top w:type="dxa" w:w="50"/>
+              <w:left w:type="dxa" w:w="110"/>
+              <w:bottom w:type="dxa" w:w="50"/>
+              <w:right w:type="dxa" w:w="110"/>
+            </w:tcMar>
+          </w:tcPr>
+          <w:p>
+            <w:pPr>
+              <w:spacing w:before="28" w:after="28"/>
+            </w:pPr>
+            <w:r>
+              <w:rPr>
+                <w:sz w:val="15"/>
+                <w:szCs w:val="15"/>
+              </w:rPr>
+              <w:t xml:space="preserve"> </w:t>
+            </w:r>
+          </w:p>
+        </w:tc>
+      </w:tr>
+      <w:tr>
+        <w:tc>
+          <w:tcPr>
+            <w:tcW w:type="pct" w:w="2200"/>
+            <w:tcMar>
+              <w:top w:type="dxa" w:w="50"/>
+              <w:left w:type="dxa" w:w="110"/>
+              <w:bottom w:type="dxa" w:w="50"/>
+              <w:right w:type="dxa" w:w="110"/>
+            </w:tcMar>
+          </w:tcPr>
+          <w:p>
+            <w:pPr>
+              <w:spacing w:before="28" w:after="28"/>
+            </w:pPr>
+            <w:r>
+              <w:rPr>
+                <w:sz w:val="15"/>
+                <w:szCs w:val="15"/>
+              </w:rPr>
+              <w:t xml:space="preserve">Depreciation expense</w:t>
+            </w:r>
+          </w:p>
+        </w:tc>
+        <w:tc>
+          <w:tcPr>
+            <w:tcW w:type="pct" w:w="1868"/>
+            <w:tcMar>
+              <w:top w:type="dxa" w:w="50"/>
+              <w:left w:type="dxa" w:w="110"/>
+              <w:bottom w:type="dxa" w:w="50"/>
+              <w:right w:type="dxa" w:w="110"/>
+            </w:tcMar>
+          </w:tcPr>
+          <w:p>
+            <w:pPr>
+              <w:spacing w:before="28" w:after="28"/>
+            </w:pPr>
+            <w:r>
+              <w:rPr>
+                <w:sz w:val="15"/>
+                <w:szCs w:val="15"/>
+              </w:rPr>
+              <w:t xml:space="preserve">300</w:t>
+            </w:r>
+          </w:p>
+        </w:tc>
+        <w:tc>
+          <w:tcPr>
+            <w:tcW w:type="pct" w:w="932"/>
+            <w:tcMar>
+              <w:top w:type="dxa" w:w="50"/>
+              <w:left w:type="dxa" w:w="110"/>
+              <w:bottom w:type="dxa" w:w="50"/>
+              <w:right w:type="dxa" w:w="110"/>
+            </w:tcMar>
+          </w:tcPr>
+          <w:p>
+            <w:pPr>
+              <w:spacing w:before="28" w:after="28"/>
+            </w:pPr>
+            <w:r>
+              <w:rPr>
+                <w:sz w:val="15"/>
+                <w:szCs w:val="15"/>
+              </w:rPr>
+              <w:t xml:space="preserve"> </w:t>
+            </w:r>
+          </w:p>
+        </w:tc>
+      </w:tr>
+      <w:tr>
+        <w:tc>
+          <w:tcPr>
+            <w:tcW w:type="pct" w:w="2200"/>
             <w:shd w:fill="FFFFFF" w:val="clear"/>
             <w:tcMar>
               <w:top w:type="dxa" w:w="50"/>
@@ -11883,7 +11941,8 @@
         </w:tc>
         <w:tc>
           <w:tcPr>
-            <w:tcW w:type="pct" w:w="1851"/>
+            <w:tcW w:type="pct" w:w="1868"/>
+            <w:shd w:fill="FBFAF6" w:val="clear"/>
             <w:tcMar>
               <w:top w:type="dxa" w:w="50"/>
               <w:left w:type="dxa" w:w="110"/>
@@ -11900,13 +11959,14 @@
                 <w:sz w:val="15"/>
                 <w:szCs w:val="15"/>
               </w:rPr>
-              <w:t xml:space="preserve"> </w:t>
-            </w:r>
-          </w:p>
-        </w:tc>
-        <w:tc>
-          <w:tcPr>
-            <w:tcW w:type="pct" w:w="949"/>
+              <w:t xml:space="preserve">20</w:t>
+            </w:r>
+          </w:p>
+        </w:tc>
+        <w:tc>
+          <w:tcPr>
+            <w:tcW w:type="pct" w:w="932"/>
+            <w:shd w:fill="FBFAF6" w:val="clear"/>
             <w:tcMar>
               <w:top w:type="dxa" w:w="50"/>
               <w:left w:type="dxa" w:w="110"/>
@@ -11932,7 +11992,6 @@
         <w:tc>
           <w:tcPr>
             <w:tcW w:type="pct" w:w="2200"/>
-            <w:shd w:fill="FBFAF6" w:val="clear"/>
             <w:tcMar>
               <w:top w:type="dxa" w:w="50"/>
               <w:left w:type="dxa" w:w="110"/>
@@ -11949,14 +12008,13 @@
                 <w:sz w:val="15"/>
                 <w:szCs w:val="15"/>
               </w:rPr>
-              <w:t xml:space="preserve">Net income</w:t>
-            </w:r>
-          </w:p>
-        </w:tc>
-        <w:tc>
-          <w:tcPr>
-            <w:tcW w:type="pct" w:w="1851"/>
-            <w:shd w:fill="FBFAF6" w:val="clear"/>
+              <w:t xml:space="preserve">Loss on sale of the catering-supply division</w:t>
+            </w:r>
+          </w:p>
+        </w:tc>
+        <w:tc>
+          <w:tcPr>
+            <w:tcW w:type="pct" w:w="1868"/>
             <w:tcMar>
               <w:top w:type="dxa" w:w="50"/>
               <w:left w:type="dxa" w:w="110"/>
@@ -11973,14 +12031,13 @@
                 <w:sz w:val="15"/>
                 <w:szCs w:val="15"/>
               </w:rPr>
-              <w:t xml:space="preserve">165</w:t>
-            </w:r>
-          </w:p>
-        </w:tc>
-        <w:tc>
-          <w:tcPr>
-            <w:tcW w:type="pct" w:w="949"/>
-            <w:shd w:fill="FBFAF6" w:val="clear"/>
+              <w:t xml:space="preserve">40</w:t>
+            </w:r>
+          </w:p>
+        </w:tc>
+        <w:tc>
+          <w:tcPr>
+            <w:tcW w:type="pct" w:w="932"/>
             <w:tcMar>
               <w:top w:type="dxa" w:w="50"/>
               <w:left w:type="dxa" w:w="110"/>
@@ -12006,6 +12063,7 @@
         <w:tc>
           <w:tcPr>
             <w:tcW w:type="pct" w:w="2200"/>
+            <w:shd w:fill="FBFAF6" w:val="clear"/>
             <w:tcMar>
               <w:top w:type="dxa" w:w="50"/>
               <w:left w:type="dxa" w:w="110"/>
@@ -12022,13 +12080,14 @@
                 <w:sz w:val="15"/>
                 <w:szCs w:val="15"/>
               </w:rPr>
-              <w:t xml:space="preserve">Depreciation expense</w:t>
-            </w:r>
-          </w:p>
-        </w:tc>
-        <w:tc>
-          <w:tcPr>
-            <w:tcW w:type="pct" w:w="1851"/>
+              <w:t xml:space="preserve">Balances</w:t>
+            </w:r>
+          </w:p>
+        </w:tc>
+        <w:tc>
+          <w:tcPr>
+            <w:tcW w:type="pct" w:w="1868"/>
+            <w:shd w:fill="FBFAF6" w:val="clear"/>
             <w:tcMar>
               <w:top w:type="dxa" w:w="50"/>
               <w:left w:type="dxa" w:w="110"/>
@@ -12045,13 +12104,14 @@
                 <w:sz w:val="15"/>
                 <w:szCs w:val="15"/>
               </w:rPr>
-              <w:t xml:space="preserve">300</w:t>
-            </w:r>
-          </w:p>
-        </w:tc>
-        <w:tc>
-          <w:tcPr>
-            <w:tcW w:type="pct" w:w="949"/>
+              <w:t xml:space="preserve"> </w:t>
+            </w:r>
+          </w:p>
+        </w:tc>
+        <w:tc>
+          <w:tcPr>
+            <w:tcW w:type="pct" w:w="932"/>
+            <w:shd w:fill="FBFAF6" w:val="clear"/>
             <w:tcMar>
               <w:top w:type="dxa" w:w="50"/>
               <w:left w:type="dxa" w:w="110"/>
@@ -12077,7 +12137,6 @@
         <w:tc>
           <w:tcPr>
             <w:tcW w:type="pct" w:w="2200"/>
-            <w:shd w:fill="FBFAF6" w:val="clear"/>
             <w:tcMar>
               <w:top w:type="dxa" w:w="50"/>
               <w:left w:type="dxa" w:w="110"/>
@@ -12094,14 +12153,13 @@
                 <w:sz w:val="15"/>
                 <w:szCs w:val="15"/>
               </w:rPr>
-              <w:t xml:space="preserve">Gain on sale of equipment</w:t>
-            </w:r>
-          </w:p>
-        </w:tc>
-        <w:tc>
-          <w:tcPr>
-            <w:tcW w:type="pct" w:w="1851"/>
-            <w:shd w:fill="FBFAF6" w:val="clear"/>
+              <w:t xml:space="preserve">Accounts receivable, net</w:t>
+            </w:r>
+          </w:p>
+        </w:tc>
+        <w:tc>
+          <w:tcPr>
+            <w:tcW w:type="pct" w:w="1868"/>
             <w:tcMar>
               <w:top w:type="dxa" w:w="50"/>
               <w:left w:type="dxa" w:w="110"/>
@@ -12118,14 +12176,13 @@
                 <w:sz w:val="15"/>
                 <w:szCs w:val="15"/>
               </w:rPr>
-              <w:t xml:space="preserve">20</w:t>
-            </w:r>
-          </w:p>
-        </w:tc>
-        <w:tc>
-          <w:tcPr>
-            <w:tcW w:type="pct" w:w="949"/>
-            <w:shd w:fill="FBFAF6" w:val="clear"/>
+              <w:t xml:space="preserve">280</w:t>
+            </w:r>
+          </w:p>
+        </w:tc>
+        <w:tc>
+          <w:tcPr>
+            <w:tcW w:type="pct" w:w="932"/>
             <w:tcMar>
               <w:top w:type="dxa" w:w="50"/>
               <w:left w:type="dxa" w:w="110"/>
@@ -12142,7 +12199,7 @@
                 <w:sz w:val="15"/>
                 <w:szCs w:val="15"/>
               </w:rPr>
-              <w:t xml:space="preserve"> </w:t>
+              <w:t xml:space="preserve">310</w:t>
             </w:r>
           </w:p>
         </w:tc>
@@ -12151,6 +12208,7 @@
         <w:tc>
           <w:tcPr>
             <w:tcW w:type="pct" w:w="2200"/>
+            <w:shd w:fill="FBFAF6" w:val="clear"/>
             <w:tcMar>
               <w:top w:type="dxa" w:w="50"/>
               <w:left w:type="dxa" w:w="110"/>
@@ -12167,13 +12225,14 @@
                 <w:sz w:val="15"/>
                 <w:szCs w:val="15"/>
               </w:rPr>
-              <w:t xml:space="preserve">Loss on sale of the catering-supply division</w:t>
-            </w:r>
-          </w:p>
-        </w:tc>
-        <w:tc>
-          <w:tcPr>
-            <w:tcW w:type="pct" w:w="1851"/>
+              <w:t xml:space="preserve">Inventory</w:t>
+            </w:r>
+          </w:p>
+        </w:tc>
+        <w:tc>
+          <w:tcPr>
+            <w:tcW w:type="pct" w:w="1868"/>
+            <w:shd w:fill="FBFAF6" w:val="clear"/>
             <w:tcMar>
               <w:top w:type="dxa" w:w="50"/>
               <w:left w:type="dxa" w:w="110"/>
@@ -12190,13 +12249,14 @@
                 <w:sz w:val="15"/>
                 <w:szCs w:val="15"/>
               </w:rPr>
-              <w:t xml:space="preserve">40</w:t>
-            </w:r>
-          </w:p>
-        </w:tc>
-        <w:tc>
-          <w:tcPr>
-            <w:tcW w:type="pct" w:w="949"/>
+              <w:t xml:space="preserve">420</w:t>
+            </w:r>
+          </w:p>
+        </w:tc>
+        <w:tc>
+          <w:tcPr>
+            <w:tcW w:type="pct" w:w="932"/>
+            <w:shd w:fill="FBFAF6" w:val="clear"/>
             <w:tcMar>
               <w:top w:type="dxa" w:w="50"/>
               <w:left w:type="dxa" w:w="110"/>
@@ -12213,81 +12273,7 @@
                 <w:sz w:val="15"/>
                 <w:szCs w:val="15"/>
               </w:rPr>
-              <w:t xml:space="preserve"> </w:t>
-            </w:r>
-          </w:p>
-        </w:tc>
-      </w:tr>
-      <w:tr>
-        <w:tc>
-          <w:tcPr>
-            <w:tcW w:type="pct" w:w="2200"/>
-            <w:shd w:fill="FBFAF6" w:val="clear"/>
-            <w:tcMar>
-              <w:top w:type="dxa" w:w="50"/>
-              <w:left w:type="dxa" w:w="110"/>
-              <w:bottom w:type="dxa" w:w="50"/>
-              <w:right w:type="dxa" w:w="110"/>
-            </w:tcMar>
-          </w:tcPr>
-          <w:p>
-            <w:pPr>
-              <w:spacing w:before="28" w:after="28"/>
-            </w:pPr>
-            <w:r>
-              <w:rPr>
-                <w:sz w:val="15"/>
-                <w:szCs w:val="15"/>
-              </w:rPr>
-              <w:t xml:space="preserve">Balances</w:t>
-            </w:r>
-          </w:p>
-        </w:tc>
-        <w:tc>
-          <w:tcPr>
-            <w:tcW w:type="pct" w:w="1851"/>
-            <w:shd w:fill="FBFAF6" w:val="clear"/>
-            <w:tcMar>
-              <w:top w:type="dxa" w:w="50"/>
-              <w:left w:type="dxa" w:w="110"/>
-              <w:bottom w:type="dxa" w:w="50"/>
-              <w:right w:type="dxa" w:w="110"/>
-            </w:tcMar>
-          </w:tcPr>
-          <w:p>
-            <w:pPr>
-              <w:spacing w:before="28" w:after="28"/>
-            </w:pPr>
-            <w:r>
-              <w:rPr>
-                <w:sz w:val="15"/>
-                <w:szCs w:val="15"/>
-              </w:rPr>
-              <w:t xml:space="preserve"> </w:t>
-            </w:r>
-          </w:p>
-        </w:tc>
-        <w:tc>
-          <w:tcPr>
-            <w:tcW w:type="pct" w:w="949"/>
-            <w:shd w:fill="FBFAF6" w:val="clear"/>
-            <w:tcMar>
-              <w:top w:type="dxa" w:w="50"/>
-              <w:left w:type="dxa" w:w="110"/>
-              <w:bottom w:type="dxa" w:w="50"/>
-              <w:right w:type="dxa" w:w="110"/>
-            </w:tcMar>
-          </w:tcPr>
-          <w:p>
-            <w:pPr>
-              <w:spacing w:before="28" w:after="28"/>
-            </w:pPr>
-            <w:r>
-              <w:rPr>
-                <w:sz w:val="15"/>
-                <w:szCs w:val="15"/>
-              </w:rPr>
-              <w:t xml:space="preserve"> </w:t>
+              <w:t xml:space="preserve">390</w:t>
             </w:r>
           </w:p>
         </w:tc>
@@ -12322,7 +12308,7 @@
         </w:tc>
         <w:tc>
           <w:tcPr>
-            <w:tcW w:type="pct" w:w="1851"/>
+            <w:tcW w:type="pct" w:w="1868"/>
             <w:tcMar>
               <w:top w:type="dxa" w:w="50"/>
               <w:left w:type="dxa" w:w="110"/>
@@ -12339,13 +12325,13 @@
                 <w:sz w:val="15"/>
                 <w:szCs w:val="15"/>
               </w:rPr>
-              <w:t xml:space="preserve">280</w:t>
-            </w:r>
-          </w:p>
-        </w:tc>
-        <w:tc>
-          <w:tcPr>
-            <w:tcW w:type="pct" w:w="949"/>
+              <w:t xml:space="preserve">24</w:t>
+            </w:r>
+          </w:p>
+        </w:tc>
+        <w:tc>
+          <w:tcPr>
+            <w:tcW w:type="pct" w:w="932"/>
             <w:tcMar>
               <w:top w:type="dxa" w:w="50"/>
               <w:left w:type="dxa" w:w="110"/>
@@ -12362,7 +12348,7 @@
                 <w:sz w:val="15"/>
                 <w:szCs w:val="15"/>
               </w:rPr>
-              <w:t xml:space="preserve">310</w:t>
+              <w:t xml:space="preserve">26</w:t>
             </w:r>
           </w:p>
         </w:tc>
@@ -12397,7 +12383,7 @@
         </w:tc>
         <w:tc>
           <w:tcPr>
-            <w:tcW w:type="pct" w:w="1851"/>
+            <w:tcW w:type="pct" w:w="1868"/>
             <w:shd w:fill="FBFAF6" w:val="clear"/>
             <w:tcMar>
               <w:top w:type="dxa" w:w="50"/>
@@ -12415,13 +12401,13 @@
                 <w:sz w:val="15"/>
                 <w:szCs w:val="15"/>
               </w:rPr>
-              <w:t xml:space="preserve">420</w:t>
-            </w:r>
-          </w:p>
-        </w:tc>
-        <w:tc>
-          <w:tcPr>
-            <w:tcW w:type="pct" w:w="949"/>
+              <w:t xml:space="preserve">380</w:t>
+            </w:r>
+          </w:p>
+        </w:tc>
+        <w:tc>
+          <w:tcPr>
+            <w:tcW w:type="pct" w:w="932"/>
             <w:shd w:fill="FBFAF6" w:val="clear"/>
             <w:tcMar>
               <w:top w:type="dxa" w:w="50"/>
@@ -12439,7 +12425,7 @@
                 <w:sz w:val="15"/>
                 <w:szCs w:val="15"/>
               </w:rPr>
-              <w:t xml:space="preserve">390</w:t>
+              <w:t xml:space="preserve">410</w:t>
             </w:r>
           </w:p>
         </w:tc>
@@ -12474,7 +12460,7 @@
         </w:tc>
         <w:tc>
           <w:tcPr>
-            <w:tcW w:type="pct" w:w="1851"/>
+            <w:tcW w:type="pct" w:w="1868"/>
             <w:tcMar>
               <w:top w:type="dxa" w:w="50"/>
               <w:left w:type="dxa" w:w="110"/>
@@ -12491,13 +12477,13 @@
                 <w:sz w:val="15"/>
                 <w:szCs w:val="15"/>
               </w:rPr>
-              <w:t xml:space="preserve">24</w:t>
-            </w:r>
-          </w:p>
-        </w:tc>
-        <w:tc>
-          <w:tcPr>
-            <w:tcW w:type="pct" w:w="949"/>
+              <w:t xml:space="preserve">0</w:t>
+            </w:r>
+          </w:p>
+        </w:tc>
+        <w:tc>
+          <w:tcPr>
+            <w:tcW w:type="pct" w:w="932"/>
             <w:tcMar>
               <w:top w:type="dxa" w:w="50"/>
               <w:left w:type="dxa" w:w="110"/>
@@ -12514,7 +12500,81 @@
                 <w:sz w:val="15"/>
                 <w:szCs w:val="15"/>
               </w:rPr>
-              <w:t xml:space="preserve">26</w:t>
+              <w:t xml:space="preserve">30</w:t>
+            </w:r>
+          </w:p>
+        </w:tc>
+      </w:tr>
+      <w:tr>
+        <w:tc>
+          <w:tcPr>
+            <w:tcW w:type="pct" w:w="2200"/>
+            <w:shd w:fill="FBFAF6" w:val="clear"/>
+            <w:tcMar>
+              <w:top w:type="dxa" w:w="50"/>
+              <w:left w:type="dxa" w:w="110"/>
+              <w:bottom w:type="dxa" w:w="50"/>
+              <w:right w:type="dxa" w:w="110"/>
+            </w:tcMar>
+          </w:tcPr>
+          <w:p>
+            <w:pPr>
+              <w:spacing w:before="28" w:after="28"/>
+            </w:pPr>
+            <w:r>
+              <w:rPr>
+                <w:sz w:val="15"/>
+                <w:szCs w:val="15"/>
+              </w:rPr>
+              <w:t xml:space="preserve">Cash</w:t>
+            </w:r>
+          </w:p>
+        </w:tc>
+        <w:tc>
+          <w:tcPr>
+            <w:tcW w:type="pct" w:w="1868"/>
+            <w:shd w:fill="FBFAF6" w:val="clear"/>
+            <w:tcMar>
+              <w:top w:type="dxa" w:w="50"/>
+              <w:left w:type="dxa" w:w="110"/>
+              <w:bottom w:type="dxa" w:w="50"/>
+              <w:right w:type="dxa" w:w="110"/>
+            </w:tcMar>
+          </w:tcPr>
+          <w:p>
+            <w:pPr>
+              <w:spacing w:before="28" w:after="28"/>
+            </w:pPr>
+            <w:r>
+              <w:rPr>
+                <w:sz w:val="15"/>
+                <w:szCs w:val="15"/>
+              </w:rPr>
+              <w:t xml:space="preserve">1,050</w:t>
+            </w:r>
+          </w:p>
+        </w:tc>
+        <w:tc>
+          <w:tcPr>
+            <w:tcW w:type="pct" w:w="932"/>
+            <w:shd w:fill="FBFAF6" w:val="clear"/>
+            <w:tcMar>
+              <w:top w:type="dxa" w:w="50"/>
+              <w:left w:type="dxa" w:w="110"/>
+              <w:bottom w:type="dxa" w:w="50"/>
+              <w:right w:type="dxa" w:w="110"/>
+            </w:tcMar>
+          </w:tcPr>
+          <w:p>
+            <w:pPr>
+              <w:spacing w:before="28" w:after="28"/>
+            </w:pPr>
+            <w:r>
+              <w:rPr>
+                <w:sz w:val="15"/>
+                <w:szCs w:val="15"/>
+              </w:rPr>
+              <w:t xml:space="preserve">?</w:t>
             </w:r>
           </w:p>
         </w:tc>
@@ -12549,8 +12609,7 @@
         </w:tc>
         <w:tc>
           <w:tcPr>
-            <w:tcW w:type="pct" w:w="1851"/>
-            <w:shd w:fill="FBFAF6" w:val="clear"/>
+            <w:tcW w:type="pct" w:w="1868"/>
             <w:tcMar>
               <w:top w:type="dxa" w:w="50"/>
               <w:left w:type="dxa" w:w="110"/>
@@ -12567,14 +12626,13 @@
                 <w:sz w:val="15"/>
                 <w:szCs w:val="15"/>
               </w:rPr>
-              <w:t xml:space="preserve">380</w:t>
-            </w:r>
-          </w:p>
-        </w:tc>
-        <w:tc>
-          <w:tcPr>
-            <w:tcW w:type="pct" w:w="949"/>
-            <w:shd w:fill="FBFAF6" w:val="clear"/>
+              <w:t xml:space="preserve"> </w:t>
+            </w:r>
+          </w:p>
+        </w:tc>
+        <w:tc>
+          <w:tcPr>
+            <w:tcW w:type="pct" w:w="932"/>
             <w:tcMar>
               <w:top w:type="dxa" w:w="50"/>
               <w:left w:type="dxa" w:w="110"/>
@@ -12591,7 +12649,7 @@
                 <w:sz w:val="15"/>
                 <w:szCs w:val="15"/>
               </w:rPr>
-              <w:t xml:space="preserve">410</w:t>
+              <w:t xml:space="preserve"> </w:t>
             </w:r>
           </w:p>
         </w:tc>
@@ -12626,7 +12684,8 @@
         </w:tc>
         <w:tc>
           <w:tcPr>
-            <w:tcW w:type="pct" w:w="1851"/>
+            <w:tcW w:type="pct" w:w="1868"/>
+            <w:shd w:fill="FBFAF6" w:val="clear"/>
             <w:tcMar>
               <w:top w:type="dxa" w:w="50"/>
               <w:left w:type="dxa" w:w="110"/>
@@ -12643,13 +12702,14 @@
                 <w:sz w:val="15"/>
                 <w:szCs w:val="15"/>
               </w:rPr>
-              <w:t xml:space="preserve">0</w:t>
-            </w:r>
-          </w:p>
-        </w:tc>
-        <w:tc>
-          <w:tcPr>
-            <w:tcW w:type="pct" w:w="949"/>
+              <w:t xml:space="preserve">70</w:t>
+            </w:r>
+          </w:p>
+        </w:tc>
+        <w:tc>
+          <w:tcPr>
+            <w:tcW w:type="pct" w:w="932"/>
+            <w:shd w:fill="FBFAF6" w:val="clear"/>
             <w:tcMar>
               <w:top w:type="dxa" w:w="50"/>
               <w:left w:type="dxa" w:w="110"/>
@@ -12666,7 +12726,152 @@
                 <w:sz w:val="15"/>
                 <w:szCs w:val="15"/>
               </w:rPr>
-              <w:t xml:space="preserve">30</w:t>
+              <w:t xml:space="preserve"> </w:t>
+            </w:r>
+          </w:p>
+        </w:tc>
+      </w:tr>
+      <w:tr>
+        <w:tc>
+          <w:tcPr>
+            <w:tcW w:type="pct" w:w="2200"/>
+            <w:tcMar>
+              <w:top w:type="dxa" w:w="50"/>
+              <w:left w:type="dxa" w:w="110"/>
+              <w:bottom w:type="dxa" w:w="50"/>
+              <w:right w:type="dxa" w:w="110"/>
+            </w:tcMar>
+          </w:tcPr>
+          <w:p>
+            <w:pPr>
+              <w:spacing w:before="28" w:after="28"/>
+            </w:pPr>
+            <w:r>
+              <w:rPr>
+                <w:sz w:val="15"/>
+                <w:szCs w:val="15"/>
+              </w:rPr>
+              <w:t xml:space="preserve">Proceeds from sale of the division</w:t>
+            </w:r>
+          </w:p>
+        </w:tc>
+        <w:tc>
+          <w:tcPr>
+            <w:tcW w:type="pct" w:w="1868"/>
+            <w:tcMar>
+              <w:top w:type="dxa" w:w="50"/>
+              <w:left w:type="dxa" w:w="110"/>
+              <w:bottom w:type="dxa" w:w="50"/>
+              <w:right w:type="dxa" w:w="110"/>
+            </w:tcMar>
+          </w:tcPr>
+          <w:p>
+            <w:pPr>
+              <w:spacing w:before="28" w:after="28"/>
+            </w:pPr>
+            <w:r>
+              <w:rPr>
+                <w:sz w:val="15"/>
+                <w:szCs w:val="15"/>
+              </w:rPr>
+              <w:t xml:space="preserve">150</w:t>
+            </w:r>
+          </w:p>
+        </w:tc>
+        <w:tc>
+          <w:tcPr>
+            <w:tcW w:type="pct" w:w="932"/>
+            <w:tcMar>
+              <w:top w:type="dxa" w:w="50"/>
+              <w:left w:type="dxa" w:w="110"/>
+              <w:bottom w:type="dxa" w:w="50"/>
+              <w:right w:type="dxa" w:w="110"/>
+            </w:tcMar>
+          </w:tcPr>
+          <w:p>
+            <w:pPr>
+              <w:spacing w:before="28" w:after="28"/>
+            </w:pPr>
+            <w:r>
+              <w:rPr>
+                <w:sz w:val="15"/>
+                <w:szCs w:val="15"/>
+              </w:rPr>
+              <w:t xml:space="preserve"> </w:t>
+            </w:r>
+          </w:p>
+        </w:tc>
+      </w:tr>
+      <w:tr>
+        <w:tc>
+          <w:tcPr>
+            <w:tcW w:type="pct" w:w="2200"/>
+            <w:shd w:fill="FBFAF6" w:val="clear"/>
+            <w:tcMar>
+              <w:top w:type="dxa" w:w="50"/>
+              <w:left w:type="dxa" w:w="110"/>
+              <w:bottom w:type="dxa" w:w="50"/>
+              <w:right w:type="dxa" w:w="110"/>
+            </w:tcMar>
+          </w:tcPr>
+          <w:p>
+            <w:pPr>
+              <w:spacing w:before="28" w:after="28"/>
+            </w:pPr>
+            <w:r>
+              <w:rPr>
+                <w:sz w:val="15"/>
+                <w:szCs w:val="15"/>
+              </w:rPr>
+              <w:t xml:space="preserve">Purchases of equipment</w:t>
+            </w:r>
+          </w:p>
+        </w:tc>
+        <w:tc>
+          <w:tcPr>
+            <w:tcW w:type="pct" w:w="1868"/>
+            <w:shd w:fill="FBFAF6" w:val="clear"/>
+            <w:tcMar>
+              <w:top w:type="dxa" w:w="50"/>
+              <w:left w:type="dxa" w:w="110"/>
+              <w:bottom w:type="dxa" w:w="50"/>
+              <w:right w:type="dxa" w:w="110"/>
+            </w:tcMar>
+          </w:tcPr>
+          <w:p>
+            <w:pPr>
+              <w:spacing w:before="28" w:after="28"/>
+            </w:pPr>
+            <w:r>
+              <w:rPr>
+                <w:sz w:val="15"/>
+                <w:szCs w:val="15"/>
+              </w:rPr>
+              <w:t xml:space="preserve">200</w:t>
+            </w:r>
+          </w:p>
+        </w:tc>
+        <w:tc>
+          <w:tcPr>
+            <w:tcW w:type="pct" w:w="932"/>
+            <w:shd w:fill="FBFAF6" w:val="clear"/>
+            <w:tcMar>
+              <w:top w:type="dxa" w:w="50"/>
+              <w:left w:type="dxa" w:w="110"/>
+              <w:bottom w:type="dxa" w:w="50"/>
+              <w:right w:type="dxa" w:w="110"/>
+            </w:tcMar>
+          </w:tcPr>
+          <w:p>
+            <w:pPr>
+              <w:spacing w:before="28" w:after="28"/>
+            </w:pPr>
+            <w:r>
+              <w:rPr>
+                <w:sz w:val="15"/>
+                <w:szCs w:val="15"/>
+              </w:rPr>
+              <w:t xml:space="preserve"> </w:t>
             </w:r>
           </w:p>
         </w:tc>
@@ -12701,8 +12906,7 @@
         </w:tc>
         <w:tc>
           <w:tcPr>
-            <w:tcW w:type="pct" w:w="1851"/>
-            <w:shd w:fill="FBFAF6" w:val="clear"/>
+            <w:tcW w:type="pct" w:w="1868"/>
             <w:tcMar>
               <w:top w:type="dxa" w:w="50"/>
               <w:left w:type="dxa" w:w="110"/>
@@ -12719,14 +12923,13 @@
                 <w:sz w:val="15"/>
                 <w:szCs w:val="15"/>
               </w:rPr>
-              <w:t xml:space="preserve">1,050</w:t>
-            </w:r>
-          </w:p>
-        </w:tc>
-        <w:tc>
-          <w:tcPr>
-            <w:tcW w:type="pct" w:w="949"/>
-            <w:shd w:fill="FBFAF6" w:val="clear"/>
+              <w:t xml:space="preserve">300</w:t>
+            </w:r>
+          </w:p>
+        </w:tc>
+        <w:tc>
+          <w:tcPr>
+            <w:tcW w:type="pct" w:w="932"/>
             <w:tcMar>
               <w:top w:type="dxa" w:w="50"/>
               <w:left w:type="dxa" w:w="110"/>
@@ -12743,7 +12946,7 @@
                 <w:sz w:val="15"/>
                 <w:szCs w:val="15"/>
               </w:rPr>
-              <w:t xml:space="preserve">?</w:t>
+              <w:t xml:space="preserve"> </w:t>
             </w:r>
           </w:p>
         </w:tc>
@@ -12752,6 +12955,7 @@
         <w:tc>
           <w:tcPr>
             <w:tcW w:type="pct" w:w="2200"/>
+            <w:shd w:fill="FBFAF6" w:val="clear"/>
             <w:tcMar>
               <w:top w:type="dxa" w:w="50"/>
               <w:left w:type="dxa" w:w="110"/>
@@ -12768,13 +12972,14 @@
                 <w:sz w:val="15"/>
                 <w:szCs w:val="15"/>
               </w:rPr>
-              <w:t xml:space="preserve">Other 2026 cash information</w:t>
-            </w:r>
-          </w:p>
-        </w:tc>
-        <w:tc>
-          <w:tcPr>
-            <w:tcW w:type="pct" w:w="1851"/>
+              <w:t xml:space="preserve">Dividend paid (declared in 2025)</w:t>
+            </w:r>
+          </w:p>
+        </w:tc>
+        <w:tc>
+          <w:tcPr>
+            <w:tcW w:type="pct" w:w="1868"/>
+            <w:shd w:fill="FBFAF6" w:val="clear"/>
             <w:tcMar>
               <w:top w:type="dxa" w:w="50"/>
               <w:left w:type="dxa" w:w="110"/>
@@ -12791,86 +12996,13 @@
                 <w:sz w:val="15"/>
                 <w:szCs w:val="15"/>
               </w:rPr>
-              <w:t xml:space="preserve"> </w:t>
-            </w:r>
-          </w:p>
-        </w:tc>
-        <w:tc>
-          <w:tcPr>
-            <w:tcW w:type="pct" w:w="949"/>
-            <w:tcMar>
-              <w:top w:type="dxa" w:w="50"/>
-              <w:left w:type="dxa" w:w="110"/>
-              <w:bottom w:type="dxa" w:w="50"/>
-              <w:right w:type="dxa" w:w="110"/>
-            </w:tcMar>
-          </w:tcPr>
-          <w:p>
-            <w:pPr>
-              <w:spacing w:before="28" w:after="28"/>
-            </w:pPr>
-            <w:r>
-              <w:rPr>
-                <w:sz w:val="15"/>
-                <w:szCs w:val="15"/>
-              </w:rPr>
-              <w:t xml:space="preserve"> </w:t>
-            </w:r>
-          </w:p>
-        </w:tc>
-      </w:tr>
-      <w:tr>
-        <w:tc>
-          <w:tcPr>
-            <w:tcW w:type="pct" w:w="2200"/>
-            <w:shd w:fill="FBFAF6" w:val="clear"/>
-            <w:tcMar>
-              <w:top w:type="dxa" w:w="50"/>
-              <w:left w:type="dxa" w:w="110"/>
-              <w:bottom w:type="dxa" w:w="50"/>
-              <w:right w:type="dxa" w:w="110"/>
-            </w:tcMar>
-          </w:tcPr>
-          <w:p>
-            <w:pPr>
-              <w:spacing w:before="28" w:after="28"/>
-            </w:pPr>
-            <w:r>
-              <w:rPr>
-                <w:sz w:val="15"/>
-                <w:szCs w:val="15"/>
-              </w:rPr>
-              <w:t xml:space="preserve">Proceeds from sale of equipment</w:t>
-            </w:r>
-          </w:p>
-        </w:tc>
-        <w:tc>
-          <w:tcPr>
-            <w:tcW w:type="pct" w:w="1851"/>
-            <w:shd w:fill="FBFAF6" w:val="clear"/>
-            <w:tcMar>
-              <w:top w:type="dxa" w:w="50"/>
-              <w:left w:type="dxa" w:w="110"/>
-              <w:bottom w:type="dxa" w:w="50"/>
-              <w:right w:type="dxa" w:w="110"/>
-            </w:tcMar>
-          </w:tcPr>
-          <w:p>
-            <w:pPr>
-              <w:spacing w:before="28" w:after="28"/>
-            </w:pPr>
-            <w:r>
-              <w:rPr>
-                <w:sz w:val="15"/>
-                <w:szCs w:val="15"/>
-              </w:rPr>
-              <w:t xml:space="preserve">70</w:t>
-            </w:r>
-          </w:p>
-        </w:tc>
-        <w:tc>
-          <w:tcPr>
-            <w:tcW w:type="pct" w:w="949"/>
+              <w:t xml:space="preserve">50</w:t>
+            </w:r>
+          </w:p>
+        </w:tc>
+        <w:tc>
+          <w:tcPr>
+            <w:tcW w:type="pct" w:w="932"/>
             <w:shd w:fill="FBFAF6" w:val="clear"/>
             <w:tcMar>
               <w:top w:type="dxa" w:w="50"/>
@@ -12923,7 +13055,7 @@
         </w:tc>
         <w:tc>
           <w:tcPr>
-            <w:tcW w:type="pct" w:w="1851"/>
+            <w:tcW w:type="pct" w:w="1868"/>
             <w:tcMar>
               <w:top w:type="dxa" w:w="50"/>
               <w:left w:type="dxa" w:w="110"/>
@@ -12940,13 +13072,13 @@
                 <w:sz w:val="15"/>
                 <w:szCs w:val="15"/>
               </w:rPr>
-              <w:t xml:space="preserve">150</w:t>
-            </w:r>
-          </w:p>
-        </w:tc>
-        <w:tc>
-          <w:tcPr>
-            <w:tcW w:type="pct" w:w="949"/>
+              <w:t xml:space="preserve">480</w:t>
+            </w:r>
+          </w:p>
+        </w:tc>
+        <w:tc>
+          <w:tcPr>
+            <w:tcW w:type="pct" w:w="932"/>
             <w:tcMar>
               <w:top w:type="dxa" w:w="50"/>
               <w:left w:type="dxa" w:w="110"/>
@@ -12972,33 +13104,6 @@
         <w:tc>
           <w:tcPr>
             <w:tcW w:type="pct" w:w="2200"/>
-            <w:shd w:fill="FFFFFF" w:val="clear"/>
-            <w:tcMar>
-              <w:top w:type="dxa" w:w="50"/>
-              <w:left w:type="dxa" w:w="110"/>
-              <w:bottom w:type="dxa" w:w="50"/>
-              <w:right w:type="dxa" w:w="110"/>
-            </w:tcMar>
-          </w:tcPr>
-          <w:p>
-            <w:pPr>
-              <w:spacing w:before="46" w:after="46"/>
-            </w:pPr>
-            <w:r>
-              <w:rPr>
-                <w:b/>
-                <w:bCs/>
-                <w:color w:val="8186EF"/>
-                <w:sz w:val="14"/>
-                <w:szCs w:val="14"/>
-              </w:rPr>
-              <w:t xml:space="preserve">(28)</w:t>
-            </w:r>
-          </w:p>
-        </w:tc>
-        <w:tc>
-          <w:tcPr>
-            <w:tcW w:type="pct" w:w="1851"/>
             <w:shd w:fill="FBFAF6" w:val="clear"/>
             <w:tcMar>
               <w:top w:type="dxa" w:w="50"/>
@@ -13016,13 +13121,13 @@
                 <w:sz w:val="15"/>
                 <w:szCs w:val="15"/>
               </w:rPr>
-              <w:t xml:space="preserve">200</w:t>
-            </w:r>
-          </w:p>
-        </w:tc>
-        <w:tc>
-          <w:tcPr>
-            <w:tcW w:type="pct" w:w="949"/>
+              <w:t xml:space="preserve">Treasury stock reissued (E2 and E3)</w:t>
+            </w:r>
+          </w:p>
+        </w:tc>
+        <w:tc>
+          <w:tcPr>
+            <w:tcW w:type="pct" w:w="1868"/>
             <w:shd w:fill="FBFAF6" w:val="clear"/>
             <w:tcMar>
               <w:top w:type="dxa" w:w="50"/>
@@ -13040,15 +13145,14 @@
                 <w:sz w:val="15"/>
                 <w:szCs w:val="15"/>
               </w:rPr>
-              <w:t xml:space="preserve"> </w:t>
-            </w:r>
-          </w:p>
-        </w:tc>
-      </w:tr>
-      <w:tr>
-        <w:tc>
-          <w:tcPr>
-            <w:tcW w:type="pct" w:w="2200"/>
+              <w:t xml:space="preserve">200</w:t>
+            </w:r>
+          </w:p>
+        </w:tc>
+        <w:tc>
+          <w:tcPr>
+            <w:tcW w:type="pct" w:w="932"/>
+            <w:shd w:fill="FBFAF6" w:val="clear"/>
             <w:tcMar>
               <w:top w:type="dxa" w:w="50"/>
               <w:left w:type="dxa" w:w="110"/>
@@ -13065,13 +13169,15 @@
                 <w:sz w:val="15"/>
                 <w:szCs w:val="15"/>
               </w:rPr>
-              <w:t xml:space="preserve">Note installment repaid (Chapter 2, M1)</w:t>
-            </w:r>
-          </w:p>
-        </w:tc>
-        <w:tc>
-          <w:tcPr>
-            <w:tcW w:type="pct" w:w="1851"/>
+              <w:t xml:space="preserve"> </w:t>
+            </w:r>
+          </w:p>
+        </w:tc>
+      </w:tr>
+      <w:tr>
+        <w:tc>
+          <w:tcPr>
+            <w:tcW w:type="pct" w:w="2200"/>
             <w:tcMar>
               <w:top w:type="dxa" w:w="50"/>
               <w:left w:type="dxa" w:w="110"/>
@@ -13088,13 +13194,13 @@
                 <w:sz w:val="15"/>
                 <w:szCs w:val="15"/>
               </w:rPr>
-              <w:t xml:space="preserve">300</w:t>
-            </w:r>
-          </w:p>
-        </w:tc>
-        <w:tc>
-          <w:tcPr>
-            <w:tcW w:type="pct" w:w="949"/>
+              <w:t xml:space="preserve">Cash dividend declared December 15, 2026, payable January 2027</w:t>
+            </w:r>
+          </w:p>
+        </w:tc>
+        <w:tc>
+          <w:tcPr>
+            <w:tcW w:type="pct" w:w="1868"/>
             <w:tcMar>
               <w:top w:type="dxa" w:w="50"/>
               <w:left w:type="dxa" w:w="110"/>
@@ -13111,280 +13217,13 @@
                 <w:sz w:val="15"/>
                 <w:szCs w:val="15"/>
               </w:rPr>
-              <w:t xml:space="preserve"> </w:t>
-            </w:r>
-          </w:p>
-        </w:tc>
-      </w:tr>
-      <w:tr>
-        <w:tc>
-          <w:tcPr>
-            <w:tcW w:type="pct" w:w="2200"/>
-            <w:shd w:fill="FBFAF6" w:val="clear"/>
-            <w:tcMar>
-              <w:top w:type="dxa" w:w="50"/>
-              <w:left w:type="dxa" w:w="110"/>
-              <w:bottom w:type="dxa" w:w="50"/>
-              <w:right w:type="dxa" w:w="110"/>
-            </w:tcMar>
-          </w:tcPr>
-          <w:p>
-            <w:pPr>
-              <w:spacing w:before="28" w:after="28"/>
-            </w:pPr>
-            <w:r>
-              <w:rPr>
-                <w:sz w:val="15"/>
-                <w:szCs w:val="15"/>
-              </w:rPr>
-              <w:t xml:space="preserve">Dividend paid (declared in 2025)</w:t>
-            </w:r>
-          </w:p>
-        </w:tc>
-        <w:tc>
-          <w:tcPr>
-            <w:tcW w:type="pct" w:w="1851"/>
-            <w:shd w:fill="FBFAF6" w:val="clear"/>
-            <w:tcMar>
-              <w:top w:type="dxa" w:w="50"/>
-              <w:left w:type="dxa" w:w="110"/>
-              <w:bottom w:type="dxa" w:w="50"/>
-              <w:right w:type="dxa" w:w="110"/>
-            </w:tcMar>
-          </w:tcPr>
-          <w:p>
-            <w:pPr>
-              <w:spacing w:before="28" w:after="28"/>
-            </w:pPr>
-            <w:r>
-              <w:rPr>
-                <w:sz w:val="15"/>
-                <w:szCs w:val="15"/>
-              </w:rPr>
-              <w:t xml:space="preserve">50</w:t>
-            </w:r>
-          </w:p>
-        </w:tc>
-        <w:tc>
-          <w:tcPr>
-            <w:tcW w:type="pct" w:w="949"/>
-            <w:shd w:fill="FBFAF6" w:val="clear"/>
-            <w:tcMar>
-              <w:top w:type="dxa" w:w="50"/>
-              <w:left w:type="dxa" w:w="110"/>
-              <w:bottom w:type="dxa" w:w="50"/>
-              <w:right w:type="dxa" w:w="110"/>
-            </w:tcMar>
-          </w:tcPr>
-          <w:p>
-            <w:pPr>
-              <w:spacing w:before="28" w:after="28"/>
-            </w:pPr>
-            <w:r>
-              <w:rPr>
-                <w:sz w:val="15"/>
-                <w:szCs w:val="15"/>
-              </w:rPr>
-              <w:t xml:space="preserve"> </w:t>
-            </w:r>
-          </w:p>
-        </w:tc>
-      </w:tr>
-      <w:tr>
-        <w:tc>
-          <w:tcPr>
-            <w:tcW w:type="pct" w:w="2200"/>
-            <w:tcMar>
-              <w:top w:type="dxa" w:w="50"/>
-              <w:left w:type="dxa" w:w="110"/>
-              <w:bottom w:type="dxa" w:w="50"/>
-              <w:right w:type="dxa" w:w="110"/>
-            </w:tcMar>
-          </w:tcPr>
-          <w:p>
-            <w:pPr>
-              <w:spacing w:before="28" w:after="28"/>
-            </w:pPr>
-            <w:r>
-              <w:rPr>
-                <w:sz w:val="15"/>
-                <w:szCs w:val="15"/>
-              </w:rPr>
-              <w:t xml:space="preserve">Treasury stock bought (Chapter 4, E1)</w:t>
-            </w:r>
-          </w:p>
-        </w:tc>
-        <w:tc>
-          <w:tcPr>
-            <w:tcW w:type="pct" w:w="1851"/>
-            <w:tcMar>
-              <w:top w:type="dxa" w:w="50"/>
-              <w:left w:type="dxa" w:w="110"/>
-              <w:bottom w:type="dxa" w:w="50"/>
-              <w:right w:type="dxa" w:w="110"/>
-            </w:tcMar>
-          </w:tcPr>
-          <w:p>
-            <w:pPr>
-              <w:spacing w:before="28" w:after="28"/>
-            </w:pPr>
-            <w:r>
-              <w:rPr>
-                <w:sz w:val="15"/>
-                <w:szCs w:val="15"/>
-              </w:rPr>
-              <w:t xml:space="preserve">480</w:t>
-            </w:r>
-          </w:p>
-        </w:tc>
-        <w:tc>
-          <w:tcPr>
-            <w:tcW w:type="pct" w:w="949"/>
-            <w:tcMar>
-              <w:top w:type="dxa" w:w="50"/>
-              <w:left w:type="dxa" w:w="110"/>
-              <w:bottom w:type="dxa" w:w="50"/>
-              <w:right w:type="dxa" w:w="110"/>
-            </w:tcMar>
-          </w:tcPr>
-          <w:p>
-            <w:pPr>
-              <w:spacing w:before="28" w:after="28"/>
-            </w:pPr>
-            <w:r>
-              <w:rPr>
-                <w:sz w:val="15"/>
-                <w:szCs w:val="15"/>
-              </w:rPr>
-              <w:t xml:space="preserve"> </w:t>
-            </w:r>
-          </w:p>
-        </w:tc>
-      </w:tr>
-      <w:tr>
-        <w:tc>
-          <w:tcPr>
-            <w:tcW w:type="pct" w:w="2200"/>
-            <w:shd w:fill="FBFAF6" w:val="clear"/>
-            <w:tcMar>
-              <w:top w:type="dxa" w:w="50"/>
-              <w:left w:type="dxa" w:w="110"/>
-              <w:bottom w:type="dxa" w:w="50"/>
-              <w:right w:type="dxa" w:w="110"/>
-            </w:tcMar>
-          </w:tcPr>
-          <w:p>
-            <w:pPr>
-              <w:spacing w:before="28" w:after="28"/>
-            </w:pPr>
-            <w:r>
-              <w:rPr>
-                <w:sz w:val="15"/>
-                <w:szCs w:val="15"/>
-              </w:rPr>
-              <w:t xml:space="preserve">Treasury stock reissued (E2 and E3)</w:t>
-            </w:r>
-          </w:p>
-        </w:tc>
-        <w:tc>
-          <w:tcPr>
-            <w:tcW w:type="pct" w:w="1851"/>
-            <w:shd w:fill="FBFAF6" w:val="clear"/>
-            <w:tcMar>
-              <w:top w:type="dxa" w:w="50"/>
-              <w:left w:type="dxa" w:w="110"/>
-              <w:bottom w:type="dxa" w:w="50"/>
-              <w:right w:type="dxa" w:w="110"/>
-            </w:tcMar>
-          </w:tcPr>
-          <w:p>
-            <w:pPr>
-              <w:spacing w:before="28" w:after="28"/>
-            </w:pPr>
-            <w:r>
-              <w:rPr>
-                <w:sz w:val="15"/>
-                <w:szCs w:val="15"/>
-              </w:rPr>
-              <w:t xml:space="preserve">200</w:t>
-            </w:r>
-          </w:p>
-        </w:tc>
-        <w:tc>
-          <w:tcPr>
-            <w:tcW w:type="pct" w:w="949"/>
-            <w:shd w:fill="FBFAF6" w:val="clear"/>
-            <w:tcMar>
-              <w:top w:type="dxa" w:w="50"/>
-              <w:left w:type="dxa" w:w="110"/>
-              <w:bottom w:type="dxa" w:w="50"/>
-              <w:right w:type="dxa" w:w="110"/>
-            </w:tcMar>
-          </w:tcPr>
-          <w:p>
-            <w:pPr>
-              <w:spacing w:before="28" w:after="28"/>
-            </w:pPr>
-            <w:r>
-              <w:rPr>
-                <w:sz w:val="15"/>
-                <w:szCs w:val="15"/>
-              </w:rPr>
-              <w:t xml:space="preserve"> </w:t>
-            </w:r>
-          </w:p>
-        </w:tc>
-      </w:tr>
-      <w:tr>
-        <w:tc>
-          <w:tcPr>
-            <w:tcW w:type="pct" w:w="2200"/>
-            <w:tcMar>
-              <w:top w:type="dxa" w:w="50"/>
-              <w:left w:type="dxa" w:w="110"/>
-              <w:bottom w:type="dxa" w:w="50"/>
-              <w:right w:type="dxa" w:w="110"/>
-            </w:tcMar>
-          </w:tcPr>
-          <w:p>
-            <w:pPr>
-              <w:spacing w:before="28" w:after="28"/>
-            </w:pPr>
-            <w:r>
-              <w:rPr>
-                <w:sz w:val="15"/>
-                <w:szCs w:val="15"/>
-              </w:rPr>
-              <w:t xml:space="preserve">Cash dividend declared December 15, 2026, payable January 2027</w:t>
-            </w:r>
-          </w:p>
-        </w:tc>
-        <w:tc>
-          <w:tcPr>
-            <w:tcW w:type="pct" w:w="1851"/>
-            <w:tcMar>
-              <w:top w:type="dxa" w:w="50"/>
-              <w:left w:type="dxa" w:w="110"/>
-              <w:bottom w:type="dxa" w:w="50"/>
-              <w:right w:type="dxa" w:w="110"/>
-            </w:tcMar>
-          </w:tcPr>
-          <w:p>
-            <w:pPr>
-              <w:spacing w:before="28" w:after="28"/>
-            </w:pPr>
-            <w:r>
-              <w:rPr>
-                <w:sz w:val="15"/>
-                <w:szCs w:val="15"/>
-              </w:rPr>
               <w:t xml:space="preserve">121</w:t>
             </w:r>
           </w:p>
         </w:tc>
         <w:tc>
           <w:tcPr>
-            <w:tcW w:type="pct" w:w="949"/>
+            <w:tcW w:type="pct" w:w="932"/>
             <w:tcMar>
               <w:top w:type="dxa" w:w="50"/>
               <w:left w:type="dxa" w:w="110"/>
@@ -13463,7 +13302,7 @@
                 <w:sz w:val="16"/>
                 <w:szCs w:val="16"/>
               </w:rPr>
-              <w:t xml:space="preserve">Income taxes payable   ·   Investing   ·   Prepaid rent   ·   Income statement items, 2026   ·   Inventory   ·   Accounts payable   ·   Accounts receivable, net   ·   Proceeds from sale of the division   ·   Purchases of equipment   ·   Cash</w:t>
+              <w:t xml:space="preserve">Proceeds from sale of equipment   ·   Proceeds from sale of the division   ·   Income taxes payable   ·   Gain on sale of equipment   ·   Accounts payable   ·   Other 2026 cash information   ·   Prepaid rent   ·   Treasury stock bought (Chapter 4, E1)   ·   Note installment repaid (Chapter 2, M1)</w:t>
             </w:r>
           </w:p>
         </w:tc>
@@ -13620,7 +13459,7 @@
                 <w:sz w:val="14"/>
                 <w:szCs w:val="14"/>
               </w:rPr>
-              <w:t xml:space="preserve">(29)</w:t>
+              <w:t xml:space="preserve">(28)</w:t>
             </w:r>
           </w:p>
         </w:tc>
@@ -13653,25 +13492,18 @@
         <w:tc>
           <w:tcPr>
             <w:tcW w:type="pct" w:w="2600"/>
-            <w:shd w:fill="FBFAF6" w:val="clear"/>
-            <w:tcMar>
-              <w:top w:type="dxa" w:w="50"/>
-              <w:left w:type="dxa" w:w="110"/>
-              <w:bottom w:type="dxa" w:w="50"/>
-              <w:right w:type="dxa" w:w="110"/>
-            </w:tcMar>
-          </w:tcPr>
-          <w:p>
-            <w:pPr>
-              <w:spacing w:before="28" w:after="28"/>
-            </w:pPr>
-            <w:r>
-              <w:rPr>
-                <w:sz w:val="15"/>
-                <w:szCs w:val="15"/>
-              </w:rPr>
-              <w:t xml:space="preserve">Investing: another company's </w:t>
-            </w:r>
+            <w:shd w:fill="FFFFFF" w:val="clear"/>
+            <w:tcMar>
+              <w:top w:type="dxa" w:w="50"/>
+              <w:left w:type="dxa" w:w="110"/>
+              <w:bottom w:type="dxa" w:w="50"/>
+              <w:right w:type="dxa" w:w="110"/>
+            </w:tcMar>
+          </w:tcPr>
+          <w:p>
+            <w:pPr>
+              <w:spacing w:before="46" w:after="46"/>
+            </w:pPr>
             <w:r>
               <w:rPr>
                 <w:b/>
@@ -13680,29 +13512,7 @@
                 <w:sz w:val="14"/>
                 <w:szCs w:val="14"/>
               </w:rPr>
-              <w:t xml:space="preserve"> (30) </w:t>
-            </w:r>
-            <w:r>
-              <w:rPr>
-                <w:u w:val="single"/>
-                <w:sz w:val="15"/>
-                <w:szCs w:val="15"/>
-              </w:rPr>
-              <w:t xml:space="preserve">              </w:t>
-            </w:r>
-            <w:r>
-              <w:rPr>
-                <w:sz w:val="15"/>
-                <w:szCs w:val="15"/>
-              </w:rPr>
-              <w:t xml:space="preserve"> </w:t>
-            </w:r>
-            <w:r>
-              <w:rPr>
-                <w:sz w:val="15"/>
-                <w:szCs w:val="15"/>
-              </w:rPr>
-              <w:t xml:space="preserve">.</w:t>
+              <w:t xml:space="preserve">(29)</w:t>
             </w:r>
           </w:p>
         </w:tc>
@@ -13862,7 +13672,7 @@
                 <w:sz w:val="16"/>
                 <w:szCs w:val="16"/>
               </w:rPr>
-              <w:t xml:space="preserve">Noncash investing and financing activity   ·   securities   ·   Operating (U.S. GAAP gives no choice).</w:t>
+              <w:t xml:space="preserve">statement of cash flows   ·   Investing: another company's securities.   ·   Operating (U.S. GAAP gives no choice).</w:t>
             </w:r>
           </w:p>
         </w:tc>
@@ -14010,7 +13820,7 @@
                 <w:sz w:val="16"/>
                 <w:szCs w:val="16"/>
               </w:rPr>
-              <w:t xml:space="preserve">Dividend paid   ·   operating activities   ·   Interest paid</w:t>
+              <w:t xml:space="preserve">Treasury stock bought   ·   operating activities   ·   Lawsuit settlement paid</w:t>
             </w:r>
           </w:p>
         </w:tc>
@@ -14146,7 +13956,7 @@
                 <w:sz w:val="16"/>
                 <w:szCs w:val="16"/>
               </w:rPr>
-              <w:t xml:space="preserve">financing activities   ·   statement of cash flows   ·   operating activities</w:t>
+              <w:t xml:space="preserve">financing activities   ·   statement of cash flows   ·   cash equivalents</w:t>
             </w:r>
           </w:p>
         </w:tc>
@@ -14283,7 +14093,7 @@
                 <w:sz w:val="16"/>
                 <w:szCs w:val="16"/>
               </w:rPr>
-              <w:t xml:space="preserve">digital</w:t>
+              <w:t xml:space="preserve">change</w:t>
             </w:r>
           </w:p>
         </w:tc>
@@ -14351,7 +14161,7 @@
                 <w:sz w:val="16"/>
                 <w:szCs w:val="16"/>
               </w:rPr>
-              <w:t xml:space="preserve">definition</w:t>
+              <w:t xml:space="preserve">jurisdiction</w:t>
             </w:r>
           </w:p>
         </w:tc>
@@ -14419,7 +14229,7 @@
                 <w:sz w:val="16"/>
                 <w:szCs w:val="16"/>
               </w:rPr>
-              <w:t xml:space="preserve">Income statement items, 2026</w:t>
+              <w:t xml:space="preserve">Gain on sale of equipment</w:t>
             </w:r>
           </w:p>
         </w:tc>
@@ -14487,7 +14297,7 @@
                 <w:sz w:val="16"/>
                 <w:szCs w:val="16"/>
               </w:rPr>
-              <w:t xml:space="preserve">Accounts receivable, net</w:t>
+              <w:t xml:space="preserve">Prepaid rent</w:t>
             </w:r>
           </w:p>
         </w:tc>
@@ -14555,7 +14365,7 @@
                 <w:sz w:val="16"/>
                 <w:szCs w:val="16"/>
               </w:rPr>
-              <w:t xml:space="preserve">Inventory</w:t>
+              <w:t xml:space="preserve">Accounts payable</w:t>
             </w:r>
           </w:p>
         </w:tc>
@@ -14623,7 +14433,7 @@
                 <w:sz w:val="16"/>
                 <w:szCs w:val="16"/>
               </w:rPr>
-              <w:t xml:space="preserve">Prepaid rent</w:t>
+              <w:t xml:space="preserve">Income taxes payable</w:t>
             </w:r>
           </w:p>
         </w:tc>
@@ -14691,7 +14501,7 @@
                 <w:sz w:val="16"/>
                 <w:szCs w:val="16"/>
               </w:rPr>
-              <w:t xml:space="preserve">Accounts payable</w:t>
+              <w:t xml:space="preserve">Other 2026 cash information</w:t>
             </w:r>
           </w:p>
         </w:tc>
@@ -14759,7 +14569,7 @@
                 <w:sz w:val="16"/>
                 <w:szCs w:val="16"/>
               </w:rPr>
-              <w:t xml:space="preserve">Income taxes payable</w:t>
+              <w:t xml:space="preserve">Proceeds from sale of equipment</w:t>
             </w:r>
           </w:p>
         </w:tc>
@@ -14794,7 +14604,7 @@
                 <w:sz w:val="16"/>
                 <w:szCs w:val="16"/>
               </w:rPr>
-              <w:t xml:space="preserve">financing</w:t>
+              <w:t xml:space="preserve">compare</w:t>
             </w:r>
           </w:p>
         </w:tc>
@@ -14827,7 +14637,7 @@
                 <w:sz w:val="16"/>
                 <w:szCs w:val="16"/>
               </w:rPr>
-              <w:t xml:space="preserve">Cash</w:t>
+              <w:t xml:space="preserve">Note installment repaid (Chapter 2, M1)</w:t>
             </w:r>
           </w:p>
         </w:tc>
@@ -14895,7 +14705,7 @@
                 <w:sz w:val="16"/>
                 <w:szCs w:val="16"/>
               </w:rPr>
-              <w:t xml:space="preserve">Proceeds from sale of the division</w:t>
+              <w:t xml:space="preserve">Treasury stock bought (Chapter 4, E1)</w:t>
             </w:r>
           </w:p>
         </w:tc>
@@ -14963,7 +14773,7 @@
                 <w:sz w:val="16"/>
                 <w:szCs w:val="16"/>
               </w:rPr>
-              <w:t xml:space="preserve">Purchases of equipment</w:t>
+              <w:t xml:space="preserve">Operating (U.S. GAAP gives no choice).</w:t>
             </w:r>
           </w:p>
         </w:tc>
@@ -14998,7 +14808,7 @@
                 <w:sz w:val="16"/>
                 <w:szCs w:val="16"/>
               </w:rPr>
-              <w:t xml:space="preserve">investing</w:t>
+              <w:t xml:space="preserve">strong</w:t>
             </w:r>
           </w:p>
         </w:tc>
@@ -15031,7 +14841,7 @@
                 <w:sz w:val="16"/>
                 <w:szCs w:val="16"/>
               </w:rPr>
-              <w:t xml:space="preserve">Operating (U.S. GAAP gives no choice).</w:t>
+              <w:t xml:space="preserve">Investing: another company's securities.</w:t>
             </w:r>
           </w:p>
         </w:tc>
@@ -15099,7 +14909,7 @@
                 <w:sz w:val="16"/>
                 <w:szCs w:val="16"/>
               </w:rPr>
-              <w:t xml:space="preserve">securities</w:t>
+              <w:t xml:space="preserve">Lawsuit settlement paid</w:t>
             </w:r>
           </w:p>
         </w:tc>
@@ -15134,7 +14944,7 @@
                 <w:sz w:val="16"/>
                 <w:szCs w:val="16"/>
               </w:rPr>
-              <w:t xml:space="preserve">declared</w:t>
+              <w:t xml:space="preserve">Orontes</w:t>
             </w:r>
           </w:p>
         </w:tc>
@@ -15167,7 +14977,7 @@
                 <w:sz w:val="16"/>
                 <w:szCs w:val="16"/>
               </w:rPr>
-              <w:t xml:space="preserve">Interest paid</w:t>
+              <w:t xml:space="preserve">Treasury stock bought</w:t>
             </w:r>
           </w:p>
         </w:tc>
@@ -15202,7 +15012,7 @@
                 <w:sz w:val="16"/>
                 <w:szCs w:val="16"/>
               </w:rPr>
-              <w:t xml:space="preserve">payable</w:t>
+              <w:t xml:space="preserve">disclosures</w:t>
             </w:r>
           </w:p>
         </w:tc>
@@ -15235,7 +15045,7 @@
                 <w:sz w:val="16"/>
                 <w:szCs w:val="16"/>
               </w:rPr>
-              <w:t xml:space="preserve">Dividend paid</w:t>
+              <w:t xml:space="preserve">statement of cash flows</w:t>
             </w:r>
           </w:p>
         </w:tc>
@@ -15270,7 +15080,7 @@
                 <w:sz w:val="16"/>
                 <w:szCs w:val="16"/>
               </w:rPr>
-              <w:t xml:space="preserve">financing</w:t>
+              <w:t xml:space="preserve">digital</w:t>
             </w:r>
           </w:p>
         </w:tc>
@@ -15303,7 +15113,7 @@
                 <w:sz w:val="16"/>
                 <w:szCs w:val="16"/>
               </w:rPr>
-              <w:t xml:space="preserve">statement of cash flows</w:t>
+              <w:t xml:space="preserve">cash equivalents</w:t>
             </w:r>
           </w:p>
         </w:tc>
@@ -15338,7 +15148,7 @@
                 <w:sz w:val="16"/>
                 <w:szCs w:val="16"/>
               </w:rPr>
-              <w:t xml:space="preserve">disclosures</w:t>
+              <w:t xml:space="preserve">definition</w:t>
             </w:r>
           </w:p>
         </w:tc>
@@ -15354,24 +15164,14 @@
           </w:tcPr>
           <w:p>
             <w:pPr>
-              <w:spacing w:before="12" w:after="12"/>
-            </w:pPr>
-            <w:r>
-              <w:rPr>
-                <w:b/>
-                <w:bCs/>
-                <w:color w:val="8186EF"/>
-                <w:sz w:val="16"/>
-                <w:szCs w:val="16"/>
-              </w:rPr>
-              <w:t xml:space="preserve">34  </w:t>
-            </w:r>
-            <w:r>
-              <w:rPr>
-                <w:sz w:val="16"/>
-                <w:szCs w:val="16"/>
-              </w:rPr>
-              <w:t xml:space="preserve">operating activities</w:t>
+              <w:spacing w:before="24" w:after="24"/>
+            </w:pPr>
+            <w:r>
+              <w:rPr>
+                <w:sz w:val="16"/>
+                <w:szCs w:val="16"/>
+              </w:rPr>
+              <w:t xml:space="preserve"/>
             </w:r>
           </w:p>
         </w:tc>
